--- a/05_School_Admin_and_Inspection/TAS2O_School_Pre_Inspection_Package_Checklist_AI_Enhanced.docx
+++ b/05_School_Admin_and_Inspection/TAS2O_School_Pre_Inspection_Package_Checklist_AI_Enhanced.docx
@@ -40,32 +40,32 @@
     </w:p>
     <w:p>
       <w:r>
-        <w:t>School Name: [Insert School Name]</w:t>
+        <w:t>School Name: Webtree Academy</w:t>
       </w:r>
     </w:p>
     <w:p>
       <w:r>
-        <w:t>BSID: [Insert BSID]</w:t>
+        <w:t>BSID: 883796</w:t>
       </w:r>
     </w:p>
     <w:p>
       <w:r>
-        <w:t>Principal: [Insert Name]</w:t>
+        <w:t>Principal: Henry Michels</w:t>
       </w:r>
     </w:p>
     <w:p>
       <w:r>
-        <w:t>Course Teacher(s): [Insert Name(s)]</w:t>
+        <w:t>Course Teacher(s): Carlos Chen</w:t>
       </w:r>
     </w:p>
     <w:p>
       <w:r>
-        <w:t>School Year / Semester: [Insert Term]</w:t>
+        <w:t>School Year / Semester: Summer 2026 / Term 1 / Term 2</w:t>
       </w:r>
     </w:p>
     <w:p>
       <w:r>
-        <w:t>Prepared / Reviewed Date: [Insert Date]</w:t>
+        <w:t>Prepared / Reviewed Date: 2026-05-12</w:t>
       </w:r>
     </w:p>
     <w:p>
@@ -110,7 +110,7 @@
         <w:pStyle w:val="ListBullet"/>
       </w:pPr>
       <w:r>
-        <w:t>Delivery model: [Semester / Quadmester / Summer intensive / Blended / Other].</w:t>
+        <w:t>Delivery model: Hybrid.</w:t>
       </w:r>
     </w:p>
     <w:p>
@@ -8333,7 +8333,7 @@
                 <w:b w:val="0"/>
                 <w:sz w:val="18"/>
               </w:rPr>
-              <w:t>[Insert Name]</w:t>
+              <w:t>Carlos Chen</w:t>
             </w:r>
           </w:p>
         </w:tc>
@@ -8437,7 +8437,7 @@
                 <w:b w:val="0"/>
                 <w:sz w:val="18"/>
               </w:rPr>
-              <w:t>[Insert Name]</w:t>
+              <w:t>Carlos Chen</w:t>
             </w:r>
           </w:p>
         </w:tc>
@@ -8541,7 +8541,7 @@
                 <w:b w:val="0"/>
                 <w:sz w:val="18"/>
               </w:rPr>
-              <w:t>[Insert Name]</w:t>
+              <w:t>Carlos Chen</w:t>
             </w:r>
           </w:p>
         </w:tc>
@@ -8645,7 +8645,7 @@
                 <w:b w:val="0"/>
                 <w:sz w:val="18"/>
               </w:rPr>
-              <w:t>[Insert Name]</w:t>
+              <w:t>Carlos Chen</w:t>
             </w:r>
           </w:p>
         </w:tc>
@@ -8861,7 +8861,7 @@
                 <w:b w:val="0"/>
                 <w:sz w:val="18"/>
               </w:rPr>
-              <w:t>[Insert Date]</w:t>
+              <w:t>2026-05-12</w:t>
             </w:r>
           </w:p>
         </w:tc>
@@ -9095,7 +9095,7 @@
       <w:rPr>
         <w:sz w:val="16"/>
       </w:rPr>
-      <w:t>TAS2O School Pre-Inspection Package Checklist | [Insert School Name] | Confidential working document</w:t>
+      <w:t>TAS2O School Pre-Inspection Package Checklist | Webtree Academy | Confidential working document</w:t>
     </w:r>
   </w:p>
 </w:ftr>

--- a/05_School_Admin_and_Inspection/TAS2O_School_Pre_Inspection_Package_Checklist_AI_Enhanced.docx
+++ b/05_School_Admin_and_Inspection/TAS2O_School_Pre_Inspection_Package_Checklist_AI_Enhanced.docx
@@ -159,16 +159,6 @@
           </w:tcPr>
           <w:p>
             <w:r>
-              <w:rPr>
-                <w:rFonts w:ascii="Arial" w:hAnsi="Arial" w:eastAsia="Arial"/>
-              </w:rPr>
-            </w:r>
-            <w:r>
-              <w:rPr>
-                <w:rFonts w:ascii="Arial" w:hAnsi="Arial" w:eastAsia="Arial"/>
-                <w:b/>
-                <w:sz w:val="18"/>
-              </w:rPr>
               <w:t>Readiness Area</w:t>
             </w:r>
           </w:p>
@@ -181,16 +171,6 @@
           </w:tcPr>
           <w:p>
             <w:r>
-              <w:rPr>
-                <w:rFonts w:ascii="Arial" w:hAnsi="Arial" w:eastAsia="Arial"/>
-              </w:rPr>
-            </w:r>
-            <w:r>
-              <w:rPr>
-                <w:rFonts w:ascii="Arial" w:hAnsi="Arial" w:eastAsia="Arial"/>
-                <w:b/>
-                <w:sz w:val="18"/>
-              </w:rPr>
               <w:t>Minimum Evidence Expected</w:t>
             </w:r>
           </w:p>
@@ -203,16 +183,6 @@
           </w:tcPr>
           <w:p>
             <w:r>
-              <w:rPr>
-                <w:rFonts w:ascii="Arial" w:hAnsi="Arial" w:eastAsia="Arial"/>
-              </w:rPr>
-            </w:r>
-            <w:r>
-              <w:rPr>
-                <w:rFonts w:ascii="Arial" w:hAnsi="Arial" w:eastAsia="Arial"/>
-                <w:b/>
-                <w:sz w:val="18"/>
-              </w:rPr>
               <w:t>Ready?</w:t>
             </w:r>
           </w:p>
@@ -225,16 +195,6 @@
           </w:tcPr>
           <w:p>
             <w:r>
-              <w:rPr>
-                <w:rFonts w:ascii="Arial" w:hAnsi="Arial" w:eastAsia="Arial"/>
-              </w:rPr>
-            </w:r>
-            <w:r>
-              <w:rPr>
-                <w:rFonts w:ascii="Arial" w:hAnsi="Arial" w:eastAsia="Arial"/>
-                <w:b/>
-                <w:sz w:val="18"/>
-              </w:rPr>
               <w:t>Comments</w:t>
             </w:r>
           </w:p>
@@ -248,16 +208,6 @@
           </w:tcPr>
           <w:p>
             <w:r>
-              <w:rPr>
-                <w:rFonts w:ascii="Arial" w:hAnsi="Arial" w:eastAsia="Arial"/>
-              </w:rPr>
-            </w:r>
-            <w:r>
-              <w:rPr>
-                <w:rFonts w:ascii="Arial" w:hAnsi="Arial" w:eastAsia="Arial"/>
-                <w:b w:val="0"/>
-                <w:sz w:val="18"/>
-              </w:rPr>
               <w:t>School authority and administration</w:t>
             </w:r>
           </w:p>
@@ -269,16 +219,6 @@
           </w:tcPr>
           <w:p>
             <w:r>
-              <w:rPr>
-                <w:rFonts w:ascii="Arial" w:hAnsi="Arial" w:eastAsia="Arial"/>
-              </w:rPr>
-            </w:r>
-            <w:r>
-              <w:rPr>
-                <w:rFonts w:ascii="Arial" w:hAnsi="Arial" w:eastAsia="Arial"/>
-                <w:b w:val="0"/>
-                <w:sz w:val="18"/>
-              </w:rPr>
               <w:t>NOI status, BSID, principal information, inspection request status, school calendar.</w:t>
             </w:r>
           </w:p>
@@ -290,16 +230,6 @@
           </w:tcPr>
           <w:p>
             <w:r>
-              <w:rPr>
-                <w:rFonts w:ascii="Arial" w:hAnsi="Arial" w:eastAsia="Arial"/>
-              </w:rPr>
-            </w:r>
-            <w:r>
-              <w:rPr>
-                <w:rFonts w:ascii="Arial" w:hAnsi="Arial" w:eastAsia="Arial"/>
-                <w:b w:val="0"/>
-                <w:sz w:val="18"/>
-              </w:rPr>
               <w:t>[ ]</w:t>
             </w:r>
           </w:p>
@@ -310,18 +240,7 @@
             <w:vAlign w:val="top"/>
           </w:tcPr>
           <w:p>
-            <w:r>
-              <w:rPr>
-                <w:rFonts w:ascii="Arial" w:hAnsi="Arial" w:eastAsia="Arial"/>
-              </w:rPr>
-            </w:r>
-            <w:r>
-              <w:rPr>
-                <w:rFonts w:ascii="Arial" w:hAnsi="Arial" w:eastAsia="Arial"/>
-                <w:b w:val="0"/>
-                <w:sz w:val="18"/>
-              </w:rPr>
-            </w:r>
+            <w:r/>
           </w:p>
         </w:tc>
       </w:tr>
@@ -333,16 +252,6 @@
           </w:tcPr>
           <w:p>
             <w:r>
-              <w:rPr>
-                <w:rFonts w:ascii="Arial" w:hAnsi="Arial" w:eastAsia="Arial"/>
-              </w:rPr>
-            </w:r>
-            <w:r>
-              <w:rPr>
-                <w:rFonts w:ascii="Arial" w:hAnsi="Arial" w:eastAsia="Arial"/>
-                <w:b w:val="0"/>
-                <w:sz w:val="18"/>
-              </w:rPr>
               <w:t>Course documentation</w:t>
             </w:r>
           </w:p>
@@ -354,16 +263,6 @@
           </w:tcPr>
           <w:p>
             <w:r>
-              <w:rPr>
-                <w:rFonts w:ascii="Arial" w:hAnsi="Arial" w:eastAsia="Arial"/>
-              </w:rPr>
-            </w:r>
-            <w:r>
-              <w:rPr>
-                <w:rFonts w:ascii="Arial" w:hAnsi="Arial" w:eastAsia="Arial"/>
-                <w:b w:val="0"/>
-                <w:sz w:val="18"/>
-              </w:rPr>
               <w:t>Course outline, 110-hour pacing guide, curriculum mapping, unit plans, assignments, rubrics.</w:t>
             </w:r>
           </w:p>
@@ -375,16 +274,6 @@
           </w:tcPr>
           <w:p>
             <w:r>
-              <w:rPr>
-                <w:rFonts w:ascii="Arial" w:hAnsi="Arial" w:eastAsia="Arial"/>
-              </w:rPr>
-            </w:r>
-            <w:r>
-              <w:rPr>
-                <w:rFonts w:ascii="Arial" w:hAnsi="Arial" w:eastAsia="Arial"/>
-                <w:b w:val="0"/>
-                <w:sz w:val="18"/>
-              </w:rPr>
               <w:t>[ ]</w:t>
             </w:r>
           </w:p>
@@ -395,18 +284,7 @@
             <w:vAlign w:val="top"/>
           </w:tcPr>
           <w:p>
-            <w:r>
-              <w:rPr>
-                <w:rFonts w:ascii="Arial" w:hAnsi="Arial" w:eastAsia="Arial"/>
-              </w:rPr>
-            </w:r>
-            <w:r>
-              <w:rPr>
-                <w:rFonts w:ascii="Arial" w:hAnsi="Arial" w:eastAsia="Arial"/>
-                <w:b w:val="0"/>
-                <w:sz w:val="18"/>
-              </w:rPr>
-            </w:r>
+            <w:r/>
           </w:p>
         </w:tc>
       </w:tr>
@@ -418,16 +296,6 @@
           </w:tcPr>
           <w:p>
             <w:r>
-              <w:rPr>
-                <w:rFonts w:ascii="Arial" w:hAnsi="Arial" w:eastAsia="Arial"/>
-              </w:rPr>
-            </w:r>
-            <w:r>
-              <w:rPr>
-                <w:rFonts w:ascii="Arial" w:hAnsi="Arial" w:eastAsia="Arial"/>
-                <w:b w:val="0"/>
-                <w:sz w:val="18"/>
-              </w:rPr>
               <w:t>Assessment and credit reporting</w:t>
             </w:r>
           </w:p>
@@ -439,16 +307,6 @@
           </w:tcPr>
           <w:p>
             <w:r>
-              <w:rPr>
-                <w:rFonts w:ascii="Arial" w:hAnsi="Arial" w:eastAsia="Arial"/>
-              </w:rPr>
-            </w:r>
-            <w:r>
-              <w:rPr>
-                <w:rFonts w:ascii="Arial" w:hAnsi="Arial" w:eastAsia="Arial"/>
-                <w:b w:val="0"/>
-                <w:sz w:val="18"/>
-              </w:rPr>
               <w:t>Markbook template, report card template, final grade calculation, credit reporting procedure.</w:t>
             </w:r>
           </w:p>
@@ -460,16 +318,6 @@
           </w:tcPr>
           <w:p>
             <w:r>
-              <w:rPr>
-                <w:rFonts w:ascii="Arial" w:hAnsi="Arial" w:eastAsia="Arial"/>
-              </w:rPr>
-            </w:r>
-            <w:r>
-              <w:rPr>
-                <w:rFonts w:ascii="Arial" w:hAnsi="Arial" w:eastAsia="Arial"/>
-                <w:b w:val="0"/>
-                <w:sz w:val="18"/>
-              </w:rPr>
               <w:t>[ ]</w:t>
             </w:r>
           </w:p>
@@ -480,18 +328,7 @@
             <w:vAlign w:val="top"/>
           </w:tcPr>
           <w:p>
-            <w:r>
-              <w:rPr>
-                <w:rFonts w:ascii="Arial" w:hAnsi="Arial" w:eastAsia="Arial"/>
-              </w:rPr>
-            </w:r>
-            <w:r>
-              <w:rPr>
-                <w:rFonts w:ascii="Arial" w:hAnsi="Arial" w:eastAsia="Arial"/>
-                <w:b w:val="0"/>
-                <w:sz w:val="18"/>
-              </w:rPr>
-            </w:r>
+            <w:r/>
           </w:p>
         </w:tc>
       </w:tr>
@@ -503,16 +340,6 @@
           </w:tcPr>
           <w:p>
             <w:r>
-              <w:rPr>
-                <w:rFonts w:ascii="Arial" w:hAnsi="Arial" w:eastAsia="Arial"/>
-              </w:rPr>
-            </w:r>
-            <w:r>
-              <w:rPr>
-                <w:rFonts w:ascii="Arial" w:hAnsi="Arial" w:eastAsia="Arial"/>
-                <w:b w:val="0"/>
-                <w:sz w:val="18"/>
-              </w:rPr>
               <w:t>Student records</w:t>
             </w:r>
           </w:p>
@@ -524,16 +351,6 @@
           </w:tcPr>
           <w:p>
             <w:r>
-              <w:rPr>
-                <w:rFonts w:ascii="Arial" w:hAnsi="Arial" w:eastAsia="Arial"/>
-              </w:rPr>
-            </w:r>
-            <w:r>
-              <w:rPr>
-                <w:rFonts w:ascii="Arial" w:hAnsi="Arial" w:eastAsia="Arial"/>
-                <w:b w:val="0"/>
-                <w:sz w:val="18"/>
-              </w:rPr>
               <w:t>OEN collection, OSR/OST process, enrolment records, attendance and make-up hours.</w:t>
             </w:r>
           </w:p>
@@ -545,16 +362,6 @@
           </w:tcPr>
           <w:p>
             <w:r>
-              <w:rPr>
-                <w:rFonts w:ascii="Arial" w:hAnsi="Arial" w:eastAsia="Arial"/>
-              </w:rPr>
-            </w:r>
-            <w:r>
-              <w:rPr>
-                <w:rFonts w:ascii="Arial" w:hAnsi="Arial" w:eastAsia="Arial"/>
-                <w:b w:val="0"/>
-                <w:sz w:val="18"/>
-              </w:rPr>
               <w:t>[ ]</w:t>
             </w:r>
           </w:p>
@@ -565,18 +372,7 @@
             <w:vAlign w:val="top"/>
           </w:tcPr>
           <w:p>
-            <w:r>
-              <w:rPr>
-                <w:rFonts w:ascii="Arial" w:hAnsi="Arial" w:eastAsia="Arial"/>
-              </w:rPr>
-            </w:r>
-            <w:r>
-              <w:rPr>
-                <w:rFonts w:ascii="Arial" w:hAnsi="Arial" w:eastAsia="Arial"/>
-                <w:b w:val="0"/>
-                <w:sz w:val="18"/>
-              </w:rPr>
-            </w:r>
+            <w:r/>
           </w:p>
         </w:tc>
       </w:tr>
@@ -588,16 +384,6 @@
           </w:tcPr>
           <w:p>
             <w:r>
-              <w:rPr>
-                <w:rFonts w:ascii="Arial" w:hAnsi="Arial" w:eastAsia="Arial"/>
-              </w:rPr>
-            </w:r>
-            <w:r>
-              <w:rPr>
-                <w:rFonts w:ascii="Arial" w:hAnsi="Arial" w:eastAsia="Arial"/>
-                <w:b w:val="0"/>
-                <w:sz w:val="18"/>
-              </w:rPr>
               <w:t>Safety and facilities</w:t>
             </w:r>
           </w:p>
@@ -609,16 +395,6 @@
           </w:tcPr>
           <w:p>
             <w:r>
-              <w:rPr>
-                <w:rFonts w:ascii="Arial" w:hAnsi="Arial" w:eastAsia="Arial"/>
-              </w:rPr>
-            </w:r>
-            <w:r>
-              <w:rPr>
-                <w:rFonts w:ascii="Arial" w:hAnsi="Arial" w:eastAsia="Arial"/>
-                <w:b w:val="0"/>
-                <w:sz w:val="18"/>
-              </w:rPr>
               <w:t>Safety package, PPE, tool inventory, risk assessment, emergency procedures.</w:t>
             </w:r>
           </w:p>
@@ -630,16 +406,6 @@
           </w:tcPr>
           <w:p>
             <w:r>
-              <w:rPr>
-                <w:rFonts w:ascii="Arial" w:hAnsi="Arial" w:eastAsia="Arial"/>
-              </w:rPr>
-            </w:r>
-            <w:r>
-              <w:rPr>
-                <w:rFonts w:ascii="Arial" w:hAnsi="Arial" w:eastAsia="Arial"/>
-                <w:b w:val="0"/>
-                <w:sz w:val="18"/>
-              </w:rPr>
               <w:t>[ ]</w:t>
             </w:r>
           </w:p>
@@ -650,18 +416,7 @@
             <w:vAlign w:val="top"/>
           </w:tcPr>
           <w:p>
-            <w:r>
-              <w:rPr>
-                <w:rFonts w:ascii="Arial" w:hAnsi="Arial" w:eastAsia="Arial"/>
-              </w:rPr>
-            </w:r>
-            <w:r>
-              <w:rPr>
-                <w:rFonts w:ascii="Arial" w:hAnsi="Arial" w:eastAsia="Arial"/>
-                <w:b w:val="0"/>
-                <w:sz w:val="18"/>
-              </w:rPr>
-            </w:r>
+            <w:r/>
           </w:p>
         </w:tc>
       </w:tr>
@@ -673,16 +428,6 @@
           </w:tcPr>
           <w:p>
             <w:r>
-              <w:rPr>
-                <w:rFonts w:ascii="Arial" w:hAnsi="Arial" w:eastAsia="Arial"/>
-              </w:rPr>
-            </w:r>
-            <w:r>
-              <w:rPr>
-                <w:rFonts w:ascii="Arial" w:hAnsi="Arial" w:eastAsia="Arial"/>
-                <w:b w:val="0"/>
-                <w:sz w:val="18"/>
-              </w:rPr>
               <w:t>AI and academic integrity</w:t>
             </w:r>
           </w:p>
@@ -694,16 +439,6 @@
           </w:tcPr>
           <w:p>
             <w:r>
-              <w:rPr>
-                <w:rFonts w:ascii="Arial" w:hAnsi="Arial" w:eastAsia="Arial"/>
-              </w:rPr>
-            </w:r>
-            <w:r>
-              <w:rPr>
-                <w:rFonts w:ascii="Arial" w:hAnsi="Arial" w:eastAsia="Arial"/>
-                <w:b w:val="0"/>
-                <w:sz w:val="18"/>
-              </w:rPr>
               <w:t>AI policy, AI Use Log, student declaration, teacher verification workflow.</w:t>
             </w:r>
           </w:p>
@@ -715,16 +450,6 @@
           </w:tcPr>
           <w:p>
             <w:r>
-              <w:rPr>
-                <w:rFonts w:ascii="Arial" w:hAnsi="Arial" w:eastAsia="Arial"/>
-              </w:rPr>
-            </w:r>
-            <w:r>
-              <w:rPr>
-                <w:rFonts w:ascii="Arial" w:hAnsi="Arial" w:eastAsia="Arial"/>
-                <w:b w:val="0"/>
-                <w:sz w:val="18"/>
-              </w:rPr>
               <w:t>[ ]</w:t>
             </w:r>
           </w:p>
@@ -735,18 +460,7 @@
             <w:vAlign w:val="top"/>
           </w:tcPr>
           <w:p>
-            <w:r>
-              <w:rPr>
-                <w:rFonts w:ascii="Arial" w:hAnsi="Arial" w:eastAsia="Arial"/>
-              </w:rPr>
-            </w:r>
-            <w:r>
-              <w:rPr>
-                <w:rFonts w:ascii="Arial" w:hAnsi="Arial" w:eastAsia="Arial"/>
-                <w:b w:val="0"/>
-                <w:sz w:val="18"/>
-              </w:rPr>
-            </w:r>
+            <w:r/>
           </w:p>
         </w:tc>
       </w:tr>
@@ -758,16 +472,6 @@
           </w:tcPr>
           <w:p>
             <w:r>
-              <w:rPr>
-                <w:rFonts w:ascii="Arial" w:hAnsi="Arial" w:eastAsia="Arial"/>
-              </w:rPr>
-            </w:r>
-            <w:r>
-              <w:rPr>
-                <w:rFonts w:ascii="Arial" w:hAnsi="Arial" w:eastAsia="Arial"/>
-                <w:b w:val="0"/>
-                <w:sz w:val="18"/>
-              </w:rPr>
               <w:t>Teacher readiness</w:t>
             </w:r>
           </w:p>
@@ -779,16 +483,6 @@
           </w:tcPr>
           <w:p>
             <w:r>
-              <w:rPr>
-                <w:rFonts w:ascii="Arial" w:hAnsi="Arial" w:eastAsia="Arial"/>
-              </w:rPr>
-            </w:r>
-            <w:r>
-              <w:rPr>
-                <w:rFonts w:ascii="Arial" w:hAnsi="Arial" w:eastAsia="Arial"/>
-                <w:b w:val="0"/>
-                <w:sz w:val="18"/>
-              </w:rPr>
               <w:t>Teacher resume, training records, lesson preparation, safety supervision plan.</w:t>
             </w:r>
           </w:p>
@@ -800,16 +494,6 @@
           </w:tcPr>
           <w:p>
             <w:r>
-              <w:rPr>
-                <w:rFonts w:ascii="Arial" w:hAnsi="Arial" w:eastAsia="Arial"/>
-              </w:rPr>
-            </w:r>
-            <w:r>
-              <w:rPr>
-                <w:rFonts w:ascii="Arial" w:hAnsi="Arial" w:eastAsia="Arial"/>
-                <w:b w:val="0"/>
-                <w:sz w:val="18"/>
-              </w:rPr>
               <w:t>[ ]</w:t>
             </w:r>
           </w:p>
@@ -820,18 +504,7 @@
             <w:vAlign w:val="top"/>
           </w:tcPr>
           <w:p>
-            <w:r>
-              <w:rPr>
-                <w:rFonts w:ascii="Arial" w:hAnsi="Arial" w:eastAsia="Arial"/>
-              </w:rPr>
-            </w:r>
-            <w:r>
-              <w:rPr>
-                <w:rFonts w:ascii="Arial" w:hAnsi="Arial" w:eastAsia="Arial"/>
-                <w:b w:val="0"/>
-                <w:sz w:val="18"/>
-              </w:rPr>
-            </w:r>
+            <w:r/>
           </w:p>
         </w:tc>
       </w:tr>
@@ -843,16 +516,6 @@
           </w:tcPr>
           <w:p>
             <w:r>
-              <w:rPr>
-                <w:rFonts w:ascii="Arial" w:hAnsi="Arial" w:eastAsia="Arial"/>
-              </w:rPr>
-            </w:r>
-            <w:r>
-              <w:rPr>
-                <w:rFonts w:ascii="Arial" w:hAnsi="Arial" w:eastAsia="Arial"/>
-                <w:b w:val="0"/>
-                <w:sz w:val="18"/>
-              </w:rPr>
               <w:t>Student evidence collection</w:t>
             </w:r>
           </w:p>
@@ -864,16 +527,6 @@
           </w:tcPr>
           <w:p>
             <w:r>
-              <w:rPr>
-                <w:rFonts w:ascii="Arial" w:hAnsi="Arial" w:eastAsia="Arial"/>
-              </w:rPr>
-            </w:r>
-            <w:r>
-              <w:rPr>
-                <w:rFonts w:ascii="Arial" w:hAnsi="Arial" w:eastAsia="Arial"/>
-                <w:b w:val="0"/>
-                <w:sz w:val="18"/>
-              </w:rPr>
               <w:t>Portfolio structure, work sample plan, feedback evidence, final evaluation evidence.</w:t>
             </w:r>
           </w:p>
@@ -885,16 +538,6 @@
           </w:tcPr>
           <w:p>
             <w:r>
-              <w:rPr>
-                <w:rFonts w:ascii="Arial" w:hAnsi="Arial" w:eastAsia="Arial"/>
-              </w:rPr>
-            </w:r>
-            <w:r>
-              <w:rPr>
-                <w:rFonts w:ascii="Arial" w:hAnsi="Arial" w:eastAsia="Arial"/>
-                <w:b w:val="0"/>
-                <w:sz w:val="18"/>
-              </w:rPr>
               <w:t>[ ]</w:t>
             </w:r>
           </w:p>
@@ -905,18 +548,7 @@
             <w:vAlign w:val="top"/>
           </w:tcPr>
           <w:p>
-            <w:r>
-              <w:rPr>
-                <w:rFonts w:ascii="Arial" w:hAnsi="Arial" w:eastAsia="Arial"/>
-              </w:rPr>
-            </w:r>
-            <w:r>
-              <w:rPr>
-                <w:rFonts w:ascii="Arial" w:hAnsi="Arial" w:eastAsia="Arial"/>
-                <w:b w:val="0"/>
-                <w:sz w:val="18"/>
-              </w:rPr>
-            </w:r>
+            <w:r/>
           </w:p>
         </w:tc>
       </w:tr>
@@ -1126,6 +758,17 @@
           </w:tcPr>
           <w:p>
             <w:r>
+              <w:t>Webtree Academy Admin</w:t>
+            </w:r>
+          </w:p>
+        </w:tc>
+        <w:tc>
+          <w:tcPr>
+            <w:tcW w:type="dxa" w:w="1944"/>
+            <w:vAlign w:val="top"/>
+          </w:tcPr>
+          <w:p>
+            <w:r>
               <w:rPr>
                 <w:rFonts w:ascii="Arial" w:hAnsi="Arial" w:eastAsia="Arial"/>
               </w:rPr>
@@ -1136,13 +779,14 @@
                 <w:b w:val="0"/>
                 <w:sz w:val="18"/>
               </w:rPr>
-              <w:t>Admin</w:t>
-            </w:r>
-          </w:p>
-        </w:tc>
-        <w:tc>
-          <w:tcPr>
-            <w:tcW w:type="dxa" w:w="1944"/>
+            </w:r>
+          </w:p>
+        </w:tc>
+      </w:tr>
+      <w:tr>
+        <w:tc>
+          <w:tcPr>
+            <w:tcW w:type="dxa" w:w="1800"/>
             <w:vAlign w:val="top"/>
           </w:tcPr>
           <w:p>
@@ -1157,6 +801,80 @@
                 <w:b w:val="0"/>
                 <w:sz w:val="18"/>
               </w:rPr>
+              <w:t>Notice of Intention</w:t>
+            </w:r>
+          </w:p>
+        </w:tc>
+        <w:tc>
+          <w:tcPr>
+            <w:tcW w:type="dxa" w:w="4608"/>
+            <w:vAlign w:val="top"/>
+          </w:tcPr>
+          <w:p>
+            <w:r>
+              <w:rPr>
+                <w:rFonts w:ascii="Arial" w:hAnsi="Arial" w:eastAsia="Arial"/>
+              </w:rPr>
+            </w:r>
+            <w:r>
+              <w:rPr>
+                <w:rFonts w:ascii="Arial" w:hAnsi="Arial" w:eastAsia="Arial"/>
+                <w:b w:val="0"/>
+                <w:sz w:val="18"/>
+              </w:rPr>
+              <w:t>Annual Notice of Intention to operate submitted or prepared according to Ministry timing requirements.</w:t>
+            </w:r>
+          </w:p>
+        </w:tc>
+        <w:tc>
+          <w:tcPr>
+            <w:tcW w:type="dxa" w:w="1080"/>
+            <w:vAlign w:val="top"/>
+          </w:tcPr>
+          <w:p>
+            <w:r>
+              <w:rPr>
+                <w:rFonts w:ascii="Arial" w:hAnsi="Arial" w:eastAsia="Arial"/>
+              </w:rPr>
+            </w:r>
+            <w:r>
+              <w:rPr>
+                <w:rFonts w:ascii="Arial" w:hAnsi="Arial" w:eastAsia="Arial"/>
+                <w:b w:val="0"/>
+                <w:sz w:val="18"/>
+              </w:rPr>
+              <w:t>[ ]</w:t>
+            </w:r>
+          </w:p>
+        </w:tc>
+        <w:tc>
+          <w:tcPr>
+            <w:tcW w:type="dxa" w:w="1224"/>
+            <w:vAlign w:val="top"/>
+          </w:tcPr>
+          <w:p>
+            <w:r>
+              <w:t>Henry Michels / Webtree Academy Admin</w:t>
+            </w:r>
+          </w:p>
+        </w:tc>
+        <w:tc>
+          <w:tcPr>
+            <w:tcW w:type="dxa" w:w="1944"/>
+            <w:vAlign w:val="top"/>
+          </w:tcPr>
+          <w:p>
+            <w:r>
+              <w:rPr>
+                <w:rFonts w:ascii="Arial" w:hAnsi="Arial" w:eastAsia="Arial"/>
+              </w:rPr>
+            </w:r>
+            <w:r>
+              <w:rPr>
+                <w:rFonts w:ascii="Arial" w:hAnsi="Arial" w:eastAsia="Arial"/>
+                <w:b w:val="0"/>
+                <w:sz w:val="18"/>
+              </w:rPr>
             </w:r>
           </w:p>
         </w:tc>
@@ -1179,7 +897,7 @@
                 <w:b w:val="0"/>
                 <w:sz w:val="18"/>
               </w:rPr>
-              <w:t>Notice of Intention</w:t>
+              <w:t>Inspection request</w:t>
             </w:r>
           </w:p>
         </w:tc>
@@ -1200,7 +918,7 @@
                 <w:b w:val="0"/>
                 <w:sz w:val="18"/>
               </w:rPr>
-              <w:t>Annual Notice of Intention to operate submitted or prepared according to Ministry timing requirements.</w:t>
+              <w:t>If the school intends to grant OSSD credits, inspection request status and related correspondence are filed.</w:t>
             </w:r>
           </w:p>
         </w:tc>
@@ -1232,6 +950,17 @@
           </w:tcPr>
           <w:p>
             <w:r>
+              <w:t>Henry Michels</w:t>
+            </w:r>
+          </w:p>
+        </w:tc>
+        <w:tc>
+          <w:tcPr>
+            <w:tcW w:type="dxa" w:w="1944"/>
+            <w:vAlign w:val="top"/>
+          </w:tcPr>
+          <w:p>
+            <w:r>
               <w:rPr>
                 <w:rFonts w:ascii="Arial" w:hAnsi="Arial" w:eastAsia="Arial"/>
               </w:rPr>
@@ -1242,13 +971,14 @@
                 <w:b w:val="0"/>
                 <w:sz w:val="18"/>
               </w:rPr>
-              <w:t>Principal/Admin</w:t>
-            </w:r>
-          </w:p>
-        </w:tc>
-        <w:tc>
-          <w:tcPr>
-            <w:tcW w:type="dxa" w:w="1944"/>
+            </w:r>
+          </w:p>
+        </w:tc>
+      </w:tr>
+      <w:tr>
+        <w:tc>
+          <w:tcPr>
+            <w:tcW w:type="dxa" w:w="1800"/>
             <w:vAlign w:val="top"/>
           </w:tcPr>
           <w:p>
@@ -1263,6 +993,80 @@
                 <w:b w:val="0"/>
                 <w:sz w:val="18"/>
               </w:rPr>
+              <w:t>School Course Calendar</w:t>
+            </w:r>
+          </w:p>
+        </w:tc>
+        <w:tc>
+          <w:tcPr>
+            <w:tcW w:type="dxa" w:w="4608"/>
+            <w:vAlign w:val="top"/>
+          </w:tcPr>
+          <w:p>
+            <w:r>
+              <w:rPr>
+                <w:rFonts w:ascii="Arial" w:hAnsi="Arial" w:eastAsia="Arial"/>
+              </w:rPr>
+            </w:r>
+            <w:r>
+              <w:rPr>
+                <w:rFonts w:ascii="Arial" w:hAnsi="Arial" w:eastAsia="Arial"/>
+                <w:b w:val="0"/>
+                <w:sz w:val="18"/>
+              </w:rPr>
+              <w:t>Full School Course Calendar prepared and updated to include TAS2O course offering and school policies.</w:t>
+            </w:r>
+          </w:p>
+        </w:tc>
+        <w:tc>
+          <w:tcPr>
+            <w:tcW w:type="dxa" w:w="1080"/>
+            <w:vAlign w:val="top"/>
+          </w:tcPr>
+          <w:p>
+            <w:r>
+              <w:rPr>
+                <w:rFonts w:ascii="Arial" w:hAnsi="Arial" w:eastAsia="Arial"/>
+              </w:rPr>
+            </w:r>
+            <w:r>
+              <w:rPr>
+                <w:rFonts w:ascii="Arial" w:hAnsi="Arial" w:eastAsia="Arial"/>
+                <w:b w:val="0"/>
+                <w:sz w:val="18"/>
+              </w:rPr>
+              <w:t>[ ]</w:t>
+            </w:r>
+          </w:p>
+        </w:tc>
+        <w:tc>
+          <w:tcPr>
+            <w:tcW w:type="dxa" w:w="1224"/>
+            <w:vAlign w:val="top"/>
+          </w:tcPr>
+          <w:p>
+            <w:r>
+              <w:t>Henry Michels / Webtree Academy Admin</w:t>
+            </w:r>
+          </w:p>
+        </w:tc>
+        <w:tc>
+          <w:tcPr>
+            <w:tcW w:type="dxa" w:w="1944"/>
+            <w:vAlign w:val="top"/>
+          </w:tcPr>
+          <w:p>
+            <w:r>
+              <w:rPr>
+                <w:rFonts w:ascii="Arial" w:hAnsi="Arial" w:eastAsia="Arial"/>
+              </w:rPr>
+            </w:r>
+            <w:r>
+              <w:rPr>
+                <w:rFonts w:ascii="Arial" w:hAnsi="Arial" w:eastAsia="Arial"/>
+                <w:b w:val="0"/>
+                <w:sz w:val="18"/>
+              </w:rPr>
             </w:r>
           </w:p>
         </w:tc>
@@ -1285,7 +1089,7 @@
                 <w:b w:val="0"/>
                 <w:sz w:val="18"/>
               </w:rPr>
-              <w:t>Inspection request</w:t>
+              <w:t>School year calendar</w:t>
             </w:r>
           </w:p>
         </w:tc>
@@ -1306,7 +1110,7 @@
                 <w:b w:val="0"/>
                 <w:sz w:val="18"/>
               </w:rPr>
-              <w:t>If the school intends to grant OSSD credits, inspection request status and related correspondence are filed.</w:t>
+              <w:t>School year calendar shows term dates, holidays, final evaluation period, report card dates, and key deadlines.</w:t>
             </w:r>
           </w:p>
         </w:tc>
@@ -1338,6 +1142,17 @@
           </w:tcPr>
           <w:p>
             <w:r>
+              <w:t>Webtree Academy Admin</w:t>
+            </w:r>
+          </w:p>
+        </w:tc>
+        <w:tc>
+          <w:tcPr>
+            <w:tcW w:type="dxa" w:w="1944"/>
+            <w:vAlign w:val="top"/>
+          </w:tcPr>
+          <w:p>
+            <w:r>
               <w:rPr>
                 <w:rFonts w:ascii="Arial" w:hAnsi="Arial" w:eastAsia="Arial"/>
               </w:rPr>
@@ -1348,13 +1163,14 @@
                 <w:b w:val="0"/>
                 <w:sz w:val="18"/>
               </w:rPr>
-              <w:t>Principal</w:t>
-            </w:r>
-          </w:p>
-        </w:tc>
-        <w:tc>
-          <w:tcPr>
-            <w:tcW w:type="dxa" w:w="1944"/>
+            </w:r>
+          </w:p>
+        </w:tc>
+      </w:tr>
+      <w:tr>
+        <w:tc>
+          <w:tcPr>
+            <w:tcW w:type="dxa" w:w="1800"/>
             <w:vAlign w:val="top"/>
           </w:tcPr>
           <w:p>
@@ -1369,6 +1185,80 @@
                 <w:b w:val="0"/>
                 <w:sz w:val="18"/>
               </w:rPr>
+              <w:t>Master timetable</w:t>
+            </w:r>
+          </w:p>
+        </w:tc>
+        <w:tc>
+          <w:tcPr>
+            <w:tcW w:type="dxa" w:w="4608"/>
+            <w:vAlign w:val="top"/>
+          </w:tcPr>
+          <w:p>
+            <w:r>
+              <w:rPr>
+                <w:rFonts w:ascii="Arial" w:hAnsi="Arial" w:eastAsia="Arial"/>
+              </w:rPr>
+            </w:r>
+            <w:r>
+              <w:rPr>
+                <w:rFonts w:ascii="Arial" w:hAnsi="Arial" w:eastAsia="Arial"/>
+                <w:b w:val="0"/>
+                <w:sz w:val="18"/>
+              </w:rPr>
+              <w:t>Master timetable shows TAS2O class schedule, teacher, room/lab, instructional minutes, start/end dates.</w:t>
+            </w:r>
+          </w:p>
+        </w:tc>
+        <w:tc>
+          <w:tcPr>
+            <w:tcW w:type="dxa" w:w="1080"/>
+            <w:vAlign w:val="top"/>
+          </w:tcPr>
+          <w:p>
+            <w:r>
+              <w:rPr>
+                <w:rFonts w:ascii="Arial" w:hAnsi="Arial" w:eastAsia="Arial"/>
+              </w:rPr>
+            </w:r>
+            <w:r>
+              <w:rPr>
+                <w:rFonts w:ascii="Arial" w:hAnsi="Arial" w:eastAsia="Arial"/>
+                <w:b w:val="0"/>
+                <w:sz w:val="18"/>
+              </w:rPr>
+              <w:t>[ ]</w:t>
+            </w:r>
+          </w:p>
+        </w:tc>
+        <w:tc>
+          <w:tcPr>
+            <w:tcW w:type="dxa" w:w="1224"/>
+            <w:vAlign w:val="top"/>
+          </w:tcPr>
+          <w:p>
+            <w:r>
+              <w:t>Webtree Academy Admin</w:t>
+            </w:r>
+          </w:p>
+        </w:tc>
+        <w:tc>
+          <w:tcPr>
+            <w:tcW w:type="dxa" w:w="1944"/>
+            <w:vAlign w:val="top"/>
+          </w:tcPr>
+          <w:p>
+            <w:r>
+              <w:rPr>
+                <w:rFonts w:ascii="Arial" w:hAnsi="Arial" w:eastAsia="Arial"/>
+              </w:rPr>
+            </w:r>
+            <w:r>
+              <w:rPr>
+                <w:rFonts w:ascii="Arial" w:hAnsi="Arial" w:eastAsia="Arial"/>
+                <w:b w:val="0"/>
+                <w:sz w:val="18"/>
+              </w:rPr>
             </w:r>
           </w:p>
         </w:tc>
@@ -1391,7 +1281,7 @@
                 <w:b w:val="0"/>
                 <w:sz w:val="18"/>
               </w:rPr>
-              <w:t>School Course Calendar</w:t>
+              <w:t>Course calendar addendum</w:t>
             </w:r>
           </w:p>
         </w:tc>
@@ -1412,7 +1302,7 @@
                 <w:b w:val="0"/>
                 <w:sz w:val="18"/>
               </w:rPr>
-              <w:t>Full School Course Calendar prepared and updated to include TAS2O course offering and school policies.</w:t>
+              <w:t>TAS2O School Course Calendar Addendum inserted or cross-referenced in the full calendar.</w:t>
             </w:r>
           </w:p>
         </w:tc>
@@ -1454,7 +1344,7 @@
                 <w:b w:val="0"/>
                 <w:sz w:val="18"/>
               </w:rPr>
-              <w:t>Principal/Admin</w:t>
+              <w:t>Principal/Teacher</w:t>
             </w:r>
           </w:p>
         </w:tc>
@@ -1497,7 +1387,7 @@
                 <w:b w:val="0"/>
                 <w:sz w:val="18"/>
               </w:rPr>
-              <w:t>School year calendar</w:t>
+              <w:t>Policy alignment</w:t>
             </w:r>
           </w:p>
         </w:tc>
@@ -1518,7 +1408,7 @@
                 <w:b w:val="0"/>
                 <w:sz w:val="18"/>
               </w:rPr>
-              <w:t>School year calendar shows term dates, holidays, final evaluation period, report card dates, and key deadlines.</w:t>
+              <w:t>Assessment, attendance, academic honesty, AI use, safety, accommodations, and late/missed work policies are consistent across documents.</w:t>
             </w:r>
           </w:p>
         </w:tc>
@@ -1550,335 +1440,7 @@
           </w:tcPr>
           <w:p>
             <w:r>
-              <w:rPr>
-                <w:rFonts w:ascii="Arial" w:hAnsi="Arial" w:eastAsia="Arial"/>
-              </w:rPr>
-            </w:r>
-            <w:r>
-              <w:rPr>
-                <w:rFonts w:ascii="Arial" w:hAnsi="Arial" w:eastAsia="Arial"/>
-                <w:b w:val="0"/>
-                <w:sz w:val="18"/>
-              </w:rPr>
-              <w:t>Admin</w:t>
-            </w:r>
-          </w:p>
-        </w:tc>
-        <w:tc>
-          <w:tcPr>
-            <w:tcW w:type="dxa" w:w="1944"/>
-            <w:vAlign w:val="top"/>
-          </w:tcPr>
-          <w:p>
-            <w:r>
-              <w:rPr>
-                <w:rFonts w:ascii="Arial" w:hAnsi="Arial" w:eastAsia="Arial"/>
-              </w:rPr>
-            </w:r>
-            <w:r>
-              <w:rPr>
-                <w:rFonts w:ascii="Arial" w:hAnsi="Arial" w:eastAsia="Arial"/>
-                <w:b w:val="0"/>
-                <w:sz w:val="18"/>
-              </w:rPr>
-            </w:r>
-          </w:p>
-        </w:tc>
-      </w:tr>
-      <w:tr>
-        <w:tc>
-          <w:tcPr>
-            <w:tcW w:type="dxa" w:w="1800"/>
-            <w:vAlign w:val="top"/>
-          </w:tcPr>
-          <w:p>
-            <w:r>
-              <w:rPr>
-                <w:rFonts w:ascii="Arial" w:hAnsi="Arial" w:eastAsia="Arial"/>
-              </w:rPr>
-            </w:r>
-            <w:r>
-              <w:rPr>
-                <w:rFonts w:ascii="Arial" w:hAnsi="Arial" w:eastAsia="Arial"/>
-                <w:b w:val="0"/>
-                <w:sz w:val="18"/>
-              </w:rPr>
-              <w:t>Master timetable</w:t>
-            </w:r>
-          </w:p>
-        </w:tc>
-        <w:tc>
-          <w:tcPr>
-            <w:tcW w:type="dxa" w:w="4608"/>
-            <w:vAlign w:val="top"/>
-          </w:tcPr>
-          <w:p>
-            <w:r>
-              <w:rPr>
-                <w:rFonts w:ascii="Arial" w:hAnsi="Arial" w:eastAsia="Arial"/>
-              </w:rPr>
-            </w:r>
-            <w:r>
-              <w:rPr>
-                <w:rFonts w:ascii="Arial" w:hAnsi="Arial" w:eastAsia="Arial"/>
-                <w:b w:val="0"/>
-                <w:sz w:val="18"/>
-              </w:rPr>
-              <w:t>Master timetable shows TAS2O class schedule, teacher, room/lab, instructional minutes, start/end dates.</w:t>
-            </w:r>
-          </w:p>
-        </w:tc>
-        <w:tc>
-          <w:tcPr>
-            <w:tcW w:type="dxa" w:w="1080"/>
-            <w:vAlign w:val="top"/>
-          </w:tcPr>
-          <w:p>
-            <w:r>
-              <w:rPr>
-                <w:rFonts w:ascii="Arial" w:hAnsi="Arial" w:eastAsia="Arial"/>
-              </w:rPr>
-            </w:r>
-            <w:r>
-              <w:rPr>
-                <w:rFonts w:ascii="Arial" w:hAnsi="Arial" w:eastAsia="Arial"/>
-                <w:b w:val="0"/>
-                <w:sz w:val="18"/>
-              </w:rPr>
-              <w:t>[ ]</w:t>
-            </w:r>
-          </w:p>
-        </w:tc>
-        <w:tc>
-          <w:tcPr>
-            <w:tcW w:type="dxa" w:w="1224"/>
-            <w:vAlign w:val="top"/>
-          </w:tcPr>
-          <w:p>
-            <w:r>
-              <w:rPr>
-                <w:rFonts w:ascii="Arial" w:hAnsi="Arial" w:eastAsia="Arial"/>
-              </w:rPr>
-            </w:r>
-            <w:r>
-              <w:rPr>
-                <w:rFonts w:ascii="Arial" w:hAnsi="Arial" w:eastAsia="Arial"/>
-                <w:b w:val="0"/>
-                <w:sz w:val="18"/>
-              </w:rPr>
-              <w:t>Admin</w:t>
-            </w:r>
-          </w:p>
-        </w:tc>
-        <w:tc>
-          <w:tcPr>
-            <w:tcW w:type="dxa" w:w="1944"/>
-            <w:vAlign w:val="top"/>
-          </w:tcPr>
-          <w:p>
-            <w:r>
-              <w:rPr>
-                <w:rFonts w:ascii="Arial" w:hAnsi="Arial" w:eastAsia="Arial"/>
-              </w:rPr>
-            </w:r>
-            <w:r>
-              <w:rPr>
-                <w:rFonts w:ascii="Arial" w:hAnsi="Arial" w:eastAsia="Arial"/>
-                <w:b w:val="0"/>
-                <w:sz w:val="18"/>
-              </w:rPr>
-            </w:r>
-          </w:p>
-        </w:tc>
-      </w:tr>
-      <w:tr>
-        <w:tc>
-          <w:tcPr>
-            <w:tcW w:type="dxa" w:w="1800"/>
-            <w:vAlign w:val="top"/>
-          </w:tcPr>
-          <w:p>
-            <w:r>
-              <w:rPr>
-                <w:rFonts w:ascii="Arial" w:hAnsi="Arial" w:eastAsia="Arial"/>
-              </w:rPr>
-            </w:r>
-            <w:r>
-              <w:rPr>
-                <w:rFonts w:ascii="Arial" w:hAnsi="Arial" w:eastAsia="Arial"/>
-                <w:b w:val="0"/>
-                <w:sz w:val="18"/>
-              </w:rPr>
-              <w:t>Course calendar addendum</w:t>
-            </w:r>
-          </w:p>
-        </w:tc>
-        <w:tc>
-          <w:tcPr>
-            <w:tcW w:type="dxa" w:w="4608"/>
-            <w:vAlign w:val="top"/>
-          </w:tcPr>
-          <w:p>
-            <w:r>
-              <w:rPr>
-                <w:rFonts w:ascii="Arial" w:hAnsi="Arial" w:eastAsia="Arial"/>
-              </w:rPr>
-            </w:r>
-            <w:r>
-              <w:rPr>
-                <w:rFonts w:ascii="Arial" w:hAnsi="Arial" w:eastAsia="Arial"/>
-                <w:b w:val="0"/>
-                <w:sz w:val="18"/>
-              </w:rPr>
-              <w:t>TAS2O School Course Calendar Addendum inserted or cross-referenced in the full calendar.</w:t>
-            </w:r>
-          </w:p>
-        </w:tc>
-        <w:tc>
-          <w:tcPr>
-            <w:tcW w:type="dxa" w:w="1080"/>
-            <w:vAlign w:val="top"/>
-          </w:tcPr>
-          <w:p>
-            <w:r>
-              <w:rPr>
-                <w:rFonts w:ascii="Arial" w:hAnsi="Arial" w:eastAsia="Arial"/>
-              </w:rPr>
-            </w:r>
-            <w:r>
-              <w:rPr>
-                <w:rFonts w:ascii="Arial" w:hAnsi="Arial" w:eastAsia="Arial"/>
-                <w:b w:val="0"/>
-                <w:sz w:val="18"/>
-              </w:rPr>
-              <w:t>[ ]</w:t>
-            </w:r>
-          </w:p>
-        </w:tc>
-        <w:tc>
-          <w:tcPr>
-            <w:tcW w:type="dxa" w:w="1224"/>
-            <w:vAlign w:val="top"/>
-          </w:tcPr>
-          <w:p>
-            <w:r>
-              <w:rPr>
-                <w:rFonts w:ascii="Arial" w:hAnsi="Arial" w:eastAsia="Arial"/>
-              </w:rPr>
-            </w:r>
-            <w:r>
-              <w:rPr>
-                <w:rFonts w:ascii="Arial" w:hAnsi="Arial" w:eastAsia="Arial"/>
-                <w:b w:val="0"/>
-                <w:sz w:val="18"/>
-              </w:rPr>
-              <w:t>Principal/Teacher</w:t>
-            </w:r>
-          </w:p>
-        </w:tc>
-        <w:tc>
-          <w:tcPr>
-            <w:tcW w:type="dxa" w:w="1944"/>
-            <w:vAlign w:val="top"/>
-          </w:tcPr>
-          <w:p>
-            <w:r>
-              <w:rPr>
-                <w:rFonts w:ascii="Arial" w:hAnsi="Arial" w:eastAsia="Arial"/>
-              </w:rPr>
-            </w:r>
-            <w:r>
-              <w:rPr>
-                <w:rFonts w:ascii="Arial" w:hAnsi="Arial" w:eastAsia="Arial"/>
-                <w:b w:val="0"/>
-                <w:sz w:val="18"/>
-              </w:rPr>
-            </w:r>
-          </w:p>
-        </w:tc>
-      </w:tr>
-      <w:tr>
-        <w:tc>
-          <w:tcPr>
-            <w:tcW w:type="dxa" w:w="1800"/>
-            <w:vAlign w:val="top"/>
-          </w:tcPr>
-          <w:p>
-            <w:r>
-              <w:rPr>
-                <w:rFonts w:ascii="Arial" w:hAnsi="Arial" w:eastAsia="Arial"/>
-              </w:rPr>
-            </w:r>
-            <w:r>
-              <w:rPr>
-                <w:rFonts w:ascii="Arial" w:hAnsi="Arial" w:eastAsia="Arial"/>
-                <w:b w:val="0"/>
-                <w:sz w:val="18"/>
-              </w:rPr>
-              <w:t>Policy alignment</w:t>
-            </w:r>
-          </w:p>
-        </w:tc>
-        <w:tc>
-          <w:tcPr>
-            <w:tcW w:type="dxa" w:w="4608"/>
-            <w:vAlign w:val="top"/>
-          </w:tcPr>
-          <w:p>
-            <w:r>
-              <w:rPr>
-                <w:rFonts w:ascii="Arial" w:hAnsi="Arial" w:eastAsia="Arial"/>
-              </w:rPr>
-            </w:r>
-            <w:r>
-              <w:rPr>
-                <w:rFonts w:ascii="Arial" w:hAnsi="Arial" w:eastAsia="Arial"/>
-                <w:b w:val="0"/>
-                <w:sz w:val="18"/>
-              </w:rPr>
-              <w:t>Assessment, attendance, academic honesty, AI use, safety, accommodations, and late/missed work policies are consistent across documents.</w:t>
-            </w:r>
-          </w:p>
-        </w:tc>
-        <w:tc>
-          <w:tcPr>
-            <w:tcW w:type="dxa" w:w="1080"/>
-            <w:vAlign w:val="top"/>
-          </w:tcPr>
-          <w:p>
-            <w:r>
-              <w:rPr>
-                <w:rFonts w:ascii="Arial" w:hAnsi="Arial" w:eastAsia="Arial"/>
-              </w:rPr>
-            </w:r>
-            <w:r>
-              <w:rPr>
-                <w:rFonts w:ascii="Arial" w:hAnsi="Arial" w:eastAsia="Arial"/>
-                <w:b w:val="0"/>
-                <w:sz w:val="18"/>
-              </w:rPr>
-              <w:t>[ ]</w:t>
-            </w:r>
-          </w:p>
-        </w:tc>
-        <w:tc>
-          <w:tcPr>
-            <w:tcW w:type="dxa" w:w="1224"/>
-            <w:vAlign w:val="top"/>
-          </w:tcPr>
-          <w:p>
-            <w:r>
-              <w:rPr>
-                <w:rFonts w:ascii="Arial" w:hAnsi="Arial" w:eastAsia="Arial"/>
-              </w:rPr>
-            </w:r>
-            <w:r>
-              <w:rPr>
-                <w:rFonts w:ascii="Arial" w:hAnsi="Arial" w:eastAsia="Arial"/>
-                <w:b w:val="0"/>
-                <w:sz w:val="18"/>
-              </w:rPr>
-              <w:t>Principal</w:t>
+              <w:t>Henry Michels</w:t>
             </w:r>
           </w:p>
         </w:tc>
@@ -2109,6 +1671,17 @@
           </w:tcPr>
           <w:p>
             <w:r>
+              <w:t>Carlos Chen / Henry Michels</w:t>
+            </w:r>
+          </w:p>
+        </w:tc>
+        <w:tc>
+          <w:tcPr>
+            <w:tcW w:type="dxa" w:w="1944"/>
+            <w:vAlign w:val="top"/>
+          </w:tcPr>
+          <w:p>
+            <w:r>
               <w:rPr>
                 <w:rFonts w:ascii="Arial" w:hAnsi="Arial" w:eastAsia="Arial"/>
               </w:rPr>
@@ -2119,13 +1692,14 @@
                 <w:b w:val="0"/>
                 <w:sz w:val="18"/>
               </w:rPr>
-              <w:t>Teacher/Principal</w:t>
-            </w:r>
-          </w:p>
-        </w:tc>
-        <w:tc>
-          <w:tcPr>
-            <w:tcW w:type="dxa" w:w="1944"/>
+            </w:r>
+          </w:p>
+        </w:tc>
+      </w:tr>
+      <w:tr>
+        <w:tc>
+          <w:tcPr>
+            <w:tcW w:type="dxa" w:w="1800"/>
             <w:vAlign w:val="top"/>
           </w:tcPr>
           <w:p>
@@ -2140,6 +1714,80 @@
                 <w:b w:val="0"/>
                 <w:sz w:val="18"/>
               </w:rPr>
+              <w:t>110-hour plan</w:t>
+            </w:r>
+          </w:p>
+        </w:tc>
+        <w:tc>
+          <w:tcPr>
+            <w:tcW w:type="dxa" w:w="4608"/>
+            <w:vAlign w:val="top"/>
+          </w:tcPr>
+          <w:p>
+            <w:r>
+              <w:rPr>
+                <w:rFonts w:ascii="Arial" w:hAnsi="Arial" w:eastAsia="Arial"/>
+              </w:rPr>
+            </w:r>
+            <w:r>
+              <w:rPr>
+                <w:rFonts w:ascii="Arial" w:hAnsi="Arial" w:eastAsia="Arial"/>
+                <w:b w:val="0"/>
+                <w:sz w:val="18"/>
+              </w:rPr>
+              <w:t>Pacing guide shows 110 hours with unit hours, weekly sequence, major tasks, and final evaluation.</w:t>
+            </w:r>
+          </w:p>
+        </w:tc>
+        <w:tc>
+          <w:tcPr>
+            <w:tcW w:type="dxa" w:w="1080"/>
+            <w:vAlign w:val="top"/>
+          </w:tcPr>
+          <w:p>
+            <w:r>
+              <w:rPr>
+                <w:rFonts w:ascii="Arial" w:hAnsi="Arial" w:eastAsia="Arial"/>
+              </w:rPr>
+            </w:r>
+            <w:r>
+              <w:rPr>
+                <w:rFonts w:ascii="Arial" w:hAnsi="Arial" w:eastAsia="Arial"/>
+                <w:b w:val="0"/>
+                <w:sz w:val="18"/>
+              </w:rPr>
+              <w:t>[ ]</w:t>
+            </w:r>
+          </w:p>
+        </w:tc>
+        <w:tc>
+          <w:tcPr>
+            <w:tcW w:type="dxa" w:w="1224"/>
+            <w:vAlign w:val="top"/>
+          </w:tcPr>
+          <w:p>
+            <w:r>
+              <w:t>Carlos Chen</w:t>
+            </w:r>
+          </w:p>
+        </w:tc>
+        <w:tc>
+          <w:tcPr>
+            <w:tcW w:type="dxa" w:w="1944"/>
+            <w:vAlign w:val="top"/>
+          </w:tcPr>
+          <w:p>
+            <w:r>
+              <w:rPr>
+                <w:rFonts w:ascii="Arial" w:hAnsi="Arial" w:eastAsia="Arial"/>
+              </w:rPr>
+            </w:r>
+            <w:r>
+              <w:rPr>
+                <w:rFonts w:ascii="Arial" w:hAnsi="Arial" w:eastAsia="Arial"/>
+                <w:b w:val="0"/>
+                <w:sz w:val="18"/>
+              </w:rPr>
             </w:r>
           </w:p>
         </w:tc>
@@ -2162,7 +1810,7 @@
                 <w:b w:val="0"/>
                 <w:sz w:val="18"/>
               </w:rPr>
-              <w:t>110-hour plan</w:t>
+              <w:t>Curriculum mapping</w:t>
             </w:r>
           </w:p>
         </w:tc>
@@ -2183,7 +1831,7 @@
                 <w:b w:val="0"/>
                 <w:sz w:val="18"/>
               </w:rPr>
-              <w:t>Pacing guide shows 110 hours with unit hours, weekly sequence, major tasks, and final evaluation.</w:t>
+              <w:t>Expectation coverage chart maps official expectations to units, assignments, assessments, and student evidence.</w:t>
             </w:r>
           </w:p>
         </w:tc>
@@ -2215,6 +1863,17 @@
           </w:tcPr>
           <w:p>
             <w:r>
+              <w:t>Carlos Chen</w:t>
+            </w:r>
+          </w:p>
+        </w:tc>
+        <w:tc>
+          <w:tcPr>
+            <w:tcW w:type="dxa" w:w="1944"/>
+            <w:vAlign w:val="top"/>
+          </w:tcPr>
+          <w:p>
+            <w:r>
               <w:rPr>
                 <w:rFonts w:ascii="Arial" w:hAnsi="Arial" w:eastAsia="Arial"/>
               </w:rPr>
@@ -2225,13 +1884,14 @@
                 <w:b w:val="0"/>
                 <w:sz w:val="18"/>
               </w:rPr>
-              <w:t>Teacher</w:t>
-            </w:r>
-          </w:p>
-        </w:tc>
-        <w:tc>
-          <w:tcPr>
-            <w:tcW w:type="dxa" w:w="1944"/>
+            </w:r>
+          </w:p>
+        </w:tc>
+      </w:tr>
+      <w:tr>
+        <w:tc>
+          <w:tcPr>
+            <w:tcW w:type="dxa" w:w="1800"/>
             <w:vAlign w:val="top"/>
           </w:tcPr>
           <w:p>
@@ -2246,6 +1906,80 @@
                 <w:b w:val="0"/>
                 <w:sz w:val="18"/>
               </w:rPr>
+              <w:t>Unit plans</w:t>
+            </w:r>
+          </w:p>
+        </w:tc>
+        <w:tc>
+          <w:tcPr>
+            <w:tcW w:type="dxa" w:w="4608"/>
+            <w:vAlign w:val="top"/>
+          </w:tcPr>
+          <w:p>
+            <w:r>
+              <w:rPr>
+                <w:rFonts w:ascii="Arial" w:hAnsi="Arial" w:eastAsia="Arial"/>
+              </w:rPr>
+            </w:r>
+            <w:r>
+              <w:rPr>
+                <w:rFonts w:ascii="Arial" w:hAnsi="Arial" w:eastAsia="Arial"/>
+                <w:b w:val="0"/>
+                <w:sz w:val="18"/>
+              </w:rPr>
+              <w:t>Six unit plans include learning goals, success criteria, lesson sequence, resources, assessment evidence, safety, accommodations, AI integration.</w:t>
+            </w:r>
+          </w:p>
+        </w:tc>
+        <w:tc>
+          <w:tcPr>
+            <w:tcW w:type="dxa" w:w="1080"/>
+            <w:vAlign w:val="top"/>
+          </w:tcPr>
+          <w:p>
+            <w:r>
+              <w:rPr>
+                <w:rFonts w:ascii="Arial" w:hAnsi="Arial" w:eastAsia="Arial"/>
+              </w:rPr>
+            </w:r>
+            <w:r>
+              <w:rPr>
+                <w:rFonts w:ascii="Arial" w:hAnsi="Arial" w:eastAsia="Arial"/>
+                <w:b w:val="0"/>
+                <w:sz w:val="18"/>
+              </w:rPr>
+              <w:t>[ ]</w:t>
+            </w:r>
+          </w:p>
+        </w:tc>
+        <w:tc>
+          <w:tcPr>
+            <w:tcW w:type="dxa" w:w="1224"/>
+            <w:vAlign w:val="top"/>
+          </w:tcPr>
+          <w:p>
+            <w:r>
+              <w:t>Carlos Chen</w:t>
+            </w:r>
+          </w:p>
+        </w:tc>
+        <w:tc>
+          <w:tcPr>
+            <w:tcW w:type="dxa" w:w="1944"/>
+            <w:vAlign w:val="top"/>
+          </w:tcPr>
+          <w:p>
+            <w:r>
+              <w:rPr>
+                <w:rFonts w:ascii="Arial" w:hAnsi="Arial" w:eastAsia="Arial"/>
+              </w:rPr>
+            </w:r>
+            <w:r>
+              <w:rPr>
+                <w:rFonts w:ascii="Arial" w:hAnsi="Arial" w:eastAsia="Arial"/>
+                <w:b w:val="0"/>
+                <w:sz w:val="18"/>
+              </w:rPr>
             </w:r>
           </w:p>
         </w:tc>
@@ -2268,7 +2002,7 @@
                 <w:b w:val="0"/>
                 <w:sz w:val="18"/>
               </w:rPr>
-              <w:t>Curriculum mapping</w:t>
+              <w:t>Assignments</w:t>
             </w:r>
           </w:p>
         </w:tc>
@@ -2289,7 +2023,7 @@
                 <w:b w:val="0"/>
                 <w:sz w:val="18"/>
               </w:rPr>
-              <w:t>Expectation coverage chart maps official expectations to units, assignments, assessments, and student evidence.</w:t>
+              <w:t>Major Assignments Package includes clear student-facing instructions, deliverables, success criteria, AI rules, and submission requirements.</w:t>
             </w:r>
           </w:p>
         </w:tc>
@@ -2321,6 +2055,17 @@
           </w:tcPr>
           <w:p>
             <w:r>
+              <w:t>Carlos Chen</w:t>
+            </w:r>
+          </w:p>
+        </w:tc>
+        <w:tc>
+          <w:tcPr>
+            <w:tcW w:type="dxa" w:w="1944"/>
+            <w:vAlign w:val="top"/>
+          </w:tcPr>
+          <w:p>
+            <w:r>
               <w:rPr>
                 <w:rFonts w:ascii="Arial" w:hAnsi="Arial" w:eastAsia="Arial"/>
               </w:rPr>
@@ -2331,13 +2076,14 @@
                 <w:b w:val="0"/>
                 <w:sz w:val="18"/>
               </w:rPr>
-              <w:t>Teacher</w:t>
-            </w:r>
-          </w:p>
-        </w:tc>
-        <w:tc>
-          <w:tcPr>
-            <w:tcW w:type="dxa" w:w="1944"/>
+            </w:r>
+          </w:p>
+        </w:tc>
+      </w:tr>
+      <w:tr>
+        <w:tc>
+          <w:tcPr>
+            <w:tcW w:type="dxa" w:w="1800"/>
             <w:vAlign w:val="top"/>
           </w:tcPr>
           <w:p>
@@ -2352,6 +2098,80 @@
                 <w:b w:val="0"/>
                 <w:sz w:val="18"/>
               </w:rPr>
+              <w:t>Rubrics</w:t>
+            </w:r>
+          </w:p>
+        </w:tc>
+        <w:tc>
+          <w:tcPr>
+            <w:tcW w:type="dxa" w:w="4608"/>
+            <w:vAlign w:val="top"/>
+          </w:tcPr>
+          <w:p>
+            <w:r>
+              <w:rPr>
+                <w:rFonts w:ascii="Arial" w:hAnsi="Arial" w:eastAsia="Arial"/>
+              </w:rPr>
+            </w:r>
+            <w:r>
+              <w:rPr>
+                <w:rFonts w:ascii="Arial" w:hAnsi="Arial" w:eastAsia="Arial"/>
+                <w:b w:val="0"/>
+                <w:sz w:val="18"/>
+              </w:rPr>
+              <w:t>Rubrics Package uses achievement chart categories and Level 1-4 performance descriptors.</w:t>
+            </w:r>
+          </w:p>
+        </w:tc>
+        <w:tc>
+          <w:tcPr>
+            <w:tcW w:type="dxa" w:w="1080"/>
+            <w:vAlign w:val="top"/>
+          </w:tcPr>
+          <w:p>
+            <w:r>
+              <w:rPr>
+                <w:rFonts w:ascii="Arial" w:hAnsi="Arial" w:eastAsia="Arial"/>
+              </w:rPr>
+            </w:r>
+            <w:r>
+              <w:rPr>
+                <w:rFonts w:ascii="Arial" w:hAnsi="Arial" w:eastAsia="Arial"/>
+                <w:b w:val="0"/>
+                <w:sz w:val="18"/>
+              </w:rPr>
+              <w:t>[ ]</w:t>
+            </w:r>
+          </w:p>
+        </w:tc>
+        <w:tc>
+          <w:tcPr>
+            <w:tcW w:type="dxa" w:w="1224"/>
+            <w:vAlign w:val="top"/>
+          </w:tcPr>
+          <w:p>
+            <w:r>
+              <w:t>Carlos Chen</w:t>
+            </w:r>
+          </w:p>
+        </w:tc>
+        <w:tc>
+          <w:tcPr>
+            <w:tcW w:type="dxa" w:w="1944"/>
+            <w:vAlign w:val="top"/>
+          </w:tcPr>
+          <w:p>
+            <w:r>
+              <w:rPr>
+                <w:rFonts w:ascii="Arial" w:hAnsi="Arial" w:eastAsia="Arial"/>
+              </w:rPr>
+            </w:r>
+            <w:r>
+              <w:rPr>
+                <w:rFonts w:ascii="Arial" w:hAnsi="Arial" w:eastAsia="Arial"/>
+                <w:b w:val="0"/>
+                <w:sz w:val="18"/>
+              </w:rPr>
             </w:r>
           </w:p>
         </w:tc>
@@ -2374,7 +2194,7 @@
                 <w:b w:val="0"/>
                 <w:sz w:val="18"/>
               </w:rPr>
-              <w:t>Unit plans</w:t>
+              <w:t>Final evaluation</w:t>
             </w:r>
           </w:p>
         </w:tc>
@@ -2395,7 +2215,7 @@
                 <w:b w:val="0"/>
                 <w:sz w:val="18"/>
               </w:rPr>
-              <w:t>Six unit plans include learning goals, success criteria, lesson sequence, resources, assessment evidence, safety, accommodations, AI integration.</w:t>
+              <w:t>Capstone prototype, portfolio, and presentation package is ready and aligned with the final 30 percent evaluation plan.</w:t>
             </w:r>
           </w:p>
         </w:tc>
@@ -2427,6 +2247,17 @@
           </w:tcPr>
           <w:p>
             <w:r>
+              <w:t>Carlos Chen</w:t>
+            </w:r>
+          </w:p>
+        </w:tc>
+        <w:tc>
+          <w:tcPr>
+            <w:tcW w:type="dxa" w:w="1944"/>
+            <w:vAlign w:val="top"/>
+          </w:tcPr>
+          <w:p>
+            <w:r>
               <w:rPr>
                 <w:rFonts w:ascii="Arial" w:hAnsi="Arial" w:eastAsia="Arial"/>
               </w:rPr>
@@ -2437,13 +2268,14 @@
                 <w:b w:val="0"/>
                 <w:sz w:val="18"/>
               </w:rPr>
-              <w:t>Teacher</w:t>
-            </w:r>
-          </w:p>
-        </w:tc>
-        <w:tc>
-          <w:tcPr>
-            <w:tcW w:type="dxa" w:w="1944"/>
+            </w:r>
+          </w:p>
+        </w:tc>
+      </w:tr>
+      <w:tr>
+        <w:tc>
+          <w:tcPr>
+            <w:tcW w:type="dxa" w:w="1800"/>
             <w:vAlign w:val="top"/>
           </w:tcPr>
           <w:p>
@@ -2458,14 +2290,13 @@
                 <w:b w:val="0"/>
                 <w:sz w:val="18"/>
               </w:rPr>
-            </w:r>
-          </w:p>
-        </w:tc>
-      </w:tr>
-      <w:tr>
-        <w:tc>
-          <w:tcPr>
-            <w:tcW w:type="dxa" w:w="1800"/>
+              <w:t>Teacher exemplars</w:t>
+            </w:r>
+          </w:p>
+        </w:tc>
+        <w:tc>
+          <w:tcPr>
+            <w:tcW w:type="dxa" w:w="4608"/>
             <w:vAlign w:val="top"/>
           </w:tcPr>
           <w:p>
@@ -2480,13 +2311,13 @@
                 <w:b w:val="0"/>
                 <w:sz w:val="18"/>
               </w:rPr>
-              <w:t>Assignments</w:t>
-            </w:r>
-          </w:p>
-        </w:tc>
-        <w:tc>
-          <w:tcPr>
-            <w:tcW w:type="dxa" w:w="4608"/>
+              <w:t>Teacher-created exemplars are available until real student samples can be collected.</w:t>
+            </w:r>
+          </w:p>
+        </w:tc>
+        <w:tc>
+          <w:tcPr>
+            <w:tcW w:type="dxa" w:w="1080"/>
             <w:vAlign w:val="top"/>
           </w:tcPr>
           <w:p>
@@ -2501,27 +2332,6 @@
                 <w:b w:val="0"/>
                 <w:sz w:val="18"/>
               </w:rPr>
-              <w:t>Major Assignments Package includes clear student-facing instructions, deliverables, success criteria, AI rules, and submission requirements.</w:t>
-            </w:r>
-          </w:p>
-        </w:tc>
-        <w:tc>
-          <w:tcPr>
-            <w:tcW w:type="dxa" w:w="1080"/>
-            <w:vAlign w:val="top"/>
-          </w:tcPr>
-          <w:p>
-            <w:r>
-              <w:rPr>
-                <w:rFonts w:ascii="Arial" w:hAnsi="Arial" w:eastAsia="Arial"/>
-              </w:rPr>
-            </w:r>
-            <w:r>
-              <w:rPr>
-                <w:rFonts w:ascii="Arial" w:hAnsi="Arial" w:eastAsia="Arial"/>
-                <w:b w:val="0"/>
-                <w:sz w:val="18"/>
-              </w:rPr>
               <w:t>[ ]</w:t>
             </w:r>
           </w:p>
@@ -2533,335 +2343,7 @@
           </w:tcPr>
           <w:p>
             <w:r>
-              <w:rPr>
-                <w:rFonts w:ascii="Arial" w:hAnsi="Arial" w:eastAsia="Arial"/>
-              </w:rPr>
-            </w:r>
-            <w:r>
-              <w:rPr>
-                <w:rFonts w:ascii="Arial" w:hAnsi="Arial" w:eastAsia="Arial"/>
-                <w:b w:val="0"/>
-                <w:sz w:val="18"/>
-              </w:rPr>
-              <w:t>Teacher</w:t>
-            </w:r>
-          </w:p>
-        </w:tc>
-        <w:tc>
-          <w:tcPr>
-            <w:tcW w:type="dxa" w:w="1944"/>
-            <w:vAlign w:val="top"/>
-          </w:tcPr>
-          <w:p>
-            <w:r>
-              <w:rPr>
-                <w:rFonts w:ascii="Arial" w:hAnsi="Arial" w:eastAsia="Arial"/>
-              </w:rPr>
-            </w:r>
-            <w:r>
-              <w:rPr>
-                <w:rFonts w:ascii="Arial" w:hAnsi="Arial" w:eastAsia="Arial"/>
-                <w:b w:val="0"/>
-                <w:sz w:val="18"/>
-              </w:rPr>
-            </w:r>
-          </w:p>
-        </w:tc>
-      </w:tr>
-      <w:tr>
-        <w:tc>
-          <w:tcPr>
-            <w:tcW w:type="dxa" w:w="1800"/>
-            <w:vAlign w:val="top"/>
-          </w:tcPr>
-          <w:p>
-            <w:r>
-              <w:rPr>
-                <w:rFonts w:ascii="Arial" w:hAnsi="Arial" w:eastAsia="Arial"/>
-              </w:rPr>
-            </w:r>
-            <w:r>
-              <w:rPr>
-                <w:rFonts w:ascii="Arial" w:hAnsi="Arial" w:eastAsia="Arial"/>
-                <w:b w:val="0"/>
-                <w:sz w:val="18"/>
-              </w:rPr>
-              <w:t>Rubrics</w:t>
-            </w:r>
-          </w:p>
-        </w:tc>
-        <w:tc>
-          <w:tcPr>
-            <w:tcW w:type="dxa" w:w="4608"/>
-            <w:vAlign w:val="top"/>
-          </w:tcPr>
-          <w:p>
-            <w:r>
-              <w:rPr>
-                <w:rFonts w:ascii="Arial" w:hAnsi="Arial" w:eastAsia="Arial"/>
-              </w:rPr>
-            </w:r>
-            <w:r>
-              <w:rPr>
-                <w:rFonts w:ascii="Arial" w:hAnsi="Arial" w:eastAsia="Arial"/>
-                <w:b w:val="0"/>
-                <w:sz w:val="18"/>
-              </w:rPr>
-              <w:t>Rubrics Package uses achievement chart categories and Level 1-4 performance descriptors.</w:t>
-            </w:r>
-          </w:p>
-        </w:tc>
-        <w:tc>
-          <w:tcPr>
-            <w:tcW w:type="dxa" w:w="1080"/>
-            <w:vAlign w:val="top"/>
-          </w:tcPr>
-          <w:p>
-            <w:r>
-              <w:rPr>
-                <w:rFonts w:ascii="Arial" w:hAnsi="Arial" w:eastAsia="Arial"/>
-              </w:rPr>
-            </w:r>
-            <w:r>
-              <w:rPr>
-                <w:rFonts w:ascii="Arial" w:hAnsi="Arial" w:eastAsia="Arial"/>
-                <w:b w:val="0"/>
-                <w:sz w:val="18"/>
-              </w:rPr>
-              <w:t>[ ]</w:t>
-            </w:r>
-          </w:p>
-        </w:tc>
-        <w:tc>
-          <w:tcPr>
-            <w:tcW w:type="dxa" w:w="1224"/>
-            <w:vAlign w:val="top"/>
-          </w:tcPr>
-          <w:p>
-            <w:r>
-              <w:rPr>
-                <w:rFonts w:ascii="Arial" w:hAnsi="Arial" w:eastAsia="Arial"/>
-              </w:rPr>
-            </w:r>
-            <w:r>
-              <w:rPr>
-                <w:rFonts w:ascii="Arial" w:hAnsi="Arial" w:eastAsia="Arial"/>
-                <w:b w:val="0"/>
-                <w:sz w:val="18"/>
-              </w:rPr>
-              <w:t>Teacher</w:t>
-            </w:r>
-          </w:p>
-        </w:tc>
-        <w:tc>
-          <w:tcPr>
-            <w:tcW w:type="dxa" w:w="1944"/>
-            <w:vAlign w:val="top"/>
-          </w:tcPr>
-          <w:p>
-            <w:r>
-              <w:rPr>
-                <w:rFonts w:ascii="Arial" w:hAnsi="Arial" w:eastAsia="Arial"/>
-              </w:rPr>
-            </w:r>
-            <w:r>
-              <w:rPr>
-                <w:rFonts w:ascii="Arial" w:hAnsi="Arial" w:eastAsia="Arial"/>
-                <w:b w:val="0"/>
-                <w:sz w:val="18"/>
-              </w:rPr>
-            </w:r>
-          </w:p>
-        </w:tc>
-      </w:tr>
-      <w:tr>
-        <w:tc>
-          <w:tcPr>
-            <w:tcW w:type="dxa" w:w="1800"/>
-            <w:vAlign w:val="top"/>
-          </w:tcPr>
-          <w:p>
-            <w:r>
-              <w:rPr>
-                <w:rFonts w:ascii="Arial" w:hAnsi="Arial" w:eastAsia="Arial"/>
-              </w:rPr>
-            </w:r>
-            <w:r>
-              <w:rPr>
-                <w:rFonts w:ascii="Arial" w:hAnsi="Arial" w:eastAsia="Arial"/>
-                <w:b w:val="0"/>
-                <w:sz w:val="18"/>
-              </w:rPr>
-              <w:t>Final evaluation</w:t>
-            </w:r>
-          </w:p>
-        </w:tc>
-        <w:tc>
-          <w:tcPr>
-            <w:tcW w:type="dxa" w:w="4608"/>
-            <w:vAlign w:val="top"/>
-          </w:tcPr>
-          <w:p>
-            <w:r>
-              <w:rPr>
-                <w:rFonts w:ascii="Arial" w:hAnsi="Arial" w:eastAsia="Arial"/>
-              </w:rPr>
-            </w:r>
-            <w:r>
-              <w:rPr>
-                <w:rFonts w:ascii="Arial" w:hAnsi="Arial" w:eastAsia="Arial"/>
-                <w:b w:val="0"/>
-                <w:sz w:val="18"/>
-              </w:rPr>
-              <w:t>Capstone prototype, portfolio, and presentation package is ready and aligned with the final 30 percent evaluation plan.</w:t>
-            </w:r>
-          </w:p>
-        </w:tc>
-        <w:tc>
-          <w:tcPr>
-            <w:tcW w:type="dxa" w:w="1080"/>
-            <w:vAlign w:val="top"/>
-          </w:tcPr>
-          <w:p>
-            <w:r>
-              <w:rPr>
-                <w:rFonts w:ascii="Arial" w:hAnsi="Arial" w:eastAsia="Arial"/>
-              </w:rPr>
-            </w:r>
-            <w:r>
-              <w:rPr>
-                <w:rFonts w:ascii="Arial" w:hAnsi="Arial" w:eastAsia="Arial"/>
-                <w:b w:val="0"/>
-                <w:sz w:val="18"/>
-              </w:rPr>
-              <w:t>[ ]</w:t>
-            </w:r>
-          </w:p>
-        </w:tc>
-        <w:tc>
-          <w:tcPr>
-            <w:tcW w:type="dxa" w:w="1224"/>
-            <w:vAlign w:val="top"/>
-          </w:tcPr>
-          <w:p>
-            <w:r>
-              <w:rPr>
-                <w:rFonts w:ascii="Arial" w:hAnsi="Arial" w:eastAsia="Arial"/>
-              </w:rPr>
-            </w:r>
-            <w:r>
-              <w:rPr>
-                <w:rFonts w:ascii="Arial" w:hAnsi="Arial" w:eastAsia="Arial"/>
-                <w:b w:val="0"/>
-                <w:sz w:val="18"/>
-              </w:rPr>
-              <w:t>Teacher</w:t>
-            </w:r>
-          </w:p>
-        </w:tc>
-        <w:tc>
-          <w:tcPr>
-            <w:tcW w:type="dxa" w:w="1944"/>
-            <w:vAlign w:val="top"/>
-          </w:tcPr>
-          <w:p>
-            <w:r>
-              <w:rPr>
-                <w:rFonts w:ascii="Arial" w:hAnsi="Arial" w:eastAsia="Arial"/>
-              </w:rPr>
-            </w:r>
-            <w:r>
-              <w:rPr>
-                <w:rFonts w:ascii="Arial" w:hAnsi="Arial" w:eastAsia="Arial"/>
-                <w:b w:val="0"/>
-                <w:sz w:val="18"/>
-              </w:rPr>
-            </w:r>
-          </w:p>
-        </w:tc>
-      </w:tr>
-      <w:tr>
-        <w:tc>
-          <w:tcPr>
-            <w:tcW w:type="dxa" w:w="1800"/>
-            <w:vAlign w:val="top"/>
-          </w:tcPr>
-          <w:p>
-            <w:r>
-              <w:rPr>
-                <w:rFonts w:ascii="Arial" w:hAnsi="Arial" w:eastAsia="Arial"/>
-              </w:rPr>
-            </w:r>
-            <w:r>
-              <w:rPr>
-                <w:rFonts w:ascii="Arial" w:hAnsi="Arial" w:eastAsia="Arial"/>
-                <w:b w:val="0"/>
-                <w:sz w:val="18"/>
-              </w:rPr>
-              <w:t>Teacher exemplars</w:t>
-            </w:r>
-          </w:p>
-        </w:tc>
-        <w:tc>
-          <w:tcPr>
-            <w:tcW w:type="dxa" w:w="4608"/>
-            <w:vAlign w:val="top"/>
-          </w:tcPr>
-          <w:p>
-            <w:r>
-              <w:rPr>
-                <w:rFonts w:ascii="Arial" w:hAnsi="Arial" w:eastAsia="Arial"/>
-              </w:rPr>
-            </w:r>
-            <w:r>
-              <w:rPr>
-                <w:rFonts w:ascii="Arial" w:hAnsi="Arial" w:eastAsia="Arial"/>
-                <w:b w:val="0"/>
-                <w:sz w:val="18"/>
-              </w:rPr>
-              <w:t>Teacher-created exemplars are available until real student samples can be collected.</w:t>
-            </w:r>
-          </w:p>
-        </w:tc>
-        <w:tc>
-          <w:tcPr>
-            <w:tcW w:type="dxa" w:w="1080"/>
-            <w:vAlign w:val="top"/>
-          </w:tcPr>
-          <w:p>
-            <w:r>
-              <w:rPr>
-                <w:rFonts w:ascii="Arial" w:hAnsi="Arial" w:eastAsia="Arial"/>
-              </w:rPr>
-            </w:r>
-            <w:r>
-              <w:rPr>
-                <w:rFonts w:ascii="Arial" w:hAnsi="Arial" w:eastAsia="Arial"/>
-                <w:b w:val="0"/>
-                <w:sz w:val="18"/>
-              </w:rPr>
-              <w:t>[ ]</w:t>
-            </w:r>
-          </w:p>
-        </w:tc>
-        <w:tc>
-          <w:tcPr>
-            <w:tcW w:type="dxa" w:w="1224"/>
-            <w:vAlign w:val="top"/>
-          </w:tcPr>
-          <w:p>
-            <w:r>
-              <w:rPr>
-                <w:rFonts w:ascii="Arial" w:hAnsi="Arial" w:eastAsia="Arial"/>
-              </w:rPr>
-            </w:r>
-            <w:r>
-              <w:rPr>
-                <w:rFonts w:ascii="Arial" w:hAnsi="Arial" w:eastAsia="Arial"/>
-                <w:b w:val="0"/>
-                <w:sz w:val="18"/>
-              </w:rPr>
-              <w:t>Teacher</w:t>
+              <w:t>Carlos Chen</w:t>
             </w:r>
           </w:p>
         </w:tc>
@@ -3092,6 +2574,17 @@
           </w:tcPr>
           <w:p>
             <w:r>
+              <w:t>Carlos Chen</w:t>
+            </w:r>
+          </w:p>
+        </w:tc>
+        <w:tc>
+          <w:tcPr>
+            <w:tcW w:type="dxa" w:w="1944"/>
+            <w:vAlign w:val="top"/>
+          </w:tcPr>
+          <w:p>
+            <w:r>
               <w:rPr>
                 <w:rFonts w:ascii="Arial" w:hAnsi="Arial" w:eastAsia="Arial"/>
               </w:rPr>
@@ -3102,13 +2595,14 @@
                 <w:b w:val="0"/>
                 <w:sz w:val="18"/>
               </w:rPr>
-              <w:t>Teacher</w:t>
-            </w:r>
-          </w:p>
-        </w:tc>
-        <w:tc>
-          <w:tcPr>
-            <w:tcW w:type="dxa" w:w="1944"/>
+            </w:r>
+          </w:p>
+        </w:tc>
+      </w:tr>
+      <w:tr>
+        <w:tc>
+          <w:tcPr>
+            <w:tcW w:type="dxa" w:w="1800"/>
             <w:vAlign w:val="top"/>
           </w:tcPr>
           <w:p>
@@ -3123,6 +2617,80 @@
                 <w:b w:val="0"/>
                 <w:sz w:val="18"/>
               </w:rPr>
+              <w:t>Markbook</w:t>
+            </w:r>
+          </w:p>
+        </w:tc>
+        <w:tc>
+          <w:tcPr>
+            <w:tcW w:type="dxa" w:w="4608"/>
+            <w:vAlign w:val="top"/>
+          </w:tcPr>
+          <w:p>
+            <w:r>
+              <w:rPr>
+                <w:rFonts w:ascii="Arial" w:hAnsi="Arial" w:eastAsia="Arial"/>
+              </w:rPr>
+            </w:r>
+            <w:r>
+              <w:rPr>
+                <w:rFonts w:ascii="Arial" w:hAnsi="Arial" w:eastAsia="Arial"/>
+                <w:b w:val="0"/>
+                <w:sz w:val="18"/>
+              </w:rPr>
+              <w:t>Markbook or gradebook template is ready and reflects assessment categories, weights, due dates, and evidence sources.</w:t>
+            </w:r>
+          </w:p>
+        </w:tc>
+        <w:tc>
+          <w:tcPr>
+            <w:tcW w:type="dxa" w:w="1080"/>
+            <w:vAlign w:val="top"/>
+          </w:tcPr>
+          <w:p>
+            <w:r>
+              <w:rPr>
+                <w:rFonts w:ascii="Arial" w:hAnsi="Arial" w:eastAsia="Arial"/>
+              </w:rPr>
+            </w:r>
+            <w:r>
+              <w:rPr>
+                <w:rFonts w:ascii="Arial" w:hAnsi="Arial" w:eastAsia="Arial"/>
+                <w:b w:val="0"/>
+                <w:sz w:val="18"/>
+              </w:rPr>
+              <w:t>[ ]</w:t>
+            </w:r>
+          </w:p>
+        </w:tc>
+        <w:tc>
+          <w:tcPr>
+            <w:tcW w:type="dxa" w:w="1224"/>
+            <w:vAlign w:val="top"/>
+          </w:tcPr>
+          <w:p>
+            <w:r>
+              <w:t>Carlos Chen</w:t>
+            </w:r>
+          </w:p>
+        </w:tc>
+        <w:tc>
+          <w:tcPr>
+            <w:tcW w:type="dxa" w:w="1944"/>
+            <w:vAlign w:val="top"/>
+          </w:tcPr>
+          <w:p>
+            <w:r>
+              <w:rPr>
+                <w:rFonts w:ascii="Arial" w:hAnsi="Arial" w:eastAsia="Arial"/>
+              </w:rPr>
+            </w:r>
+            <w:r>
+              <w:rPr>
+                <w:rFonts w:ascii="Arial" w:hAnsi="Arial" w:eastAsia="Arial"/>
+                <w:b w:val="0"/>
+                <w:sz w:val="18"/>
+              </w:rPr>
             </w:r>
           </w:p>
         </w:tc>
@@ -3145,7 +2713,7 @@
                 <w:b w:val="0"/>
                 <w:sz w:val="18"/>
               </w:rPr>
-              <w:t>Markbook</w:t>
+              <w:t>Final grade calculation</w:t>
             </w:r>
           </w:p>
         </w:tc>
@@ -3166,7 +2734,7 @@
                 <w:b w:val="0"/>
                 <w:sz w:val="18"/>
               </w:rPr>
-              <w:t>Markbook or gradebook template is ready and reflects assessment categories, weights, due dates, and evidence sources.</w:t>
+              <w:t>Final grade calculation sheet identifies term work, final evaluation components, final percentage, and credit recommendation.</w:t>
             </w:r>
           </w:p>
         </w:tc>
@@ -3198,6 +2766,17 @@
           </w:tcPr>
           <w:p>
             <w:r>
+              <w:t>Carlos Chen / Henry Michels</w:t>
+            </w:r>
+          </w:p>
+        </w:tc>
+        <w:tc>
+          <w:tcPr>
+            <w:tcW w:type="dxa" w:w="1944"/>
+            <w:vAlign w:val="top"/>
+          </w:tcPr>
+          <w:p>
+            <w:r>
               <w:rPr>
                 <w:rFonts w:ascii="Arial" w:hAnsi="Arial" w:eastAsia="Arial"/>
               </w:rPr>
@@ -3208,13 +2787,14 @@
                 <w:b w:val="0"/>
                 <w:sz w:val="18"/>
               </w:rPr>
-              <w:t>Teacher</w:t>
-            </w:r>
-          </w:p>
-        </w:tc>
-        <w:tc>
-          <w:tcPr>
-            <w:tcW w:type="dxa" w:w="1944"/>
+            </w:r>
+          </w:p>
+        </w:tc>
+      </w:tr>
+      <w:tr>
+        <w:tc>
+          <w:tcPr>
+            <w:tcW w:type="dxa" w:w="1800"/>
             <w:vAlign w:val="top"/>
           </w:tcPr>
           <w:p>
@@ -3229,6 +2809,90 @@
                 <w:b w:val="0"/>
                 <w:sz w:val="18"/>
               </w:rPr>
+              <w:t>Report cards</w:t>
+            </w:r>
+          </w:p>
+        </w:tc>
+        <w:tc>
+          <w:tcPr>
+            <w:tcW w:type="dxa" w:w="4608"/>
+            <w:vAlign w:val="top"/>
+          </w:tcPr>
+          <w:p>
+            <w:r>
+              <w:rPr>
+                <w:rFonts w:ascii="Arial" w:hAnsi="Arial" w:eastAsia="Arial"/>
+              </w:rPr>
+            </w:r>
+            <w:r>
+              <w:rPr>
+                <w:rFonts w:ascii="Arial" w:hAnsi="Arial" w:eastAsia="Arial"/>
+                <w:b w:val="0"/>
+                <w:sz w:val="18"/>
+              </w:rPr>
+              <w:t>Interim and final report card templates are prepared with course code, title, credit value, percentage grade, comments, attendance, and learning skills.</w:t>
+            </w:r>
+          </w:p>
+        </w:tc>
+        <w:tc>
+          <w:tcPr>
+            <w:tcW w:type="dxa" w:w="1080"/>
+            <w:vAlign w:val="top"/>
+          </w:tcPr>
+          <w:p>
+            <w:r>
+              <w:rPr>
+                <w:rFonts w:ascii="Arial" w:hAnsi="Arial" w:eastAsia="Arial"/>
+              </w:rPr>
+            </w:r>
+            <w:r>
+              <w:rPr>
+                <w:rFonts w:ascii="Arial" w:hAnsi="Arial" w:eastAsia="Arial"/>
+                <w:b w:val="0"/>
+                <w:sz w:val="18"/>
+              </w:rPr>
+              <w:t>[ ]</w:t>
+            </w:r>
+          </w:p>
+        </w:tc>
+        <w:tc>
+          <w:tcPr>
+            <w:tcW w:type="dxa" w:w="1224"/>
+            <w:vAlign w:val="top"/>
+          </w:tcPr>
+          <w:p>
+            <w:r>
+              <w:rPr>
+                <w:rFonts w:ascii="Arial" w:hAnsi="Arial" w:eastAsia="Arial"/>
+              </w:rPr>
+            </w:r>
+            <w:r>
+              <w:rPr>
+                <w:rFonts w:ascii="Arial" w:hAnsi="Arial" w:eastAsia="Arial"/>
+                <w:b w:val="0"/>
+                <w:sz w:val="18"/>
+              </w:rPr>
+              <w:t>Admin/Principal</w:t>
+            </w:r>
+          </w:p>
+        </w:tc>
+        <w:tc>
+          <w:tcPr>
+            <w:tcW w:type="dxa" w:w="1944"/>
+            <w:vAlign w:val="top"/>
+          </w:tcPr>
+          <w:p>
+            <w:r>
+              <w:rPr>
+                <w:rFonts w:ascii="Arial" w:hAnsi="Arial" w:eastAsia="Arial"/>
+              </w:rPr>
+            </w:r>
+            <w:r>
+              <w:rPr>
+                <w:rFonts w:ascii="Arial" w:hAnsi="Arial" w:eastAsia="Arial"/>
+                <w:b w:val="0"/>
+                <w:sz w:val="18"/>
+              </w:rPr>
             </w:r>
           </w:p>
         </w:tc>
@@ -3251,7 +2915,7 @@
                 <w:b w:val="0"/>
                 <w:sz w:val="18"/>
               </w:rPr>
-              <w:t>Final grade calculation</w:t>
+              <w:t>Feedback evidence</w:t>
             </w:r>
           </w:p>
         </w:tc>
@@ -3272,7 +2936,7 @@
                 <w:b w:val="0"/>
                 <w:sz w:val="18"/>
               </w:rPr>
-              <w:t>Final grade calculation sheet identifies term work, final evaluation components, final percentage, and credit recommendation.</w:t>
+              <w:t>Teacher feedback system is prepared: rubric feedback, conferencing notes, revision records, LMS comments, or portfolio comments.</w:t>
             </w:r>
           </w:p>
         </w:tc>
@@ -3304,6 +2968,17 @@
           </w:tcPr>
           <w:p>
             <w:r>
+              <w:t>Carlos Chen</w:t>
+            </w:r>
+          </w:p>
+        </w:tc>
+        <w:tc>
+          <w:tcPr>
+            <w:tcW w:type="dxa" w:w="1944"/>
+            <w:vAlign w:val="top"/>
+          </w:tcPr>
+          <w:p>
+            <w:r>
               <w:rPr>
                 <w:rFonts w:ascii="Arial" w:hAnsi="Arial" w:eastAsia="Arial"/>
               </w:rPr>
@@ -3314,13 +2989,14 @@
                 <w:b w:val="0"/>
                 <w:sz w:val="18"/>
               </w:rPr>
-              <w:t>Teacher/Principal</w:t>
-            </w:r>
-          </w:p>
-        </w:tc>
-        <w:tc>
-          <w:tcPr>
-            <w:tcW w:type="dxa" w:w="1944"/>
+            </w:r>
+          </w:p>
+        </w:tc>
+      </w:tr>
+      <w:tr>
+        <w:tc>
+          <w:tcPr>
+            <w:tcW w:type="dxa" w:w="1800"/>
             <w:vAlign w:val="top"/>
           </w:tcPr>
           <w:p>
@@ -3335,6 +3011,80 @@
                 <w:b w:val="0"/>
                 <w:sz w:val="18"/>
               </w:rPr>
+              <w:t>Missing/late tracking</w:t>
+            </w:r>
+          </w:p>
+        </w:tc>
+        <w:tc>
+          <w:tcPr>
+            <w:tcW w:type="dxa" w:w="4608"/>
+            <w:vAlign w:val="top"/>
+          </w:tcPr>
+          <w:p>
+            <w:r>
+              <w:rPr>
+                <w:rFonts w:ascii="Arial" w:hAnsi="Arial" w:eastAsia="Arial"/>
+              </w:rPr>
+            </w:r>
+            <w:r>
+              <w:rPr>
+                <w:rFonts w:ascii="Arial" w:hAnsi="Arial" w:eastAsia="Arial"/>
+                <w:b w:val="0"/>
+                <w:sz w:val="18"/>
+              </w:rPr>
+              <w:t>Process for late, missed, incomplete, or unsafe work is documented and consistent with school policy.</w:t>
+            </w:r>
+          </w:p>
+        </w:tc>
+        <w:tc>
+          <w:tcPr>
+            <w:tcW w:type="dxa" w:w="1080"/>
+            <w:vAlign w:val="top"/>
+          </w:tcPr>
+          <w:p>
+            <w:r>
+              <w:rPr>
+                <w:rFonts w:ascii="Arial" w:hAnsi="Arial" w:eastAsia="Arial"/>
+              </w:rPr>
+            </w:r>
+            <w:r>
+              <w:rPr>
+                <w:rFonts w:ascii="Arial" w:hAnsi="Arial" w:eastAsia="Arial"/>
+                <w:b w:val="0"/>
+                <w:sz w:val="18"/>
+              </w:rPr>
+              <w:t>[ ]</w:t>
+            </w:r>
+          </w:p>
+        </w:tc>
+        <w:tc>
+          <w:tcPr>
+            <w:tcW w:type="dxa" w:w="1224"/>
+            <w:vAlign w:val="top"/>
+          </w:tcPr>
+          <w:p>
+            <w:r>
+              <w:t>Carlos Chen / Webtree Academy Admin</w:t>
+            </w:r>
+          </w:p>
+        </w:tc>
+        <w:tc>
+          <w:tcPr>
+            <w:tcW w:type="dxa" w:w="1944"/>
+            <w:vAlign w:val="top"/>
+          </w:tcPr>
+          <w:p>
+            <w:r>
+              <w:rPr>
+                <w:rFonts w:ascii="Arial" w:hAnsi="Arial" w:eastAsia="Arial"/>
+              </w:rPr>
+            </w:r>
+            <w:r>
+              <w:rPr>
+                <w:rFonts w:ascii="Arial" w:hAnsi="Arial" w:eastAsia="Arial"/>
+                <w:b w:val="0"/>
+                <w:sz w:val="18"/>
+              </w:rPr>
             </w:r>
           </w:p>
         </w:tc>
@@ -3357,7 +3107,7 @@
                 <w:b w:val="0"/>
                 <w:sz w:val="18"/>
               </w:rPr>
-              <w:t>Report cards</w:t>
+              <w:t>Credit reporting</w:t>
             </w:r>
           </w:p>
         </w:tc>
@@ -3378,7 +3128,7 @@
                 <w:b w:val="0"/>
                 <w:sz w:val="18"/>
               </w:rPr>
-              <w:t>Interim and final report card templates are prepared with course code, title, credit value, percentage grade, comments, attendance, and learning skills.</w:t>
+              <w:t>Procedure is ready for entering TAS2O credit into the student record or sending final credit results to the OSR-holding school.</w:t>
             </w:r>
           </w:p>
         </w:tc>
@@ -3463,7 +3213,7 @@
                 <w:b w:val="0"/>
                 <w:sz w:val="18"/>
               </w:rPr>
-              <w:t>Feedback evidence</w:t>
+              <w:t>Retention</w:t>
             </w:r>
           </w:p>
         </w:tc>
@@ -3484,7 +3234,7 @@
                 <w:b w:val="0"/>
                 <w:sz w:val="18"/>
               </w:rPr>
-              <w:t>Teacher feedback system is prepared: rubric feedback, conferencing notes, revision records, LMS comments, or portfolio comments.</w:t>
+              <w:t>Assessment records, student work samples, rubrics, attendance, and final evaluation evidence retention process is documented.</w:t>
             </w:r>
           </w:p>
         </w:tc>
@@ -3516,335 +3266,7 @@
           </w:tcPr>
           <w:p>
             <w:r>
-              <w:rPr>
-                <w:rFonts w:ascii="Arial" w:hAnsi="Arial" w:eastAsia="Arial"/>
-              </w:rPr>
-            </w:r>
-            <w:r>
-              <w:rPr>
-                <w:rFonts w:ascii="Arial" w:hAnsi="Arial" w:eastAsia="Arial"/>
-                <w:b w:val="0"/>
-                <w:sz w:val="18"/>
-              </w:rPr>
-              <w:t>Teacher</w:t>
-            </w:r>
-          </w:p>
-        </w:tc>
-        <w:tc>
-          <w:tcPr>
-            <w:tcW w:type="dxa" w:w="1944"/>
-            <w:vAlign w:val="top"/>
-          </w:tcPr>
-          <w:p>
-            <w:r>
-              <w:rPr>
-                <w:rFonts w:ascii="Arial" w:hAnsi="Arial" w:eastAsia="Arial"/>
-              </w:rPr>
-            </w:r>
-            <w:r>
-              <w:rPr>
-                <w:rFonts w:ascii="Arial" w:hAnsi="Arial" w:eastAsia="Arial"/>
-                <w:b w:val="0"/>
-                <w:sz w:val="18"/>
-              </w:rPr>
-            </w:r>
-          </w:p>
-        </w:tc>
-      </w:tr>
-      <w:tr>
-        <w:tc>
-          <w:tcPr>
-            <w:tcW w:type="dxa" w:w="1800"/>
-            <w:vAlign w:val="top"/>
-          </w:tcPr>
-          <w:p>
-            <w:r>
-              <w:rPr>
-                <w:rFonts w:ascii="Arial" w:hAnsi="Arial" w:eastAsia="Arial"/>
-              </w:rPr>
-            </w:r>
-            <w:r>
-              <w:rPr>
-                <w:rFonts w:ascii="Arial" w:hAnsi="Arial" w:eastAsia="Arial"/>
-                <w:b w:val="0"/>
-                <w:sz w:val="18"/>
-              </w:rPr>
-              <w:t>Missing/late tracking</w:t>
-            </w:r>
-          </w:p>
-        </w:tc>
-        <w:tc>
-          <w:tcPr>
-            <w:tcW w:type="dxa" w:w="4608"/>
-            <w:vAlign w:val="top"/>
-          </w:tcPr>
-          <w:p>
-            <w:r>
-              <w:rPr>
-                <w:rFonts w:ascii="Arial" w:hAnsi="Arial" w:eastAsia="Arial"/>
-              </w:rPr>
-            </w:r>
-            <w:r>
-              <w:rPr>
-                <w:rFonts w:ascii="Arial" w:hAnsi="Arial" w:eastAsia="Arial"/>
-                <w:b w:val="0"/>
-                <w:sz w:val="18"/>
-              </w:rPr>
-              <w:t>Process for late, missed, incomplete, or unsafe work is documented and consistent with school policy.</w:t>
-            </w:r>
-          </w:p>
-        </w:tc>
-        <w:tc>
-          <w:tcPr>
-            <w:tcW w:type="dxa" w:w="1080"/>
-            <w:vAlign w:val="top"/>
-          </w:tcPr>
-          <w:p>
-            <w:r>
-              <w:rPr>
-                <w:rFonts w:ascii="Arial" w:hAnsi="Arial" w:eastAsia="Arial"/>
-              </w:rPr>
-            </w:r>
-            <w:r>
-              <w:rPr>
-                <w:rFonts w:ascii="Arial" w:hAnsi="Arial" w:eastAsia="Arial"/>
-                <w:b w:val="0"/>
-                <w:sz w:val="18"/>
-              </w:rPr>
-              <w:t>[ ]</w:t>
-            </w:r>
-          </w:p>
-        </w:tc>
-        <w:tc>
-          <w:tcPr>
-            <w:tcW w:type="dxa" w:w="1224"/>
-            <w:vAlign w:val="top"/>
-          </w:tcPr>
-          <w:p>
-            <w:r>
-              <w:rPr>
-                <w:rFonts w:ascii="Arial" w:hAnsi="Arial" w:eastAsia="Arial"/>
-              </w:rPr>
-            </w:r>
-            <w:r>
-              <w:rPr>
-                <w:rFonts w:ascii="Arial" w:hAnsi="Arial" w:eastAsia="Arial"/>
-                <w:b w:val="0"/>
-                <w:sz w:val="18"/>
-              </w:rPr>
-              <w:t>Teacher/Admin</w:t>
-            </w:r>
-          </w:p>
-        </w:tc>
-        <w:tc>
-          <w:tcPr>
-            <w:tcW w:type="dxa" w:w="1944"/>
-            <w:vAlign w:val="top"/>
-          </w:tcPr>
-          <w:p>
-            <w:r>
-              <w:rPr>
-                <w:rFonts w:ascii="Arial" w:hAnsi="Arial" w:eastAsia="Arial"/>
-              </w:rPr>
-            </w:r>
-            <w:r>
-              <w:rPr>
-                <w:rFonts w:ascii="Arial" w:hAnsi="Arial" w:eastAsia="Arial"/>
-                <w:b w:val="0"/>
-                <w:sz w:val="18"/>
-              </w:rPr>
-            </w:r>
-          </w:p>
-        </w:tc>
-      </w:tr>
-      <w:tr>
-        <w:tc>
-          <w:tcPr>
-            <w:tcW w:type="dxa" w:w="1800"/>
-            <w:vAlign w:val="top"/>
-          </w:tcPr>
-          <w:p>
-            <w:r>
-              <w:rPr>
-                <w:rFonts w:ascii="Arial" w:hAnsi="Arial" w:eastAsia="Arial"/>
-              </w:rPr>
-            </w:r>
-            <w:r>
-              <w:rPr>
-                <w:rFonts w:ascii="Arial" w:hAnsi="Arial" w:eastAsia="Arial"/>
-                <w:b w:val="0"/>
-                <w:sz w:val="18"/>
-              </w:rPr>
-              <w:t>Credit reporting</w:t>
-            </w:r>
-          </w:p>
-        </w:tc>
-        <w:tc>
-          <w:tcPr>
-            <w:tcW w:type="dxa" w:w="4608"/>
-            <w:vAlign w:val="top"/>
-          </w:tcPr>
-          <w:p>
-            <w:r>
-              <w:rPr>
-                <w:rFonts w:ascii="Arial" w:hAnsi="Arial" w:eastAsia="Arial"/>
-              </w:rPr>
-            </w:r>
-            <w:r>
-              <w:rPr>
-                <w:rFonts w:ascii="Arial" w:hAnsi="Arial" w:eastAsia="Arial"/>
-                <w:b w:val="0"/>
-                <w:sz w:val="18"/>
-              </w:rPr>
-              <w:t>Procedure is ready for entering TAS2O credit into the student record or sending final credit results to the OSR-holding school.</w:t>
-            </w:r>
-          </w:p>
-        </w:tc>
-        <w:tc>
-          <w:tcPr>
-            <w:tcW w:type="dxa" w:w="1080"/>
-            <w:vAlign w:val="top"/>
-          </w:tcPr>
-          <w:p>
-            <w:r>
-              <w:rPr>
-                <w:rFonts w:ascii="Arial" w:hAnsi="Arial" w:eastAsia="Arial"/>
-              </w:rPr>
-            </w:r>
-            <w:r>
-              <w:rPr>
-                <w:rFonts w:ascii="Arial" w:hAnsi="Arial" w:eastAsia="Arial"/>
-                <w:b w:val="0"/>
-                <w:sz w:val="18"/>
-              </w:rPr>
-              <w:t>[ ]</w:t>
-            </w:r>
-          </w:p>
-        </w:tc>
-        <w:tc>
-          <w:tcPr>
-            <w:tcW w:type="dxa" w:w="1224"/>
-            <w:vAlign w:val="top"/>
-          </w:tcPr>
-          <w:p>
-            <w:r>
-              <w:rPr>
-                <w:rFonts w:ascii="Arial" w:hAnsi="Arial" w:eastAsia="Arial"/>
-              </w:rPr>
-            </w:r>
-            <w:r>
-              <w:rPr>
-                <w:rFonts w:ascii="Arial" w:hAnsi="Arial" w:eastAsia="Arial"/>
-                <w:b w:val="0"/>
-                <w:sz w:val="18"/>
-              </w:rPr>
-              <w:t>Admin/Principal</w:t>
-            </w:r>
-          </w:p>
-        </w:tc>
-        <w:tc>
-          <w:tcPr>
-            <w:tcW w:type="dxa" w:w="1944"/>
-            <w:vAlign w:val="top"/>
-          </w:tcPr>
-          <w:p>
-            <w:r>
-              <w:rPr>
-                <w:rFonts w:ascii="Arial" w:hAnsi="Arial" w:eastAsia="Arial"/>
-              </w:rPr>
-            </w:r>
-            <w:r>
-              <w:rPr>
-                <w:rFonts w:ascii="Arial" w:hAnsi="Arial" w:eastAsia="Arial"/>
-                <w:b w:val="0"/>
-                <w:sz w:val="18"/>
-              </w:rPr>
-            </w:r>
-          </w:p>
-        </w:tc>
-      </w:tr>
-      <w:tr>
-        <w:tc>
-          <w:tcPr>
-            <w:tcW w:type="dxa" w:w="1800"/>
-            <w:vAlign w:val="top"/>
-          </w:tcPr>
-          <w:p>
-            <w:r>
-              <w:rPr>
-                <w:rFonts w:ascii="Arial" w:hAnsi="Arial" w:eastAsia="Arial"/>
-              </w:rPr>
-            </w:r>
-            <w:r>
-              <w:rPr>
-                <w:rFonts w:ascii="Arial" w:hAnsi="Arial" w:eastAsia="Arial"/>
-                <w:b w:val="0"/>
-                <w:sz w:val="18"/>
-              </w:rPr>
-              <w:t>Retention</w:t>
-            </w:r>
-          </w:p>
-        </w:tc>
-        <w:tc>
-          <w:tcPr>
-            <w:tcW w:type="dxa" w:w="4608"/>
-            <w:vAlign w:val="top"/>
-          </w:tcPr>
-          <w:p>
-            <w:r>
-              <w:rPr>
-                <w:rFonts w:ascii="Arial" w:hAnsi="Arial" w:eastAsia="Arial"/>
-              </w:rPr>
-            </w:r>
-            <w:r>
-              <w:rPr>
-                <w:rFonts w:ascii="Arial" w:hAnsi="Arial" w:eastAsia="Arial"/>
-                <w:b w:val="0"/>
-                <w:sz w:val="18"/>
-              </w:rPr>
-              <w:t>Assessment records, student work samples, rubrics, attendance, and final evaluation evidence retention process is documented.</w:t>
-            </w:r>
-          </w:p>
-        </w:tc>
-        <w:tc>
-          <w:tcPr>
-            <w:tcW w:type="dxa" w:w="1080"/>
-            <w:vAlign w:val="top"/>
-          </w:tcPr>
-          <w:p>
-            <w:r>
-              <w:rPr>
-                <w:rFonts w:ascii="Arial" w:hAnsi="Arial" w:eastAsia="Arial"/>
-              </w:rPr>
-            </w:r>
-            <w:r>
-              <w:rPr>
-                <w:rFonts w:ascii="Arial" w:hAnsi="Arial" w:eastAsia="Arial"/>
-                <w:b w:val="0"/>
-                <w:sz w:val="18"/>
-              </w:rPr>
-              <w:t>[ ]</w:t>
-            </w:r>
-          </w:p>
-        </w:tc>
-        <w:tc>
-          <w:tcPr>
-            <w:tcW w:type="dxa" w:w="1224"/>
-            <w:vAlign w:val="top"/>
-          </w:tcPr>
-          <w:p>
-            <w:r>
-              <w:rPr>
-                <w:rFonts w:ascii="Arial" w:hAnsi="Arial" w:eastAsia="Arial"/>
-              </w:rPr>
-            </w:r>
-            <w:r>
-              <w:rPr>
-                <w:rFonts w:ascii="Arial" w:hAnsi="Arial" w:eastAsia="Arial"/>
-                <w:b w:val="0"/>
-                <w:sz w:val="18"/>
-              </w:rPr>
-              <w:t>Admin</w:t>
+              <w:t>Webtree Academy Admin</w:t>
             </w:r>
           </w:p>
         </w:tc>
@@ -4075,6 +3497,17 @@
           </w:tcPr>
           <w:p>
             <w:r>
+              <w:t>Webtree Academy Admin</w:t>
+            </w:r>
+          </w:p>
+        </w:tc>
+        <w:tc>
+          <w:tcPr>
+            <w:tcW w:type="dxa" w:w="1944"/>
+            <w:vAlign w:val="top"/>
+          </w:tcPr>
+          <w:p>
+            <w:r>
               <w:rPr>
                 <w:rFonts w:ascii="Arial" w:hAnsi="Arial" w:eastAsia="Arial"/>
               </w:rPr>
@@ -4085,13 +3518,14 @@
                 <w:b w:val="0"/>
                 <w:sz w:val="18"/>
               </w:rPr>
-              <w:t>Admin</w:t>
-            </w:r>
-          </w:p>
-        </w:tc>
-        <w:tc>
-          <w:tcPr>
-            <w:tcW w:type="dxa" w:w="1944"/>
+            </w:r>
+          </w:p>
+        </w:tc>
+      </w:tr>
+      <w:tr>
+        <w:tc>
+          <w:tcPr>
+            <w:tcW w:type="dxa" w:w="1800"/>
             <w:vAlign w:val="top"/>
           </w:tcPr>
           <w:p>
@@ -4106,6 +3540,80 @@
                 <w:b w:val="0"/>
                 <w:sz w:val="18"/>
               </w:rPr>
+              <w:t>OEN/OSR status</w:t>
+            </w:r>
+          </w:p>
+        </w:tc>
+        <w:tc>
+          <w:tcPr>
+            <w:tcW w:type="dxa" w:w="4608"/>
+            <w:vAlign w:val="top"/>
+          </w:tcPr>
+          <w:p>
+            <w:r>
+              <w:rPr>
+                <w:rFonts w:ascii="Arial" w:hAnsi="Arial" w:eastAsia="Arial"/>
+              </w:rPr>
+            </w:r>
+            <w:r>
+              <w:rPr>
+                <w:rFonts w:ascii="Arial" w:hAnsi="Arial" w:eastAsia="Arial"/>
+                <w:b w:val="0"/>
+                <w:sz w:val="18"/>
+              </w:rPr>
+              <w:t>OEN and OSR location are verified or documented; procedures are ready for students whose OSR is held elsewhere.</w:t>
+            </w:r>
+          </w:p>
+        </w:tc>
+        <w:tc>
+          <w:tcPr>
+            <w:tcW w:type="dxa" w:w="1080"/>
+            <w:vAlign w:val="top"/>
+          </w:tcPr>
+          <w:p>
+            <w:r>
+              <w:rPr>
+                <w:rFonts w:ascii="Arial" w:hAnsi="Arial" w:eastAsia="Arial"/>
+              </w:rPr>
+            </w:r>
+            <w:r>
+              <w:rPr>
+                <w:rFonts w:ascii="Arial" w:hAnsi="Arial" w:eastAsia="Arial"/>
+                <w:b w:val="0"/>
+                <w:sz w:val="18"/>
+              </w:rPr>
+              <w:t>[ ]</w:t>
+            </w:r>
+          </w:p>
+        </w:tc>
+        <w:tc>
+          <w:tcPr>
+            <w:tcW w:type="dxa" w:w="1224"/>
+            <w:vAlign w:val="top"/>
+          </w:tcPr>
+          <w:p>
+            <w:r>
+              <w:t>Webtree Academy Admin</w:t>
+            </w:r>
+          </w:p>
+        </w:tc>
+        <w:tc>
+          <w:tcPr>
+            <w:tcW w:type="dxa" w:w="1944"/>
+            <w:vAlign w:val="top"/>
+          </w:tcPr>
+          <w:p>
+            <w:r>
+              <w:rPr>
+                <w:rFonts w:ascii="Arial" w:hAnsi="Arial" w:eastAsia="Arial"/>
+              </w:rPr>
+            </w:r>
+            <w:r>
+              <w:rPr>
+                <w:rFonts w:ascii="Arial" w:hAnsi="Arial" w:eastAsia="Arial"/>
+                <w:b w:val="0"/>
+                <w:sz w:val="18"/>
+              </w:rPr>
             </w:r>
           </w:p>
         </w:tc>
@@ -4128,7 +3636,7 @@
                 <w:b w:val="0"/>
                 <w:sz w:val="18"/>
               </w:rPr>
-              <w:t>OEN/OSR status</w:t>
+              <w:t>Prerequisite check</w:t>
             </w:r>
           </w:p>
         </w:tc>
@@ -4149,7 +3657,7 @@
                 <w:b w:val="0"/>
                 <w:sz w:val="18"/>
               </w:rPr>
-              <w:t>OEN and OSR location are verified or documented; procedures are ready for students whose OSR is held elsewhere.</w:t>
+              <w:t>TAS2O has no prerequisite; this is noted in enrolment and course calendar materials.</w:t>
             </w:r>
           </w:p>
         </w:tc>
@@ -4191,7 +3699,7 @@
                 <w:b w:val="0"/>
                 <w:sz w:val="18"/>
               </w:rPr>
-              <w:t>Admin</w:t>
+              <w:t>Admin/Teacher</w:t>
             </w:r>
           </w:p>
         </w:tc>
@@ -4234,7 +3742,7 @@
                 <w:b w:val="0"/>
                 <w:sz w:val="18"/>
               </w:rPr>
-              <w:t>Prerequisite check</w:t>
+              <w:t>Attendance log</w:t>
             </w:r>
           </w:p>
         </w:tc>
@@ -4255,7 +3763,7 @@
                 <w:b w:val="0"/>
                 <w:sz w:val="18"/>
               </w:rPr>
-              <w:t>TAS2O has no prerequisite; this is noted in enrolment and course calendar materials.</w:t>
+              <w:t>Daily attendance template or SIS setup records instructional minutes, absences, lates, make-up hours, and teacher verification.</w:t>
             </w:r>
           </w:p>
         </w:tc>
@@ -4287,6 +3795,17 @@
           </w:tcPr>
           <w:p>
             <w:r>
+              <w:t>Carlos Chen / Webtree Academy Admin</w:t>
+            </w:r>
+          </w:p>
+        </w:tc>
+        <w:tc>
+          <w:tcPr>
+            <w:tcW w:type="dxa" w:w="1944"/>
+            <w:vAlign w:val="top"/>
+          </w:tcPr>
+          <w:p>
+            <w:r>
               <w:rPr>
                 <w:rFonts w:ascii="Arial" w:hAnsi="Arial" w:eastAsia="Arial"/>
               </w:rPr>
@@ -4297,13 +3816,14 @@
                 <w:b w:val="0"/>
                 <w:sz w:val="18"/>
               </w:rPr>
-              <w:t>Admin/Teacher</w:t>
-            </w:r>
-          </w:p>
-        </w:tc>
-        <w:tc>
-          <w:tcPr>
-            <w:tcW w:type="dxa" w:w="1944"/>
+            </w:r>
+          </w:p>
+        </w:tc>
+      </w:tr>
+      <w:tr>
+        <w:tc>
+          <w:tcPr>
+            <w:tcW w:type="dxa" w:w="1800"/>
             <w:vAlign w:val="top"/>
           </w:tcPr>
           <w:p>
@@ -4318,6 +3838,90 @@
                 <w:b w:val="0"/>
                 <w:sz w:val="18"/>
               </w:rPr>
+              <w:t>110-hour evidence</w:t>
+            </w:r>
+          </w:p>
+        </w:tc>
+        <w:tc>
+          <w:tcPr>
+            <w:tcW w:type="dxa" w:w="4608"/>
+            <w:vAlign w:val="top"/>
+          </w:tcPr>
+          <w:p>
+            <w:r>
+              <w:rPr>
+                <w:rFonts w:ascii="Arial" w:hAnsi="Arial" w:eastAsia="Arial"/>
+              </w:rPr>
+            </w:r>
+            <w:r>
+              <w:rPr>
+                <w:rFonts w:ascii="Arial" w:hAnsi="Arial" w:eastAsia="Arial"/>
+                <w:b w:val="0"/>
+                <w:sz w:val="18"/>
+              </w:rPr>
+              <w:t>Course schedule and attendance evidence together demonstrate sufficient instructional hours for enrolled students.</w:t>
+            </w:r>
+          </w:p>
+        </w:tc>
+        <w:tc>
+          <w:tcPr>
+            <w:tcW w:type="dxa" w:w="1080"/>
+            <w:vAlign w:val="top"/>
+          </w:tcPr>
+          <w:p>
+            <w:r>
+              <w:rPr>
+                <w:rFonts w:ascii="Arial" w:hAnsi="Arial" w:eastAsia="Arial"/>
+              </w:rPr>
+            </w:r>
+            <w:r>
+              <w:rPr>
+                <w:rFonts w:ascii="Arial" w:hAnsi="Arial" w:eastAsia="Arial"/>
+                <w:b w:val="0"/>
+                <w:sz w:val="18"/>
+              </w:rPr>
+              <w:t>[ ]</w:t>
+            </w:r>
+          </w:p>
+        </w:tc>
+        <w:tc>
+          <w:tcPr>
+            <w:tcW w:type="dxa" w:w="1224"/>
+            <w:vAlign w:val="top"/>
+          </w:tcPr>
+          <w:p>
+            <w:r>
+              <w:rPr>
+                <w:rFonts w:ascii="Arial" w:hAnsi="Arial" w:eastAsia="Arial"/>
+              </w:rPr>
+            </w:r>
+            <w:r>
+              <w:rPr>
+                <w:rFonts w:ascii="Arial" w:hAnsi="Arial" w:eastAsia="Arial"/>
+                <w:b w:val="0"/>
+                <w:sz w:val="18"/>
+              </w:rPr>
+              <w:t>Principal/Teacher</w:t>
+            </w:r>
+          </w:p>
+        </w:tc>
+        <w:tc>
+          <w:tcPr>
+            <w:tcW w:type="dxa" w:w="1944"/>
+            <w:vAlign w:val="top"/>
+          </w:tcPr>
+          <w:p>
+            <w:r>
+              <w:rPr>
+                <w:rFonts w:ascii="Arial" w:hAnsi="Arial" w:eastAsia="Arial"/>
+              </w:rPr>
+            </w:r>
+            <w:r>
+              <w:rPr>
+                <w:rFonts w:ascii="Arial" w:hAnsi="Arial" w:eastAsia="Arial"/>
+                <w:b w:val="0"/>
+                <w:sz w:val="18"/>
+              </w:rPr>
             </w:r>
           </w:p>
         </w:tc>
@@ -4340,7 +3944,7 @@
                 <w:b w:val="0"/>
                 <w:sz w:val="18"/>
               </w:rPr>
-              <w:t>Attendance log</w:t>
+              <w:t>Online/blended evidence</w:t>
             </w:r>
           </w:p>
         </w:tc>
@@ -4361,7 +3965,7 @@
                 <w:b w:val="0"/>
                 <w:sz w:val="18"/>
               </w:rPr>
-              <w:t>Daily attendance template or SIS setup records instructional minutes, absences, lates, make-up hours, and teacher verification.</w:t>
+              <w:t>If applicable, LMS activity, synchronous attendance, submissions, teacher feedback, and time-on-task evidence are collected.</w:t>
             </w:r>
           </w:p>
         </w:tc>
@@ -4393,6 +3997,17 @@
           </w:tcPr>
           <w:p>
             <w:r>
+              <w:t>Carlos Chen</w:t>
+            </w:r>
+          </w:p>
+        </w:tc>
+        <w:tc>
+          <w:tcPr>
+            <w:tcW w:type="dxa" w:w="1944"/>
+            <w:vAlign w:val="top"/>
+          </w:tcPr>
+          <w:p>
+            <w:r>
               <w:rPr>
                 <w:rFonts w:ascii="Arial" w:hAnsi="Arial" w:eastAsia="Arial"/>
               </w:rPr>
@@ -4403,13 +4018,14 @@
                 <w:b w:val="0"/>
                 <w:sz w:val="18"/>
               </w:rPr>
-              <w:t>Teacher/Admin</w:t>
-            </w:r>
-          </w:p>
-        </w:tc>
-        <w:tc>
-          <w:tcPr>
-            <w:tcW w:type="dxa" w:w="1944"/>
+            </w:r>
+          </w:p>
+        </w:tc>
+      </w:tr>
+      <w:tr>
+        <w:tc>
+          <w:tcPr>
+            <w:tcW w:type="dxa" w:w="1800"/>
             <w:vAlign w:val="top"/>
           </w:tcPr>
           <w:p>
@@ -4424,14 +4040,13 @@
                 <w:b w:val="0"/>
                 <w:sz w:val="18"/>
               </w:rPr>
-            </w:r>
-          </w:p>
-        </w:tc>
-      </w:tr>
-      <w:tr>
-        <w:tc>
-          <w:tcPr>
-            <w:tcW w:type="dxa" w:w="1800"/>
+              <w:t>Student portfolio</w:t>
+            </w:r>
+          </w:p>
+        </w:tc>
+        <w:tc>
+          <w:tcPr>
+            <w:tcW w:type="dxa" w:w="4608"/>
             <w:vAlign w:val="top"/>
           </w:tcPr>
           <w:p>
@@ -4446,13 +4061,13 @@
                 <w:b w:val="0"/>
                 <w:sz w:val="18"/>
               </w:rPr>
-              <w:t>110-hour evidence</w:t>
-            </w:r>
-          </w:p>
-        </w:tc>
-        <w:tc>
-          <w:tcPr>
-            <w:tcW w:type="dxa" w:w="4608"/>
+              <w:t>Each student has a portfolio structure for major tasks, AI logs, safety evidence, photos, videos, testing data, and final reflection.</w:t>
+            </w:r>
+          </w:p>
+        </w:tc>
+        <w:tc>
+          <w:tcPr>
+            <w:tcW w:type="dxa" w:w="1080"/>
             <w:vAlign w:val="top"/>
           </w:tcPr>
           <w:p>
@@ -4467,27 +4082,6 @@
                 <w:b w:val="0"/>
                 <w:sz w:val="18"/>
               </w:rPr>
-              <w:t>Course schedule and attendance evidence together demonstrate sufficient instructional hours for enrolled students.</w:t>
-            </w:r>
-          </w:p>
-        </w:tc>
-        <w:tc>
-          <w:tcPr>
-            <w:tcW w:type="dxa" w:w="1080"/>
-            <w:vAlign w:val="top"/>
-          </w:tcPr>
-          <w:p>
-            <w:r>
-              <w:rPr>
-                <w:rFonts w:ascii="Arial" w:hAnsi="Arial" w:eastAsia="Arial"/>
-              </w:rPr>
-            </w:r>
-            <w:r>
-              <w:rPr>
-                <w:rFonts w:ascii="Arial" w:hAnsi="Arial" w:eastAsia="Arial"/>
-                <w:b w:val="0"/>
-                <w:sz w:val="18"/>
-              </w:rPr>
               <w:t>[ ]</w:t>
             </w:r>
           </w:p>
@@ -4499,229 +4093,7 @@
           </w:tcPr>
           <w:p>
             <w:r>
-              <w:rPr>
-                <w:rFonts w:ascii="Arial" w:hAnsi="Arial" w:eastAsia="Arial"/>
-              </w:rPr>
-            </w:r>
-            <w:r>
-              <w:rPr>
-                <w:rFonts w:ascii="Arial" w:hAnsi="Arial" w:eastAsia="Arial"/>
-                <w:b w:val="0"/>
-                <w:sz w:val="18"/>
-              </w:rPr>
-              <w:t>Principal/Teacher</w:t>
-            </w:r>
-          </w:p>
-        </w:tc>
-        <w:tc>
-          <w:tcPr>
-            <w:tcW w:type="dxa" w:w="1944"/>
-            <w:vAlign w:val="top"/>
-          </w:tcPr>
-          <w:p>
-            <w:r>
-              <w:rPr>
-                <w:rFonts w:ascii="Arial" w:hAnsi="Arial" w:eastAsia="Arial"/>
-              </w:rPr>
-            </w:r>
-            <w:r>
-              <w:rPr>
-                <w:rFonts w:ascii="Arial" w:hAnsi="Arial" w:eastAsia="Arial"/>
-                <w:b w:val="0"/>
-                <w:sz w:val="18"/>
-              </w:rPr>
-            </w:r>
-          </w:p>
-        </w:tc>
-      </w:tr>
-      <w:tr>
-        <w:tc>
-          <w:tcPr>
-            <w:tcW w:type="dxa" w:w="1800"/>
-            <w:vAlign w:val="top"/>
-          </w:tcPr>
-          <w:p>
-            <w:r>
-              <w:rPr>
-                <w:rFonts w:ascii="Arial" w:hAnsi="Arial" w:eastAsia="Arial"/>
-              </w:rPr>
-            </w:r>
-            <w:r>
-              <w:rPr>
-                <w:rFonts w:ascii="Arial" w:hAnsi="Arial" w:eastAsia="Arial"/>
-                <w:b w:val="0"/>
-                <w:sz w:val="18"/>
-              </w:rPr>
-              <w:t>Online/blended evidence</w:t>
-            </w:r>
-          </w:p>
-        </w:tc>
-        <w:tc>
-          <w:tcPr>
-            <w:tcW w:type="dxa" w:w="4608"/>
-            <w:vAlign w:val="top"/>
-          </w:tcPr>
-          <w:p>
-            <w:r>
-              <w:rPr>
-                <w:rFonts w:ascii="Arial" w:hAnsi="Arial" w:eastAsia="Arial"/>
-              </w:rPr>
-            </w:r>
-            <w:r>
-              <w:rPr>
-                <w:rFonts w:ascii="Arial" w:hAnsi="Arial" w:eastAsia="Arial"/>
-                <w:b w:val="0"/>
-                <w:sz w:val="18"/>
-              </w:rPr>
-              <w:t>If applicable, LMS activity, synchronous attendance, submissions, teacher feedback, and time-on-task evidence are collected.</w:t>
-            </w:r>
-          </w:p>
-        </w:tc>
-        <w:tc>
-          <w:tcPr>
-            <w:tcW w:type="dxa" w:w="1080"/>
-            <w:vAlign w:val="top"/>
-          </w:tcPr>
-          <w:p>
-            <w:r>
-              <w:rPr>
-                <w:rFonts w:ascii="Arial" w:hAnsi="Arial" w:eastAsia="Arial"/>
-              </w:rPr>
-            </w:r>
-            <w:r>
-              <w:rPr>
-                <w:rFonts w:ascii="Arial" w:hAnsi="Arial" w:eastAsia="Arial"/>
-                <w:b w:val="0"/>
-                <w:sz w:val="18"/>
-              </w:rPr>
-              <w:t>[ ]</w:t>
-            </w:r>
-          </w:p>
-        </w:tc>
-        <w:tc>
-          <w:tcPr>
-            <w:tcW w:type="dxa" w:w="1224"/>
-            <w:vAlign w:val="top"/>
-          </w:tcPr>
-          <w:p>
-            <w:r>
-              <w:rPr>
-                <w:rFonts w:ascii="Arial" w:hAnsi="Arial" w:eastAsia="Arial"/>
-              </w:rPr>
-            </w:r>
-            <w:r>
-              <w:rPr>
-                <w:rFonts w:ascii="Arial" w:hAnsi="Arial" w:eastAsia="Arial"/>
-                <w:b w:val="0"/>
-                <w:sz w:val="18"/>
-              </w:rPr>
-              <w:t>Teacher</w:t>
-            </w:r>
-          </w:p>
-        </w:tc>
-        <w:tc>
-          <w:tcPr>
-            <w:tcW w:type="dxa" w:w="1944"/>
-            <w:vAlign w:val="top"/>
-          </w:tcPr>
-          <w:p>
-            <w:r>
-              <w:rPr>
-                <w:rFonts w:ascii="Arial" w:hAnsi="Arial" w:eastAsia="Arial"/>
-              </w:rPr>
-            </w:r>
-            <w:r>
-              <w:rPr>
-                <w:rFonts w:ascii="Arial" w:hAnsi="Arial" w:eastAsia="Arial"/>
-                <w:b w:val="0"/>
-                <w:sz w:val="18"/>
-              </w:rPr>
-            </w:r>
-          </w:p>
-        </w:tc>
-      </w:tr>
-      <w:tr>
-        <w:tc>
-          <w:tcPr>
-            <w:tcW w:type="dxa" w:w="1800"/>
-            <w:vAlign w:val="top"/>
-          </w:tcPr>
-          <w:p>
-            <w:r>
-              <w:rPr>
-                <w:rFonts w:ascii="Arial" w:hAnsi="Arial" w:eastAsia="Arial"/>
-              </w:rPr>
-            </w:r>
-            <w:r>
-              <w:rPr>
-                <w:rFonts w:ascii="Arial" w:hAnsi="Arial" w:eastAsia="Arial"/>
-                <w:b w:val="0"/>
-                <w:sz w:val="18"/>
-              </w:rPr>
-              <w:t>Student portfolio</w:t>
-            </w:r>
-          </w:p>
-        </w:tc>
-        <w:tc>
-          <w:tcPr>
-            <w:tcW w:type="dxa" w:w="4608"/>
-            <w:vAlign w:val="top"/>
-          </w:tcPr>
-          <w:p>
-            <w:r>
-              <w:rPr>
-                <w:rFonts w:ascii="Arial" w:hAnsi="Arial" w:eastAsia="Arial"/>
-              </w:rPr>
-            </w:r>
-            <w:r>
-              <w:rPr>
-                <w:rFonts w:ascii="Arial" w:hAnsi="Arial" w:eastAsia="Arial"/>
-                <w:b w:val="0"/>
-                <w:sz w:val="18"/>
-              </w:rPr>
-              <w:t>Each student has a portfolio structure for major tasks, AI logs, safety evidence, photos, videos, testing data, and final reflection.</w:t>
-            </w:r>
-          </w:p>
-        </w:tc>
-        <w:tc>
-          <w:tcPr>
-            <w:tcW w:type="dxa" w:w="1080"/>
-            <w:vAlign w:val="top"/>
-          </w:tcPr>
-          <w:p>
-            <w:r>
-              <w:rPr>
-                <w:rFonts w:ascii="Arial" w:hAnsi="Arial" w:eastAsia="Arial"/>
-              </w:rPr>
-            </w:r>
-            <w:r>
-              <w:rPr>
-                <w:rFonts w:ascii="Arial" w:hAnsi="Arial" w:eastAsia="Arial"/>
-                <w:b w:val="0"/>
-                <w:sz w:val="18"/>
-              </w:rPr>
-              <w:t>[ ]</w:t>
-            </w:r>
-          </w:p>
-        </w:tc>
-        <w:tc>
-          <w:tcPr>
-            <w:tcW w:type="dxa" w:w="1224"/>
-            <w:vAlign w:val="top"/>
-          </w:tcPr>
-          <w:p>
-            <w:r>
-              <w:rPr>
-                <w:rFonts w:ascii="Arial" w:hAnsi="Arial" w:eastAsia="Arial"/>
-              </w:rPr>
-            </w:r>
-            <w:r>
-              <w:rPr>
-                <w:rFonts w:ascii="Arial" w:hAnsi="Arial" w:eastAsia="Arial"/>
-                <w:b w:val="0"/>
-                <w:sz w:val="18"/>
-              </w:rPr>
-              <w:t>Teacher</w:t>
+              <w:t>Carlos Chen</w:t>
             </w:r>
           </w:p>
         </w:tc>
@@ -4952,6 +4324,17 @@
           </w:tcPr>
           <w:p>
             <w:r>
+              <w:t>Carlos Chen / Webtree Academy Admin</w:t>
+            </w:r>
+          </w:p>
+        </w:tc>
+        <w:tc>
+          <w:tcPr>
+            <w:tcW w:type="dxa" w:w="1944"/>
+            <w:vAlign w:val="top"/>
+          </w:tcPr>
+          <w:p>
+            <w:r>
               <w:rPr>
                 <w:rFonts w:ascii="Arial" w:hAnsi="Arial" w:eastAsia="Arial"/>
               </w:rPr>
@@ -4962,13 +4345,14 @@
                 <w:b w:val="0"/>
                 <w:sz w:val="18"/>
               </w:rPr>
-              <w:t>Teacher/Admin</w:t>
-            </w:r>
-          </w:p>
-        </w:tc>
-        <w:tc>
-          <w:tcPr>
-            <w:tcW w:type="dxa" w:w="1944"/>
+            </w:r>
+          </w:p>
+        </w:tc>
+      </w:tr>
+      <w:tr>
+        <w:tc>
+          <w:tcPr>
+            <w:tcW w:type="dxa" w:w="1800"/>
             <w:vAlign w:val="top"/>
           </w:tcPr>
           <w:p>
@@ -4983,6 +4367,80 @@
                 <w:b w:val="0"/>
                 <w:sz w:val="18"/>
               </w:rPr>
+              <w:t>PPE</w:t>
+            </w:r>
+          </w:p>
+        </w:tc>
+        <w:tc>
+          <w:tcPr>
+            <w:tcW w:type="dxa" w:w="4608"/>
+            <w:vAlign w:val="top"/>
+          </w:tcPr>
+          <w:p>
+            <w:r>
+              <w:rPr>
+                <w:rFonts w:ascii="Arial" w:hAnsi="Arial" w:eastAsia="Arial"/>
+              </w:rPr>
+            </w:r>
+            <w:r>
+              <w:rPr>
+                <w:rFonts w:ascii="Arial" w:hAnsi="Arial" w:eastAsia="Arial"/>
+                <w:b w:val="0"/>
+                <w:sz w:val="18"/>
+              </w:rPr>
+              <w:t>Safety glasses, gloves if needed, cutting mats, signage, and PPE storage are prepared.</w:t>
+            </w:r>
+          </w:p>
+        </w:tc>
+        <w:tc>
+          <w:tcPr>
+            <w:tcW w:type="dxa" w:w="1080"/>
+            <w:vAlign w:val="top"/>
+          </w:tcPr>
+          <w:p>
+            <w:r>
+              <w:rPr>
+                <w:rFonts w:ascii="Arial" w:hAnsi="Arial" w:eastAsia="Arial"/>
+              </w:rPr>
+            </w:r>
+            <w:r>
+              <w:rPr>
+                <w:rFonts w:ascii="Arial" w:hAnsi="Arial" w:eastAsia="Arial"/>
+                <w:b w:val="0"/>
+                <w:sz w:val="18"/>
+              </w:rPr>
+              <w:t>[ ]</w:t>
+            </w:r>
+          </w:p>
+        </w:tc>
+        <w:tc>
+          <w:tcPr>
+            <w:tcW w:type="dxa" w:w="1224"/>
+            <w:vAlign w:val="top"/>
+          </w:tcPr>
+          <w:p>
+            <w:r>
+              <w:t>Carlos Chen / Webtree Academy Admin</w:t>
+            </w:r>
+          </w:p>
+        </w:tc>
+        <w:tc>
+          <w:tcPr>
+            <w:tcW w:type="dxa" w:w="1944"/>
+            <w:vAlign w:val="top"/>
+          </w:tcPr>
+          <w:p>
+            <w:r>
+              <w:rPr>
+                <w:rFonts w:ascii="Arial" w:hAnsi="Arial" w:eastAsia="Arial"/>
+              </w:rPr>
+            </w:r>
+            <w:r>
+              <w:rPr>
+                <w:rFonts w:ascii="Arial" w:hAnsi="Arial" w:eastAsia="Arial"/>
+                <w:b w:val="0"/>
+                <w:sz w:val="18"/>
+              </w:rPr>
             </w:r>
           </w:p>
         </w:tc>
@@ -5005,7 +4463,7 @@
                 <w:b w:val="0"/>
                 <w:sz w:val="18"/>
               </w:rPr>
-              <w:t>PPE</w:t>
+              <w:t>Safety contract</w:t>
             </w:r>
           </w:p>
         </w:tc>
@@ -5026,7 +4484,7 @@
                 <w:b w:val="0"/>
                 <w:sz w:val="18"/>
               </w:rPr>
-              <w:t>Safety glasses, gloves if needed, cutting mats, signage, and PPE storage are prepared.</w:t>
+              <w:t>Student safety contract and parent practical-course acknowledgement are ready for signature before hands-on work.</w:t>
             </w:r>
           </w:p>
         </w:tc>
@@ -5058,6 +4516,17 @@
           </w:tcPr>
           <w:p>
             <w:r>
+              <w:t>Carlos Chen</w:t>
+            </w:r>
+          </w:p>
+        </w:tc>
+        <w:tc>
+          <w:tcPr>
+            <w:tcW w:type="dxa" w:w="1944"/>
+            <w:vAlign w:val="top"/>
+          </w:tcPr>
+          <w:p>
+            <w:r>
               <w:rPr>
                 <w:rFonts w:ascii="Arial" w:hAnsi="Arial" w:eastAsia="Arial"/>
               </w:rPr>
@@ -5068,13 +4537,14 @@
                 <w:b w:val="0"/>
                 <w:sz w:val="18"/>
               </w:rPr>
-              <w:t>Teacher/Admin</w:t>
-            </w:r>
-          </w:p>
-        </w:tc>
-        <w:tc>
-          <w:tcPr>
-            <w:tcW w:type="dxa" w:w="1944"/>
+            </w:r>
+          </w:p>
+        </w:tc>
+      </w:tr>
+      <w:tr>
+        <w:tc>
+          <w:tcPr>
+            <w:tcW w:type="dxa" w:w="1800"/>
             <w:vAlign w:val="top"/>
           </w:tcPr>
           <w:p>
@@ -5089,6 +4559,80 @@
                 <w:b w:val="0"/>
                 <w:sz w:val="18"/>
               </w:rPr>
+              <w:t>Tool SOPs</w:t>
+            </w:r>
+          </w:p>
+        </w:tc>
+        <w:tc>
+          <w:tcPr>
+            <w:tcW w:type="dxa" w:w="4608"/>
+            <w:vAlign w:val="top"/>
+          </w:tcPr>
+          <w:p>
+            <w:r>
+              <w:rPr>
+                <w:rFonts w:ascii="Arial" w:hAnsi="Arial" w:eastAsia="Arial"/>
+              </w:rPr>
+            </w:r>
+            <w:r>
+              <w:rPr>
+                <w:rFonts w:ascii="Arial" w:hAnsi="Arial" w:eastAsia="Arial"/>
+                <w:b w:val="0"/>
+                <w:sz w:val="18"/>
+              </w:rPr>
+              <w:t>Tool safety checklists or SOPs are ready for measuring tools, hand tools, cutting tools, heat tools, low-voltage electronics, soldering, 3D printer, and powered tools if used.</w:t>
+            </w:r>
+          </w:p>
+        </w:tc>
+        <w:tc>
+          <w:tcPr>
+            <w:tcW w:type="dxa" w:w="1080"/>
+            <w:vAlign w:val="top"/>
+          </w:tcPr>
+          <w:p>
+            <w:r>
+              <w:rPr>
+                <w:rFonts w:ascii="Arial" w:hAnsi="Arial" w:eastAsia="Arial"/>
+              </w:rPr>
+            </w:r>
+            <w:r>
+              <w:rPr>
+                <w:rFonts w:ascii="Arial" w:hAnsi="Arial" w:eastAsia="Arial"/>
+                <w:b w:val="0"/>
+                <w:sz w:val="18"/>
+              </w:rPr>
+              <w:t>[ ]</w:t>
+            </w:r>
+          </w:p>
+        </w:tc>
+        <w:tc>
+          <w:tcPr>
+            <w:tcW w:type="dxa" w:w="1224"/>
+            <w:vAlign w:val="top"/>
+          </w:tcPr>
+          <w:p>
+            <w:r>
+              <w:t>Carlos Chen</w:t>
+            </w:r>
+          </w:p>
+        </w:tc>
+        <w:tc>
+          <w:tcPr>
+            <w:tcW w:type="dxa" w:w="1944"/>
+            <w:vAlign w:val="top"/>
+          </w:tcPr>
+          <w:p>
+            <w:r>
+              <w:rPr>
+                <w:rFonts w:ascii="Arial" w:hAnsi="Arial" w:eastAsia="Arial"/>
+              </w:rPr>
+            </w:r>
+            <w:r>
+              <w:rPr>
+                <w:rFonts w:ascii="Arial" w:hAnsi="Arial" w:eastAsia="Arial"/>
+                <w:b w:val="0"/>
+                <w:sz w:val="18"/>
+              </w:rPr>
             </w:r>
           </w:p>
         </w:tc>
@@ -5111,7 +4655,7 @@
                 <w:b w:val="0"/>
                 <w:sz w:val="18"/>
               </w:rPr>
-              <w:t>Safety contract</w:t>
+              <w:t>Training records</w:t>
             </w:r>
           </w:p>
         </w:tc>
@@ -5132,7 +4676,7 @@
                 <w:b w:val="0"/>
                 <w:sz w:val="18"/>
               </w:rPr>
-              <w:t>Student safety contract and parent practical-course acknowledgement are ready for signature before hands-on work.</w:t>
+              <w:t>Safety training record template tracks demonstration, student practice, teacher sign-off, and restrictions.</w:t>
             </w:r>
           </w:p>
         </w:tc>
@@ -5164,6 +4708,17 @@
           </w:tcPr>
           <w:p>
             <w:r>
+              <w:t>Carlos Chen</w:t>
+            </w:r>
+          </w:p>
+        </w:tc>
+        <w:tc>
+          <w:tcPr>
+            <w:tcW w:type="dxa" w:w="1944"/>
+            <w:vAlign w:val="top"/>
+          </w:tcPr>
+          <w:p>
+            <w:r>
               <w:rPr>
                 <w:rFonts w:ascii="Arial" w:hAnsi="Arial" w:eastAsia="Arial"/>
               </w:rPr>
@@ -5174,13 +4729,14 @@
                 <w:b w:val="0"/>
                 <w:sz w:val="18"/>
               </w:rPr>
-              <w:t>Teacher</w:t>
-            </w:r>
-          </w:p>
-        </w:tc>
-        <w:tc>
-          <w:tcPr>
-            <w:tcW w:type="dxa" w:w="1944"/>
+            </w:r>
+          </w:p>
+        </w:tc>
+      </w:tr>
+      <w:tr>
+        <w:tc>
+          <w:tcPr>
+            <w:tcW w:type="dxa" w:w="1800"/>
             <w:vAlign w:val="top"/>
           </w:tcPr>
           <w:p>
@@ -5195,6 +4751,80 @@
                 <w:b w:val="0"/>
                 <w:sz w:val="18"/>
               </w:rPr>
+              <w:t>Risk assessments</w:t>
+            </w:r>
+          </w:p>
+        </w:tc>
+        <w:tc>
+          <w:tcPr>
+            <w:tcW w:type="dxa" w:w="4608"/>
+            <w:vAlign w:val="top"/>
+          </w:tcPr>
+          <w:p>
+            <w:r>
+              <w:rPr>
+                <w:rFonts w:ascii="Arial" w:hAnsi="Arial" w:eastAsia="Arial"/>
+              </w:rPr>
+            </w:r>
+            <w:r>
+              <w:rPr>
+                <w:rFonts w:ascii="Arial" w:hAnsi="Arial" w:eastAsia="Arial"/>
+                <w:b w:val="0"/>
+                <w:sz w:val="18"/>
+              </w:rPr>
+              <w:t>Activity risk assessment template is used before practical labs, prototype testing, and capstone demos.</w:t>
+            </w:r>
+          </w:p>
+        </w:tc>
+        <w:tc>
+          <w:tcPr>
+            <w:tcW w:type="dxa" w:w="1080"/>
+            <w:vAlign w:val="top"/>
+          </w:tcPr>
+          <w:p>
+            <w:r>
+              <w:rPr>
+                <w:rFonts w:ascii="Arial" w:hAnsi="Arial" w:eastAsia="Arial"/>
+              </w:rPr>
+            </w:r>
+            <w:r>
+              <w:rPr>
+                <w:rFonts w:ascii="Arial" w:hAnsi="Arial" w:eastAsia="Arial"/>
+                <w:b w:val="0"/>
+                <w:sz w:val="18"/>
+              </w:rPr>
+              <w:t>[ ]</w:t>
+            </w:r>
+          </w:p>
+        </w:tc>
+        <w:tc>
+          <w:tcPr>
+            <w:tcW w:type="dxa" w:w="1224"/>
+            <w:vAlign w:val="top"/>
+          </w:tcPr>
+          <w:p>
+            <w:r>
+              <w:t>Carlos Chen</w:t>
+            </w:r>
+          </w:p>
+        </w:tc>
+        <w:tc>
+          <w:tcPr>
+            <w:tcW w:type="dxa" w:w="1944"/>
+            <w:vAlign w:val="top"/>
+          </w:tcPr>
+          <w:p>
+            <w:r>
+              <w:rPr>
+                <w:rFonts w:ascii="Arial" w:hAnsi="Arial" w:eastAsia="Arial"/>
+              </w:rPr>
+            </w:r>
+            <w:r>
+              <w:rPr>
+                <w:rFonts w:ascii="Arial" w:hAnsi="Arial" w:eastAsia="Arial"/>
+                <w:b w:val="0"/>
+                <w:sz w:val="18"/>
+              </w:rPr>
             </w:r>
           </w:p>
         </w:tc>
@@ -5217,7 +4847,7 @@
                 <w:b w:val="0"/>
                 <w:sz w:val="18"/>
               </w:rPr>
-              <w:t>Tool SOPs</w:t>
+              <w:t>Incident procedure</w:t>
             </w:r>
           </w:p>
         </w:tc>
@@ -5238,7 +4868,7 @@
                 <w:b w:val="0"/>
                 <w:sz w:val="18"/>
               </w:rPr>
-              <w:t>Tool safety checklists or SOPs are ready for measuring tools, hand tools, cutting tools, heat tools, low-voltage electronics, soldering, 3D printer, and powered tools if used.</w:t>
+              <w:t>Incident and near-miss report forms are ready; emergency procedures are posted and reviewed.</w:t>
             </w:r>
           </w:p>
         </w:tc>
@@ -5280,7 +4910,7 @@
                 <w:b w:val="0"/>
                 <w:sz w:val="18"/>
               </w:rPr>
-              <w:t>Teacher</w:t>
+              <w:t>Principal/Teacher</w:t>
             </w:r>
           </w:p>
         </w:tc>
@@ -5323,7 +4953,7 @@
                 <w:b w:val="0"/>
                 <w:sz w:val="18"/>
               </w:rPr>
-              <w:t>Training records</w:t>
+              <w:t>Equipment inventory</w:t>
             </w:r>
           </w:p>
         </w:tc>
@@ -5344,7 +4974,7 @@
                 <w:b w:val="0"/>
                 <w:sz w:val="18"/>
               </w:rPr>
-              <w:t>Safety training record template tracks demonstration, student practice, teacher sign-off, and restrictions.</w:t>
+              <w:t>Equipment inventory and maintenance log are prepared; unsafe or missing equipment is removed from use.</w:t>
             </w:r>
           </w:p>
         </w:tc>
@@ -5376,335 +5006,7 @@
           </w:tcPr>
           <w:p>
             <w:r>
-              <w:rPr>
-                <w:rFonts w:ascii="Arial" w:hAnsi="Arial" w:eastAsia="Arial"/>
-              </w:rPr>
-            </w:r>
-            <w:r>
-              <w:rPr>
-                <w:rFonts w:ascii="Arial" w:hAnsi="Arial" w:eastAsia="Arial"/>
-                <w:b w:val="0"/>
-                <w:sz w:val="18"/>
-              </w:rPr>
-              <w:t>Teacher</w:t>
-            </w:r>
-          </w:p>
-        </w:tc>
-        <w:tc>
-          <w:tcPr>
-            <w:tcW w:type="dxa" w:w="1944"/>
-            <w:vAlign w:val="top"/>
-          </w:tcPr>
-          <w:p>
-            <w:r>
-              <w:rPr>
-                <w:rFonts w:ascii="Arial" w:hAnsi="Arial" w:eastAsia="Arial"/>
-              </w:rPr>
-            </w:r>
-            <w:r>
-              <w:rPr>
-                <w:rFonts w:ascii="Arial" w:hAnsi="Arial" w:eastAsia="Arial"/>
-                <w:b w:val="0"/>
-                <w:sz w:val="18"/>
-              </w:rPr>
-            </w:r>
-          </w:p>
-        </w:tc>
-      </w:tr>
-      <w:tr>
-        <w:tc>
-          <w:tcPr>
-            <w:tcW w:type="dxa" w:w="1800"/>
-            <w:vAlign w:val="top"/>
-          </w:tcPr>
-          <w:p>
-            <w:r>
-              <w:rPr>
-                <w:rFonts w:ascii="Arial" w:hAnsi="Arial" w:eastAsia="Arial"/>
-              </w:rPr>
-            </w:r>
-            <w:r>
-              <w:rPr>
-                <w:rFonts w:ascii="Arial" w:hAnsi="Arial" w:eastAsia="Arial"/>
-                <w:b w:val="0"/>
-                <w:sz w:val="18"/>
-              </w:rPr>
-              <w:t>Risk assessments</w:t>
-            </w:r>
-          </w:p>
-        </w:tc>
-        <w:tc>
-          <w:tcPr>
-            <w:tcW w:type="dxa" w:w="4608"/>
-            <w:vAlign w:val="top"/>
-          </w:tcPr>
-          <w:p>
-            <w:r>
-              <w:rPr>
-                <w:rFonts w:ascii="Arial" w:hAnsi="Arial" w:eastAsia="Arial"/>
-              </w:rPr>
-            </w:r>
-            <w:r>
-              <w:rPr>
-                <w:rFonts w:ascii="Arial" w:hAnsi="Arial" w:eastAsia="Arial"/>
-                <w:b w:val="0"/>
-                <w:sz w:val="18"/>
-              </w:rPr>
-              <w:t>Activity risk assessment template is used before practical labs, prototype testing, and capstone demos.</w:t>
-            </w:r>
-          </w:p>
-        </w:tc>
-        <w:tc>
-          <w:tcPr>
-            <w:tcW w:type="dxa" w:w="1080"/>
-            <w:vAlign w:val="top"/>
-          </w:tcPr>
-          <w:p>
-            <w:r>
-              <w:rPr>
-                <w:rFonts w:ascii="Arial" w:hAnsi="Arial" w:eastAsia="Arial"/>
-              </w:rPr>
-            </w:r>
-            <w:r>
-              <w:rPr>
-                <w:rFonts w:ascii="Arial" w:hAnsi="Arial" w:eastAsia="Arial"/>
-                <w:b w:val="0"/>
-                <w:sz w:val="18"/>
-              </w:rPr>
-              <w:t>[ ]</w:t>
-            </w:r>
-          </w:p>
-        </w:tc>
-        <w:tc>
-          <w:tcPr>
-            <w:tcW w:type="dxa" w:w="1224"/>
-            <w:vAlign w:val="top"/>
-          </w:tcPr>
-          <w:p>
-            <w:r>
-              <w:rPr>
-                <w:rFonts w:ascii="Arial" w:hAnsi="Arial" w:eastAsia="Arial"/>
-              </w:rPr>
-            </w:r>
-            <w:r>
-              <w:rPr>
-                <w:rFonts w:ascii="Arial" w:hAnsi="Arial" w:eastAsia="Arial"/>
-                <w:b w:val="0"/>
-                <w:sz w:val="18"/>
-              </w:rPr>
-              <w:t>Teacher</w:t>
-            </w:r>
-          </w:p>
-        </w:tc>
-        <w:tc>
-          <w:tcPr>
-            <w:tcW w:type="dxa" w:w="1944"/>
-            <w:vAlign w:val="top"/>
-          </w:tcPr>
-          <w:p>
-            <w:r>
-              <w:rPr>
-                <w:rFonts w:ascii="Arial" w:hAnsi="Arial" w:eastAsia="Arial"/>
-              </w:rPr>
-            </w:r>
-            <w:r>
-              <w:rPr>
-                <w:rFonts w:ascii="Arial" w:hAnsi="Arial" w:eastAsia="Arial"/>
-                <w:b w:val="0"/>
-                <w:sz w:val="18"/>
-              </w:rPr>
-            </w:r>
-          </w:p>
-        </w:tc>
-      </w:tr>
-      <w:tr>
-        <w:tc>
-          <w:tcPr>
-            <w:tcW w:type="dxa" w:w="1800"/>
-            <w:vAlign w:val="top"/>
-          </w:tcPr>
-          <w:p>
-            <w:r>
-              <w:rPr>
-                <w:rFonts w:ascii="Arial" w:hAnsi="Arial" w:eastAsia="Arial"/>
-              </w:rPr>
-            </w:r>
-            <w:r>
-              <w:rPr>
-                <w:rFonts w:ascii="Arial" w:hAnsi="Arial" w:eastAsia="Arial"/>
-                <w:b w:val="0"/>
-                <w:sz w:val="18"/>
-              </w:rPr>
-              <w:t>Incident procedure</w:t>
-            </w:r>
-          </w:p>
-        </w:tc>
-        <w:tc>
-          <w:tcPr>
-            <w:tcW w:type="dxa" w:w="4608"/>
-            <w:vAlign w:val="top"/>
-          </w:tcPr>
-          <w:p>
-            <w:r>
-              <w:rPr>
-                <w:rFonts w:ascii="Arial" w:hAnsi="Arial" w:eastAsia="Arial"/>
-              </w:rPr>
-            </w:r>
-            <w:r>
-              <w:rPr>
-                <w:rFonts w:ascii="Arial" w:hAnsi="Arial" w:eastAsia="Arial"/>
-                <w:b w:val="0"/>
-                <w:sz w:val="18"/>
-              </w:rPr>
-              <w:t>Incident and near-miss report forms are ready; emergency procedures are posted and reviewed.</w:t>
-            </w:r>
-          </w:p>
-        </w:tc>
-        <w:tc>
-          <w:tcPr>
-            <w:tcW w:type="dxa" w:w="1080"/>
-            <w:vAlign w:val="top"/>
-          </w:tcPr>
-          <w:p>
-            <w:r>
-              <w:rPr>
-                <w:rFonts w:ascii="Arial" w:hAnsi="Arial" w:eastAsia="Arial"/>
-              </w:rPr>
-            </w:r>
-            <w:r>
-              <w:rPr>
-                <w:rFonts w:ascii="Arial" w:hAnsi="Arial" w:eastAsia="Arial"/>
-                <w:b w:val="0"/>
-                <w:sz w:val="18"/>
-              </w:rPr>
-              <w:t>[ ]</w:t>
-            </w:r>
-          </w:p>
-        </w:tc>
-        <w:tc>
-          <w:tcPr>
-            <w:tcW w:type="dxa" w:w="1224"/>
-            <w:vAlign w:val="top"/>
-          </w:tcPr>
-          <w:p>
-            <w:r>
-              <w:rPr>
-                <w:rFonts w:ascii="Arial" w:hAnsi="Arial" w:eastAsia="Arial"/>
-              </w:rPr>
-            </w:r>
-            <w:r>
-              <w:rPr>
-                <w:rFonts w:ascii="Arial" w:hAnsi="Arial" w:eastAsia="Arial"/>
-                <w:b w:val="0"/>
-                <w:sz w:val="18"/>
-              </w:rPr>
-              <w:t>Principal/Teacher</w:t>
-            </w:r>
-          </w:p>
-        </w:tc>
-        <w:tc>
-          <w:tcPr>
-            <w:tcW w:type="dxa" w:w="1944"/>
-            <w:vAlign w:val="top"/>
-          </w:tcPr>
-          <w:p>
-            <w:r>
-              <w:rPr>
-                <w:rFonts w:ascii="Arial" w:hAnsi="Arial" w:eastAsia="Arial"/>
-              </w:rPr>
-            </w:r>
-            <w:r>
-              <w:rPr>
-                <w:rFonts w:ascii="Arial" w:hAnsi="Arial" w:eastAsia="Arial"/>
-                <w:b w:val="0"/>
-                <w:sz w:val="18"/>
-              </w:rPr>
-            </w:r>
-          </w:p>
-        </w:tc>
-      </w:tr>
-      <w:tr>
-        <w:tc>
-          <w:tcPr>
-            <w:tcW w:type="dxa" w:w="1800"/>
-            <w:vAlign w:val="top"/>
-          </w:tcPr>
-          <w:p>
-            <w:r>
-              <w:rPr>
-                <w:rFonts w:ascii="Arial" w:hAnsi="Arial" w:eastAsia="Arial"/>
-              </w:rPr>
-            </w:r>
-            <w:r>
-              <w:rPr>
-                <w:rFonts w:ascii="Arial" w:hAnsi="Arial" w:eastAsia="Arial"/>
-                <w:b w:val="0"/>
-                <w:sz w:val="18"/>
-              </w:rPr>
-              <w:t>Equipment inventory</w:t>
-            </w:r>
-          </w:p>
-        </w:tc>
-        <w:tc>
-          <w:tcPr>
-            <w:tcW w:type="dxa" w:w="4608"/>
-            <w:vAlign w:val="top"/>
-          </w:tcPr>
-          <w:p>
-            <w:r>
-              <w:rPr>
-                <w:rFonts w:ascii="Arial" w:hAnsi="Arial" w:eastAsia="Arial"/>
-              </w:rPr>
-            </w:r>
-            <w:r>
-              <w:rPr>
-                <w:rFonts w:ascii="Arial" w:hAnsi="Arial" w:eastAsia="Arial"/>
-                <w:b w:val="0"/>
-                <w:sz w:val="18"/>
-              </w:rPr>
-              <w:t>Equipment inventory and maintenance log are prepared; unsafe or missing equipment is removed from use.</w:t>
-            </w:r>
-          </w:p>
-        </w:tc>
-        <w:tc>
-          <w:tcPr>
-            <w:tcW w:type="dxa" w:w="1080"/>
-            <w:vAlign w:val="top"/>
-          </w:tcPr>
-          <w:p>
-            <w:r>
-              <w:rPr>
-                <w:rFonts w:ascii="Arial" w:hAnsi="Arial" w:eastAsia="Arial"/>
-              </w:rPr>
-            </w:r>
-            <w:r>
-              <w:rPr>
-                <w:rFonts w:ascii="Arial" w:hAnsi="Arial" w:eastAsia="Arial"/>
-                <w:b w:val="0"/>
-                <w:sz w:val="18"/>
-              </w:rPr>
-              <w:t>[ ]</w:t>
-            </w:r>
-          </w:p>
-        </w:tc>
-        <w:tc>
-          <w:tcPr>
-            <w:tcW w:type="dxa" w:w="1224"/>
-            <w:vAlign w:val="top"/>
-          </w:tcPr>
-          <w:p>
-            <w:r>
-              <w:rPr>
-                <w:rFonts w:ascii="Arial" w:hAnsi="Arial" w:eastAsia="Arial"/>
-              </w:rPr>
-            </w:r>
-            <w:r>
-              <w:rPr>
-                <w:rFonts w:ascii="Arial" w:hAnsi="Arial" w:eastAsia="Arial"/>
-                <w:b w:val="0"/>
-                <w:sz w:val="18"/>
-              </w:rPr>
-              <w:t>Teacher/Admin</w:t>
+              <w:t>Carlos Chen / Webtree Academy Admin</w:t>
             </w:r>
           </w:p>
         </w:tc>
@@ -5935,6 +5237,17 @@
           </w:tcPr>
           <w:p>
             <w:r>
+              <w:t>Carlos Chen / Henry Michels</w:t>
+            </w:r>
+          </w:p>
+        </w:tc>
+        <w:tc>
+          <w:tcPr>
+            <w:tcW w:type="dxa" w:w="1944"/>
+            <w:vAlign w:val="top"/>
+          </w:tcPr>
+          <w:p>
+            <w:r>
               <w:rPr>
                 <w:rFonts w:ascii="Arial" w:hAnsi="Arial" w:eastAsia="Arial"/>
               </w:rPr>
@@ -5945,13 +5258,14 @@
                 <w:b w:val="0"/>
                 <w:sz w:val="18"/>
               </w:rPr>
-              <w:t>Teacher/Principal</w:t>
-            </w:r>
-          </w:p>
-        </w:tc>
-        <w:tc>
-          <w:tcPr>
-            <w:tcW w:type="dxa" w:w="1944"/>
+            </w:r>
+          </w:p>
+        </w:tc>
+      </w:tr>
+      <w:tr>
+        <w:tc>
+          <w:tcPr>
+            <w:tcW w:type="dxa" w:w="1800"/>
             <w:vAlign w:val="top"/>
           </w:tcPr>
           <w:p>
@@ -5966,6 +5280,90 @@
                 <w:b w:val="0"/>
                 <w:sz w:val="18"/>
               </w:rPr>
+              <w:t>Parent communication</w:t>
+            </w:r>
+          </w:p>
+        </w:tc>
+        <w:tc>
+          <w:tcPr>
+            <w:tcW w:type="dxa" w:w="4608"/>
+            <w:vAlign w:val="top"/>
+          </w:tcPr>
+          <w:p>
+            <w:r>
+              <w:rPr>
+                <w:rFonts w:ascii="Arial" w:hAnsi="Arial" w:eastAsia="Arial"/>
+              </w:rPr>
+            </w:r>
+            <w:r>
+              <w:rPr>
+                <w:rFonts w:ascii="Arial" w:hAnsi="Arial" w:eastAsia="Arial"/>
+                <w:b w:val="0"/>
+                <w:sz w:val="18"/>
+              </w:rPr>
+              <w:t>Parent/guardian AI information letter explains permitted uses, prohibited uses, verification, and privacy expectations.</w:t>
+            </w:r>
+          </w:p>
+        </w:tc>
+        <w:tc>
+          <w:tcPr>
+            <w:tcW w:type="dxa" w:w="1080"/>
+            <w:vAlign w:val="top"/>
+          </w:tcPr>
+          <w:p>
+            <w:r>
+              <w:rPr>
+                <w:rFonts w:ascii="Arial" w:hAnsi="Arial" w:eastAsia="Arial"/>
+              </w:rPr>
+            </w:r>
+            <w:r>
+              <w:rPr>
+                <w:rFonts w:ascii="Arial" w:hAnsi="Arial" w:eastAsia="Arial"/>
+                <w:b w:val="0"/>
+                <w:sz w:val="18"/>
+              </w:rPr>
+              <w:t>[ ]</w:t>
+            </w:r>
+          </w:p>
+        </w:tc>
+        <w:tc>
+          <w:tcPr>
+            <w:tcW w:type="dxa" w:w="1224"/>
+            <w:vAlign w:val="top"/>
+          </w:tcPr>
+          <w:p>
+            <w:r>
+              <w:rPr>
+                <w:rFonts w:ascii="Arial" w:hAnsi="Arial" w:eastAsia="Arial"/>
+              </w:rPr>
+            </w:r>
+            <w:r>
+              <w:rPr>
+                <w:rFonts w:ascii="Arial" w:hAnsi="Arial" w:eastAsia="Arial"/>
+                <w:b w:val="0"/>
+                <w:sz w:val="18"/>
+              </w:rPr>
+              <w:t>Admin/Teacher</w:t>
+            </w:r>
+          </w:p>
+        </w:tc>
+        <w:tc>
+          <w:tcPr>
+            <w:tcW w:type="dxa" w:w="1944"/>
+            <w:vAlign w:val="top"/>
+          </w:tcPr>
+          <w:p>
+            <w:r>
+              <w:rPr>
+                <w:rFonts w:ascii="Arial" w:hAnsi="Arial" w:eastAsia="Arial"/>
+              </w:rPr>
+            </w:r>
+            <w:r>
+              <w:rPr>
+                <w:rFonts w:ascii="Arial" w:hAnsi="Arial" w:eastAsia="Arial"/>
+                <w:b w:val="0"/>
+                <w:sz w:val="18"/>
+              </w:rPr>
             </w:r>
           </w:p>
         </w:tc>
@@ -5988,7 +5386,7 @@
                 <w:b w:val="0"/>
                 <w:sz w:val="18"/>
               </w:rPr>
-              <w:t>Parent communication</w:t>
+              <w:t>AI Use Log</w:t>
             </w:r>
           </w:p>
         </w:tc>
@@ -6009,7 +5407,7 @@
                 <w:b w:val="0"/>
                 <w:sz w:val="18"/>
               </w:rPr>
-              <w:t>Parent/guardian AI information letter explains permitted uses, prohibited uses, verification, and privacy expectations.</w:t>
+              <w:t>AI Use Log template is required for AI-supported assignments and capstone work.</w:t>
             </w:r>
           </w:p>
         </w:tc>
@@ -6041,6 +5439,17 @@
           </w:tcPr>
           <w:p>
             <w:r>
+              <w:t>Carlos Chen</w:t>
+            </w:r>
+          </w:p>
+        </w:tc>
+        <w:tc>
+          <w:tcPr>
+            <w:tcW w:type="dxa" w:w="1944"/>
+            <w:vAlign w:val="top"/>
+          </w:tcPr>
+          <w:p>
+            <w:r>
               <w:rPr>
                 <w:rFonts w:ascii="Arial" w:hAnsi="Arial" w:eastAsia="Arial"/>
               </w:rPr>
@@ -6051,13 +5460,14 @@
                 <w:b w:val="0"/>
                 <w:sz w:val="18"/>
               </w:rPr>
-              <w:t>Admin/Teacher</w:t>
-            </w:r>
-          </w:p>
-        </w:tc>
-        <w:tc>
-          <w:tcPr>
-            <w:tcW w:type="dxa" w:w="1944"/>
+            </w:r>
+          </w:p>
+        </w:tc>
+      </w:tr>
+      <w:tr>
+        <w:tc>
+          <w:tcPr>
+            <w:tcW w:type="dxa" w:w="1800"/>
             <w:vAlign w:val="top"/>
           </w:tcPr>
           <w:p>
@@ -6072,6 +5482,80 @@
                 <w:b w:val="0"/>
                 <w:sz w:val="18"/>
               </w:rPr>
+              <w:t>Verification checklist</w:t>
+            </w:r>
+          </w:p>
+        </w:tc>
+        <w:tc>
+          <w:tcPr>
+            <w:tcW w:type="dxa" w:w="4608"/>
+            <w:vAlign w:val="top"/>
+          </w:tcPr>
+          <w:p>
+            <w:r>
+              <w:rPr>
+                <w:rFonts w:ascii="Arial" w:hAnsi="Arial" w:eastAsia="Arial"/>
+              </w:rPr>
+            </w:r>
+            <w:r>
+              <w:rPr>
+                <w:rFonts w:ascii="Arial" w:hAnsi="Arial" w:eastAsia="Arial"/>
+                <w:b w:val="0"/>
+                <w:sz w:val="18"/>
+              </w:rPr>
+              <w:t>Students must verify AI-generated safety, technical, career, and design information using teacher guidance or reliable sources.</w:t>
+            </w:r>
+          </w:p>
+        </w:tc>
+        <w:tc>
+          <w:tcPr>
+            <w:tcW w:type="dxa" w:w="1080"/>
+            <w:vAlign w:val="top"/>
+          </w:tcPr>
+          <w:p>
+            <w:r>
+              <w:rPr>
+                <w:rFonts w:ascii="Arial" w:hAnsi="Arial" w:eastAsia="Arial"/>
+              </w:rPr>
+            </w:r>
+            <w:r>
+              <w:rPr>
+                <w:rFonts w:ascii="Arial" w:hAnsi="Arial" w:eastAsia="Arial"/>
+                <w:b w:val="0"/>
+                <w:sz w:val="18"/>
+              </w:rPr>
+              <w:t>[ ]</w:t>
+            </w:r>
+          </w:p>
+        </w:tc>
+        <w:tc>
+          <w:tcPr>
+            <w:tcW w:type="dxa" w:w="1224"/>
+            <w:vAlign w:val="top"/>
+          </w:tcPr>
+          <w:p>
+            <w:r>
+              <w:t>Carlos Chen</w:t>
+            </w:r>
+          </w:p>
+        </w:tc>
+        <w:tc>
+          <w:tcPr>
+            <w:tcW w:type="dxa" w:w="1944"/>
+            <w:vAlign w:val="top"/>
+          </w:tcPr>
+          <w:p>
+            <w:r>
+              <w:rPr>
+                <w:rFonts w:ascii="Arial" w:hAnsi="Arial" w:eastAsia="Arial"/>
+              </w:rPr>
+            </w:r>
+            <w:r>
+              <w:rPr>
+                <w:rFonts w:ascii="Arial" w:hAnsi="Arial" w:eastAsia="Arial"/>
+                <w:b w:val="0"/>
+                <w:sz w:val="18"/>
+              </w:rPr>
             </w:r>
           </w:p>
         </w:tc>
@@ -6094,7 +5578,7 @@
                 <w:b w:val="0"/>
                 <w:sz w:val="18"/>
               </w:rPr>
-              <w:t>AI Use Log</w:t>
+              <w:t>Assessment controls</w:t>
             </w:r>
           </w:p>
         </w:tc>
@@ -6115,7 +5599,7 @@
                 <w:b w:val="0"/>
                 <w:sz w:val="18"/>
               </w:rPr>
-              <w:t>AI Use Log template is required for AI-supported assignments and capstone work.</w:t>
+              <w:t>Major assessments include in-class checkpoints, demonstrations, conferences, drafts, or oral explanation to confirm student understanding.</w:t>
             </w:r>
           </w:p>
         </w:tc>
@@ -6147,6 +5631,17 @@
           </w:tcPr>
           <w:p>
             <w:r>
+              <w:t>Carlos Chen</w:t>
+            </w:r>
+          </w:p>
+        </w:tc>
+        <w:tc>
+          <w:tcPr>
+            <w:tcW w:type="dxa" w:w="1944"/>
+            <w:vAlign w:val="top"/>
+          </w:tcPr>
+          <w:p>
+            <w:r>
               <w:rPr>
                 <w:rFonts w:ascii="Arial" w:hAnsi="Arial" w:eastAsia="Arial"/>
               </w:rPr>
@@ -6157,13 +5652,14 @@
                 <w:b w:val="0"/>
                 <w:sz w:val="18"/>
               </w:rPr>
-              <w:t>Teacher</w:t>
-            </w:r>
-          </w:p>
-        </w:tc>
-        <w:tc>
-          <w:tcPr>
-            <w:tcW w:type="dxa" w:w="1944"/>
+            </w:r>
+          </w:p>
+        </w:tc>
+      </w:tr>
+      <w:tr>
+        <w:tc>
+          <w:tcPr>
+            <w:tcW w:type="dxa" w:w="1800"/>
             <w:vAlign w:val="top"/>
           </w:tcPr>
           <w:p>
@@ -6178,14 +5674,13 @@
                 <w:b w:val="0"/>
                 <w:sz w:val="18"/>
               </w:rPr>
-            </w:r>
-          </w:p>
-        </w:tc>
-      </w:tr>
-      <w:tr>
-        <w:tc>
-          <w:tcPr>
-            <w:tcW w:type="dxa" w:w="1800"/>
+              <w:t>Privacy controls</w:t>
+            </w:r>
+          </w:p>
+        </w:tc>
+        <w:tc>
+          <w:tcPr>
+            <w:tcW w:type="dxa" w:w="4608"/>
             <w:vAlign w:val="top"/>
           </w:tcPr>
           <w:p>
@@ -6200,13 +5695,13 @@
                 <w:b w:val="0"/>
                 <w:sz w:val="18"/>
               </w:rPr>
-              <w:t>Verification checklist</w:t>
-            </w:r>
-          </w:p>
-        </w:tc>
-        <w:tc>
-          <w:tcPr>
-            <w:tcW w:type="dxa" w:w="4608"/>
+              <w:t>Students are instructed not to enter personal, confidential, or identifiable student information into public AI tools.</w:t>
+            </w:r>
+          </w:p>
+        </w:tc>
+        <w:tc>
+          <w:tcPr>
+            <w:tcW w:type="dxa" w:w="1080"/>
             <w:vAlign w:val="top"/>
           </w:tcPr>
           <w:p>
@@ -6221,27 +5716,6 @@
                 <w:b w:val="0"/>
                 <w:sz w:val="18"/>
               </w:rPr>
-              <w:t>Students must verify AI-generated safety, technical, career, and design information using teacher guidance or reliable sources.</w:t>
-            </w:r>
-          </w:p>
-        </w:tc>
-        <w:tc>
-          <w:tcPr>
-            <w:tcW w:type="dxa" w:w="1080"/>
-            <w:vAlign w:val="top"/>
-          </w:tcPr>
-          <w:p>
-            <w:r>
-              <w:rPr>
-                <w:rFonts w:ascii="Arial" w:hAnsi="Arial" w:eastAsia="Arial"/>
-              </w:rPr>
-            </w:r>
-            <w:r>
-              <w:rPr>
-                <w:rFonts w:ascii="Arial" w:hAnsi="Arial" w:eastAsia="Arial"/>
-                <w:b w:val="0"/>
-                <w:sz w:val="18"/>
-              </w:rPr>
               <w:t>[ ]</w:t>
             </w:r>
           </w:p>
@@ -6253,229 +5727,7 @@
           </w:tcPr>
           <w:p>
             <w:r>
-              <w:rPr>
-                <w:rFonts w:ascii="Arial" w:hAnsi="Arial" w:eastAsia="Arial"/>
-              </w:rPr>
-            </w:r>
-            <w:r>
-              <w:rPr>
-                <w:rFonts w:ascii="Arial" w:hAnsi="Arial" w:eastAsia="Arial"/>
-                <w:b w:val="0"/>
-                <w:sz w:val="18"/>
-              </w:rPr>
-              <w:t>Teacher</w:t>
-            </w:r>
-          </w:p>
-        </w:tc>
-        <w:tc>
-          <w:tcPr>
-            <w:tcW w:type="dxa" w:w="1944"/>
-            <w:vAlign w:val="top"/>
-          </w:tcPr>
-          <w:p>
-            <w:r>
-              <w:rPr>
-                <w:rFonts w:ascii="Arial" w:hAnsi="Arial" w:eastAsia="Arial"/>
-              </w:rPr>
-            </w:r>
-            <w:r>
-              <w:rPr>
-                <w:rFonts w:ascii="Arial" w:hAnsi="Arial" w:eastAsia="Arial"/>
-                <w:b w:val="0"/>
-                <w:sz w:val="18"/>
-              </w:rPr>
-            </w:r>
-          </w:p>
-        </w:tc>
-      </w:tr>
-      <w:tr>
-        <w:tc>
-          <w:tcPr>
-            <w:tcW w:type="dxa" w:w="1800"/>
-            <w:vAlign w:val="top"/>
-          </w:tcPr>
-          <w:p>
-            <w:r>
-              <w:rPr>
-                <w:rFonts w:ascii="Arial" w:hAnsi="Arial" w:eastAsia="Arial"/>
-              </w:rPr>
-            </w:r>
-            <w:r>
-              <w:rPr>
-                <w:rFonts w:ascii="Arial" w:hAnsi="Arial" w:eastAsia="Arial"/>
-                <w:b w:val="0"/>
-                <w:sz w:val="18"/>
-              </w:rPr>
-              <w:t>Assessment controls</w:t>
-            </w:r>
-          </w:p>
-        </w:tc>
-        <w:tc>
-          <w:tcPr>
-            <w:tcW w:type="dxa" w:w="4608"/>
-            <w:vAlign w:val="top"/>
-          </w:tcPr>
-          <w:p>
-            <w:r>
-              <w:rPr>
-                <w:rFonts w:ascii="Arial" w:hAnsi="Arial" w:eastAsia="Arial"/>
-              </w:rPr>
-            </w:r>
-            <w:r>
-              <w:rPr>
-                <w:rFonts w:ascii="Arial" w:hAnsi="Arial" w:eastAsia="Arial"/>
-                <w:b w:val="0"/>
-                <w:sz w:val="18"/>
-              </w:rPr>
-              <w:t>Major assessments include in-class checkpoints, demonstrations, conferences, drafts, or oral explanation to confirm student understanding.</w:t>
-            </w:r>
-          </w:p>
-        </w:tc>
-        <w:tc>
-          <w:tcPr>
-            <w:tcW w:type="dxa" w:w="1080"/>
-            <w:vAlign w:val="top"/>
-          </w:tcPr>
-          <w:p>
-            <w:r>
-              <w:rPr>
-                <w:rFonts w:ascii="Arial" w:hAnsi="Arial" w:eastAsia="Arial"/>
-              </w:rPr>
-            </w:r>
-            <w:r>
-              <w:rPr>
-                <w:rFonts w:ascii="Arial" w:hAnsi="Arial" w:eastAsia="Arial"/>
-                <w:b w:val="0"/>
-                <w:sz w:val="18"/>
-              </w:rPr>
-              <w:t>[ ]</w:t>
-            </w:r>
-          </w:p>
-        </w:tc>
-        <w:tc>
-          <w:tcPr>
-            <w:tcW w:type="dxa" w:w="1224"/>
-            <w:vAlign w:val="top"/>
-          </w:tcPr>
-          <w:p>
-            <w:r>
-              <w:rPr>
-                <w:rFonts w:ascii="Arial" w:hAnsi="Arial" w:eastAsia="Arial"/>
-              </w:rPr>
-            </w:r>
-            <w:r>
-              <w:rPr>
-                <w:rFonts w:ascii="Arial" w:hAnsi="Arial" w:eastAsia="Arial"/>
-                <w:b w:val="0"/>
-                <w:sz w:val="18"/>
-              </w:rPr>
-              <w:t>Teacher</w:t>
-            </w:r>
-          </w:p>
-        </w:tc>
-        <w:tc>
-          <w:tcPr>
-            <w:tcW w:type="dxa" w:w="1944"/>
-            <w:vAlign w:val="top"/>
-          </w:tcPr>
-          <w:p>
-            <w:r>
-              <w:rPr>
-                <w:rFonts w:ascii="Arial" w:hAnsi="Arial" w:eastAsia="Arial"/>
-              </w:rPr>
-            </w:r>
-            <w:r>
-              <w:rPr>
-                <w:rFonts w:ascii="Arial" w:hAnsi="Arial" w:eastAsia="Arial"/>
-                <w:b w:val="0"/>
-                <w:sz w:val="18"/>
-              </w:rPr>
-            </w:r>
-          </w:p>
-        </w:tc>
-      </w:tr>
-      <w:tr>
-        <w:tc>
-          <w:tcPr>
-            <w:tcW w:type="dxa" w:w="1800"/>
-            <w:vAlign w:val="top"/>
-          </w:tcPr>
-          <w:p>
-            <w:r>
-              <w:rPr>
-                <w:rFonts w:ascii="Arial" w:hAnsi="Arial" w:eastAsia="Arial"/>
-              </w:rPr>
-            </w:r>
-            <w:r>
-              <w:rPr>
-                <w:rFonts w:ascii="Arial" w:hAnsi="Arial" w:eastAsia="Arial"/>
-                <w:b w:val="0"/>
-                <w:sz w:val="18"/>
-              </w:rPr>
-              <w:t>Privacy controls</w:t>
-            </w:r>
-          </w:p>
-        </w:tc>
-        <w:tc>
-          <w:tcPr>
-            <w:tcW w:type="dxa" w:w="4608"/>
-            <w:vAlign w:val="top"/>
-          </w:tcPr>
-          <w:p>
-            <w:r>
-              <w:rPr>
-                <w:rFonts w:ascii="Arial" w:hAnsi="Arial" w:eastAsia="Arial"/>
-              </w:rPr>
-            </w:r>
-            <w:r>
-              <w:rPr>
-                <w:rFonts w:ascii="Arial" w:hAnsi="Arial" w:eastAsia="Arial"/>
-                <w:b w:val="0"/>
-                <w:sz w:val="18"/>
-              </w:rPr>
-              <w:t>Students are instructed not to enter personal, confidential, or identifiable student information into public AI tools.</w:t>
-            </w:r>
-          </w:p>
-        </w:tc>
-        <w:tc>
-          <w:tcPr>
-            <w:tcW w:type="dxa" w:w="1080"/>
-            <w:vAlign w:val="top"/>
-          </w:tcPr>
-          <w:p>
-            <w:r>
-              <w:rPr>
-                <w:rFonts w:ascii="Arial" w:hAnsi="Arial" w:eastAsia="Arial"/>
-              </w:rPr>
-            </w:r>
-            <w:r>
-              <w:rPr>
-                <w:rFonts w:ascii="Arial" w:hAnsi="Arial" w:eastAsia="Arial"/>
-                <w:b w:val="0"/>
-                <w:sz w:val="18"/>
-              </w:rPr>
-              <w:t>[ ]</w:t>
-            </w:r>
-          </w:p>
-        </w:tc>
-        <w:tc>
-          <w:tcPr>
-            <w:tcW w:type="dxa" w:w="1224"/>
-            <w:vAlign w:val="top"/>
-          </w:tcPr>
-          <w:p>
-            <w:r>
-              <w:rPr>
-                <w:rFonts w:ascii="Arial" w:hAnsi="Arial" w:eastAsia="Arial"/>
-              </w:rPr>
-            </w:r>
-            <w:r>
-              <w:rPr>
-                <w:rFonts w:ascii="Arial" w:hAnsi="Arial" w:eastAsia="Arial"/>
-                <w:b w:val="0"/>
-                <w:sz w:val="18"/>
-              </w:rPr>
-              <w:t>Teacher/Admin</w:t>
+              <w:t>Carlos Chen / Webtree Academy Admin</w:t>
             </w:r>
           </w:p>
         </w:tc>
@@ -6812,6 +6064,17 @@
           </w:tcPr>
           <w:p>
             <w:r>
+              <w:t>Henry Michels</w:t>
+            </w:r>
+          </w:p>
+        </w:tc>
+        <w:tc>
+          <w:tcPr>
+            <w:tcW w:type="dxa" w:w="1944"/>
+            <w:vAlign w:val="top"/>
+          </w:tcPr>
+          <w:p>
+            <w:r>
               <w:rPr>
                 <w:rFonts w:ascii="Arial" w:hAnsi="Arial" w:eastAsia="Arial"/>
               </w:rPr>
@@ -6822,13 +6085,14 @@
                 <w:b w:val="0"/>
                 <w:sz w:val="18"/>
               </w:rPr>
-              <w:t>Principal</w:t>
-            </w:r>
-          </w:p>
-        </w:tc>
-        <w:tc>
-          <w:tcPr>
-            <w:tcW w:type="dxa" w:w="1944"/>
+            </w:r>
+          </w:p>
+        </w:tc>
+      </w:tr>
+      <w:tr>
+        <w:tc>
+          <w:tcPr>
+            <w:tcW w:type="dxa" w:w="1800"/>
             <w:vAlign w:val="top"/>
           </w:tcPr>
           <w:p>
@@ -6843,6 +6107,80 @@
                 <w:b w:val="0"/>
                 <w:sz w:val="18"/>
               </w:rPr>
+              <w:t>Teacher resume</w:t>
+            </w:r>
+          </w:p>
+        </w:tc>
+        <w:tc>
+          <w:tcPr>
+            <w:tcW w:type="dxa" w:w="4608"/>
+            <w:vAlign w:val="top"/>
+          </w:tcPr>
+          <w:p>
+            <w:r>
+              <w:rPr>
+                <w:rFonts w:ascii="Arial" w:hAnsi="Arial" w:eastAsia="Arial"/>
+              </w:rPr>
+            </w:r>
+            <w:r>
+              <w:rPr>
+                <w:rFonts w:ascii="Arial" w:hAnsi="Arial" w:eastAsia="Arial"/>
+                <w:b w:val="0"/>
+                <w:sz w:val="18"/>
+              </w:rPr>
+              <w:t>Teacher resume or qualification summary is filed, including technology, design, skilled trades, safety, AI, or project-based learning experience.</w:t>
+            </w:r>
+          </w:p>
+        </w:tc>
+        <w:tc>
+          <w:tcPr>
+            <w:tcW w:type="dxa" w:w="1080"/>
+            <w:vAlign w:val="top"/>
+          </w:tcPr>
+          <w:p>
+            <w:r>
+              <w:rPr>
+                <w:rFonts w:ascii="Arial" w:hAnsi="Arial" w:eastAsia="Arial"/>
+              </w:rPr>
+            </w:r>
+            <w:r>
+              <w:rPr>
+                <w:rFonts w:ascii="Arial" w:hAnsi="Arial" w:eastAsia="Arial"/>
+                <w:b w:val="0"/>
+                <w:sz w:val="18"/>
+              </w:rPr>
+              <w:t>[ ]</w:t>
+            </w:r>
+          </w:p>
+        </w:tc>
+        <w:tc>
+          <w:tcPr>
+            <w:tcW w:type="dxa" w:w="1224"/>
+            <w:vAlign w:val="top"/>
+          </w:tcPr>
+          <w:p>
+            <w:r>
+              <w:t>Webtree Academy Admin</w:t>
+            </w:r>
+          </w:p>
+        </w:tc>
+        <w:tc>
+          <w:tcPr>
+            <w:tcW w:type="dxa" w:w="1944"/>
+            <w:vAlign w:val="top"/>
+          </w:tcPr>
+          <w:p>
+            <w:r>
+              <w:rPr>
+                <w:rFonts w:ascii="Arial" w:hAnsi="Arial" w:eastAsia="Arial"/>
+              </w:rPr>
+            </w:r>
+            <w:r>
+              <w:rPr>
+                <w:rFonts w:ascii="Arial" w:hAnsi="Arial" w:eastAsia="Arial"/>
+                <w:b w:val="0"/>
+                <w:sz w:val="18"/>
+              </w:rPr>
             </w:r>
           </w:p>
         </w:tc>
@@ -6865,7 +6203,7 @@
                 <w:b w:val="0"/>
                 <w:sz w:val="18"/>
               </w:rPr>
-              <w:t>Teacher resume</w:t>
+              <w:t>Safety readiness</w:t>
             </w:r>
           </w:p>
         </w:tc>
@@ -6886,7 +6224,7 @@
                 <w:b w:val="0"/>
                 <w:sz w:val="18"/>
               </w:rPr>
-              <w:t>Teacher resume or qualification summary is filed, including technology, design, skilled trades, safety, AI, or project-based learning experience.</w:t>
+              <w:t>Teacher has reviewed safety package, equipment limitations, emergency procedures, and supervision expectations.</w:t>
             </w:r>
           </w:p>
         </w:tc>
@@ -6928,7 +6266,7 @@
                 <w:b w:val="0"/>
                 <w:sz w:val="18"/>
               </w:rPr>
-              <w:t>Admin</w:t>
+              <w:t>Principal/Teacher</w:t>
             </w:r>
           </w:p>
         </w:tc>
@@ -6971,7 +6309,7 @@
                 <w:b w:val="0"/>
                 <w:sz w:val="18"/>
               </w:rPr>
-              <w:t>Safety readiness</w:t>
+              <w:t>Planning readiness</w:t>
             </w:r>
           </w:p>
         </w:tc>
@@ -6992,7 +6330,7 @@
                 <w:b w:val="0"/>
                 <w:sz w:val="18"/>
               </w:rPr>
-              <w:t>Teacher has reviewed safety package, equipment limitations, emergency procedures, and supervision expectations.</w:t>
+              <w:t>Teacher has reviewed pacing guide, unit plans, assignment calendar, rubrics, and assessment records package.</w:t>
             </w:r>
           </w:p>
         </w:tc>
@@ -7024,6 +6362,17 @@
           </w:tcPr>
           <w:p>
             <w:r>
+              <w:t>Carlos Chen</w:t>
+            </w:r>
+          </w:p>
+        </w:tc>
+        <w:tc>
+          <w:tcPr>
+            <w:tcW w:type="dxa" w:w="1944"/>
+            <w:vAlign w:val="top"/>
+          </w:tcPr>
+          <w:p>
+            <w:r>
               <w:rPr>
                 <w:rFonts w:ascii="Arial" w:hAnsi="Arial" w:eastAsia="Arial"/>
               </w:rPr>
@@ -7034,13 +6383,14 @@
                 <w:b w:val="0"/>
                 <w:sz w:val="18"/>
               </w:rPr>
-              <w:t>Principal/Teacher</w:t>
-            </w:r>
-          </w:p>
-        </w:tc>
-        <w:tc>
-          <w:tcPr>
-            <w:tcW w:type="dxa" w:w="1944"/>
+            </w:r>
+          </w:p>
+        </w:tc>
+      </w:tr>
+      <w:tr>
+        <w:tc>
+          <w:tcPr>
+            <w:tcW w:type="dxa" w:w="1800"/>
             <w:vAlign w:val="top"/>
           </w:tcPr>
           <w:p>
@@ -7055,6 +6405,80 @@
                 <w:b w:val="0"/>
                 <w:sz w:val="18"/>
               </w:rPr>
+              <w:t>Substitute plan</w:t>
+            </w:r>
+          </w:p>
+        </w:tc>
+        <w:tc>
+          <w:tcPr>
+            <w:tcW w:type="dxa" w:w="4608"/>
+            <w:vAlign w:val="top"/>
+          </w:tcPr>
+          <w:p>
+            <w:r>
+              <w:rPr>
+                <w:rFonts w:ascii="Arial" w:hAnsi="Arial" w:eastAsia="Arial"/>
+              </w:rPr>
+            </w:r>
+            <w:r>
+              <w:rPr>
+                <w:rFonts w:ascii="Arial" w:hAnsi="Arial" w:eastAsia="Arial"/>
+                <w:b w:val="0"/>
+                <w:sz w:val="18"/>
+              </w:rPr>
+              <w:t>No-tool emergency lesson and substitute teacher safety restrictions are prepared.</w:t>
+            </w:r>
+          </w:p>
+        </w:tc>
+        <w:tc>
+          <w:tcPr>
+            <w:tcW w:type="dxa" w:w="1080"/>
+            <w:vAlign w:val="top"/>
+          </w:tcPr>
+          <w:p>
+            <w:r>
+              <w:rPr>
+                <w:rFonts w:ascii="Arial" w:hAnsi="Arial" w:eastAsia="Arial"/>
+              </w:rPr>
+            </w:r>
+            <w:r>
+              <w:rPr>
+                <w:rFonts w:ascii="Arial" w:hAnsi="Arial" w:eastAsia="Arial"/>
+                <w:b w:val="0"/>
+                <w:sz w:val="18"/>
+              </w:rPr>
+              <w:t>[ ]</w:t>
+            </w:r>
+          </w:p>
+        </w:tc>
+        <w:tc>
+          <w:tcPr>
+            <w:tcW w:type="dxa" w:w="1224"/>
+            <w:vAlign w:val="top"/>
+          </w:tcPr>
+          <w:p>
+            <w:r>
+              <w:t>Carlos Chen / Webtree Academy Admin</w:t>
+            </w:r>
+          </w:p>
+        </w:tc>
+        <w:tc>
+          <w:tcPr>
+            <w:tcW w:type="dxa" w:w="1944"/>
+            <w:vAlign w:val="top"/>
+          </w:tcPr>
+          <w:p>
+            <w:r>
+              <w:rPr>
+                <w:rFonts w:ascii="Arial" w:hAnsi="Arial" w:eastAsia="Arial"/>
+              </w:rPr>
+            </w:r>
+            <w:r>
+              <w:rPr>
+                <w:rFonts w:ascii="Arial" w:hAnsi="Arial" w:eastAsia="Arial"/>
+                <w:b w:val="0"/>
+                <w:sz w:val="18"/>
+              </w:rPr>
             </w:r>
           </w:p>
         </w:tc>
@@ -7077,7 +6501,7 @@
                 <w:b w:val="0"/>
                 <w:sz w:val="18"/>
               </w:rPr>
-              <w:t>Planning readiness</w:t>
+              <w:t>Department/principal review</w:t>
             </w:r>
           </w:p>
         </w:tc>
@@ -7098,7 +6522,7 @@
                 <w:b w:val="0"/>
                 <w:sz w:val="18"/>
               </w:rPr>
-              <w:t>Teacher has reviewed pacing guide, unit plans, assignment calendar, rubrics, and assessment records package.</w:t>
+              <w:t>Principal or department lead reviews and signs off on course readiness before instruction begins.</w:t>
             </w:r>
           </w:p>
         </w:tc>
@@ -7130,229 +6554,7 @@
           </w:tcPr>
           <w:p>
             <w:r>
-              <w:rPr>
-                <w:rFonts w:ascii="Arial" w:hAnsi="Arial" w:eastAsia="Arial"/>
-              </w:rPr>
-            </w:r>
-            <w:r>
-              <w:rPr>
-                <w:rFonts w:ascii="Arial" w:hAnsi="Arial" w:eastAsia="Arial"/>
-                <w:b w:val="0"/>
-                <w:sz w:val="18"/>
-              </w:rPr>
-              <w:t>Teacher</w:t>
-            </w:r>
-          </w:p>
-        </w:tc>
-        <w:tc>
-          <w:tcPr>
-            <w:tcW w:type="dxa" w:w="1944"/>
-            <w:vAlign w:val="top"/>
-          </w:tcPr>
-          <w:p>
-            <w:r>
-              <w:rPr>
-                <w:rFonts w:ascii="Arial" w:hAnsi="Arial" w:eastAsia="Arial"/>
-              </w:rPr>
-            </w:r>
-            <w:r>
-              <w:rPr>
-                <w:rFonts w:ascii="Arial" w:hAnsi="Arial" w:eastAsia="Arial"/>
-                <w:b w:val="0"/>
-                <w:sz w:val="18"/>
-              </w:rPr>
-            </w:r>
-          </w:p>
-        </w:tc>
-      </w:tr>
-      <w:tr>
-        <w:tc>
-          <w:tcPr>
-            <w:tcW w:type="dxa" w:w="1800"/>
-            <w:vAlign w:val="top"/>
-          </w:tcPr>
-          <w:p>
-            <w:r>
-              <w:rPr>
-                <w:rFonts w:ascii="Arial" w:hAnsi="Arial" w:eastAsia="Arial"/>
-              </w:rPr>
-            </w:r>
-            <w:r>
-              <w:rPr>
-                <w:rFonts w:ascii="Arial" w:hAnsi="Arial" w:eastAsia="Arial"/>
-                <w:b w:val="0"/>
-                <w:sz w:val="18"/>
-              </w:rPr>
-              <w:t>Substitute plan</w:t>
-            </w:r>
-          </w:p>
-        </w:tc>
-        <w:tc>
-          <w:tcPr>
-            <w:tcW w:type="dxa" w:w="4608"/>
-            <w:vAlign w:val="top"/>
-          </w:tcPr>
-          <w:p>
-            <w:r>
-              <w:rPr>
-                <w:rFonts w:ascii="Arial" w:hAnsi="Arial" w:eastAsia="Arial"/>
-              </w:rPr>
-            </w:r>
-            <w:r>
-              <w:rPr>
-                <w:rFonts w:ascii="Arial" w:hAnsi="Arial" w:eastAsia="Arial"/>
-                <w:b w:val="0"/>
-                <w:sz w:val="18"/>
-              </w:rPr>
-              <w:t>No-tool emergency lesson and substitute teacher safety restrictions are prepared.</w:t>
-            </w:r>
-          </w:p>
-        </w:tc>
-        <w:tc>
-          <w:tcPr>
-            <w:tcW w:type="dxa" w:w="1080"/>
-            <w:vAlign w:val="top"/>
-          </w:tcPr>
-          <w:p>
-            <w:r>
-              <w:rPr>
-                <w:rFonts w:ascii="Arial" w:hAnsi="Arial" w:eastAsia="Arial"/>
-              </w:rPr>
-            </w:r>
-            <w:r>
-              <w:rPr>
-                <w:rFonts w:ascii="Arial" w:hAnsi="Arial" w:eastAsia="Arial"/>
-                <w:b w:val="0"/>
-                <w:sz w:val="18"/>
-              </w:rPr>
-              <w:t>[ ]</w:t>
-            </w:r>
-          </w:p>
-        </w:tc>
-        <w:tc>
-          <w:tcPr>
-            <w:tcW w:type="dxa" w:w="1224"/>
-            <w:vAlign w:val="top"/>
-          </w:tcPr>
-          <w:p>
-            <w:r>
-              <w:rPr>
-                <w:rFonts w:ascii="Arial" w:hAnsi="Arial" w:eastAsia="Arial"/>
-              </w:rPr>
-            </w:r>
-            <w:r>
-              <w:rPr>
-                <w:rFonts w:ascii="Arial" w:hAnsi="Arial" w:eastAsia="Arial"/>
-                <w:b w:val="0"/>
-                <w:sz w:val="18"/>
-              </w:rPr>
-              <w:t>Teacher/Admin</w:t>
-            </w:r>
-          </w:p>
-        </w:tc>
-        <w:tc>
-          <w:tcPr>
-            <w:tcW w:type="dxa" w:w="1944"/>
-            <w:vAlign w:val="top"/>
-          </w:tcPr>
-          <w:p>
-            <w:r>
-              <w:rPr>
-                <w:rFonts w:ascii="Arial" w:hAnsi="Arial" w:eastAsia="Arial"/>
-              </w:rPr>
-            </w:r>
-            <w:r>
-              <w:rPr>
-                <w:rFonts w:ascii="Arial" w:hAnsi="Arial" w:eastAsia="Arial"/>
-                <w:b w:val="0"/>
-                <w:sz w:val="18"/>
-              </w:rPr>
-            </w:r>
-          </w:p>
-        </w:tc>
-      </w:tr>
-      <w:tr>
-        <w:tc>
-          <w:tcPr>
-            <w:tcW w:type="dxa" w:w="1800"/>
-            <w:vAlign w:val="top"/>
-          </w:tcPr>
-          <w:p>
-            <w:r>
-              <w:rPr>
-                <w:rFonts w:ascii="Arial" w:hAnsi="Arial" w:eastAsia="Arial"/>
-              </w:rPr>
-            </w:r>
-            <w:r>
-              <w:rPr>
-                <w:rFonts w:ascii="Arial" w:hAnsi="Arial" w:eastAsia="Arial"/>
-                <w:b w:val="0"/>
-                <w:sz w:val="18"/>
-              </w:rPr>
-              <w:t>Department/principal review</w:t>
-            </w:r>
-          </w:p>
-        </w:tc>
-        <w:tc>
-          <w:tcPr>
-            <w:tcW w:type="dxa" w:w="4608"/>
-            <w:vAlign w:val="top"/>
-          </w:tcPr>
-          <w:p>
-            <w:r>
-              <w:rPr>
-                <w:rFonts w:ascii="Arial" w:hAnsi="Arial" w:eastAsia="Arial"/>
-              </w:rPr>
-            </w:r>
-            <w:r>
-              <w:rPr>
-                <w:rFonts w:ascii="Arial" w:hAnsi="Arial" w:eastAsia="Arial"/>
-                <w:b w:val="0"/>
-                <w:sz w:val="18"/>
-              </w:rPr>
-              <w:t>Principal or department lead reviews and signs off on course readiness before instruction begins.</w:t>
-            </w:r>
-          </w:p>
-        </w:tc>
-        <w:tc>
-          <w:tcPr>
-            <w:tcW w:type="dxa" w:w="1080"/>
-            <w:vAlign w:val="top"/>
-          </w:tcPr>
-          <w:p>
-            <w:r>
-              <w:rPr>
-                <w:rFonts w:ascii="Arial" w:hAnsi="Arial" w:eastAsia="Arial"/>
-              </w:rPr>
-            </w:r>
-            <w:r>
-              <w:rPr>
-                <w:rFonts w:ascii="Arial" w:hAnsi="Arial" w:eastAsia="Arial"/>
-                <w:b w:val="0"/>
-                <w:sz w:val="18"/>
-              </w:rPr>
-              <w:t>[ ]</w:t>
-            </w:r>
-          </w:p>
-        </w:tc>
-        <w:tc>
-          <w:tcPr>
-            <w:tcW w:type="dxa" w:w="1224"/>
-            <w:vAlign w:val="top"/>
-          </w:tcPr>
-          <w:p>
-            <w:r>
-              <w:rPr>
-                <w:rFonts w:ascii="Arial" w:hAnsi="Arial" w:eastAsia="Arial"/>
-              </w:rPr>
-            </w:r>
-            <w:r>
-              <w:rPr>
-                <w:rFonts w:ascii="Arial" w:hAnsi="Arial" w:eastAsia="Arial"/>
-                <w:b w:val="0"/>
-                <w:sz w:val="18"/>
-              </w:rPr>
-              <w:t>Principal</w:t>
+              <w:t>Henry Michels</w:t>
             </w:r>
           </w:p>
         </w:tc>
@@ -8011,7 +7213,7 @@
         <w:pStyle w:val="Heading1"/>
       </w:pPr>
       <w:r>
-        <w:t>12. Internal File Structure Recommendation</w:t>
+        <w:t>13. Internal File Structure Recommendation</w:t>
       </w:r>
     </w:p>
     <w:p>
@@ -8323,6 +7525,17 @@
           </w:tcPr>
           <w:p>
             <w:r>
+              <w:t>Carlos Chen</w:t>
+            </w:r>
+          </w:p>
+        </w:tc>
+        <w:tc>
+          <w:tcPr>
+            <w:tcW w:type="dxa" w:w="2016"/>
+            <w:vAlign w:val="top"/>
+          </w:tcPr>
+          <w:p>
+            <w:r>
               <w:rPr>
                 <w:rFonts w:ascii="Arial" w:hAnsi="Arial" w:eastAsia="Arial"/>
               </w:rPr>
@@ -8333,13 +7546,12 @@
                 <w:b w:val="0"/>
                 <w:sz w:val="18"/>
               </w:rPr>
-              <w:t>Carlos Chen</w:t>
-            </w:r>
-          </w:p>
-        </w:tc>
-        <w:tc>
-          <w:tcPr>
-            <w:tcW w:type="dxa" w:w="2016"/>
+            </w:r>
+          </w:p>
+        </w:tc>
+        <w:tc>
+          <w:tcPr>
+            <w:tcW w:type="dxa" w:w="1584"/>
             <w:vAlign w:val="top"/>
           </w:tcPr>
           <w:p>
@@ -8359,7 +7571,7 @@
         </w:tc>
         <w:tc>
           <w:tcPr>
-            <w:tcW w:type="dxa" w:w="1584"/>
+            <w:tcW w:type="dxa" w:w="3312"/>
             <w:vAlign w:val="top"/>
           </w:tcPr>
           <w:p>
@@ -8377,9 +7589,11 @@
             </w:r>
           </w:p>
         </w:tc>
-        <w:tc>
-          <w:tcPr>
-            <w:tcW w:type="dxa" w:w="3312"/>
+      </w:tr>
+      <w:tr>
+        <w:tc>
+          <w:tcPr>
+            <w:tcW w:type="dxa" w:w="2160"/>
             <w:vAlign w:val="top"/>
           </w:tcPr>
           <w:p>
@@ -8394,6 +7608,78 @@
                 <w:b w:val="0"/>
                 <w:sz w:val="18"/>
               </w:rPr>
+              <w:t>Principal</w:t>
+            </w:r>
+          </w:p>
+        </w:tc>
+        <w:tc>
+          <w:tcPr>
+            <w:tcW w:type="dxa" w:w="2160"/>
+            <w:vAlign w:val="top"/>
+          </w:tcPr>
+          <w:p>
+            <w:r>
+              <w:t>Henry Michels</w:t>
+            </w:r>
+          </w:p>
+        </w:tc>
+        <w:tc>
+          <w:tcPr>
+            <w:tcW w:type="dxa" w:w="2016"/>
+            <w:vAlign w:val="top"/>
+          </w:tcPr>
+          <w:p>
+            <w:r>
+              <w:rPr>
+                <w:rFonts w:ascii="Arial" w:hAnsi="Arial" w:eastAsia="Arial"/>
+              </w:rPr>
+            </w:r>
+            <w:r>
+              <w:rPr>
+                <w:rFonts w:ascii="Arial" w:hAnsi="Arial" w:eastAsia="Arial"/>
+                <w:b w:val="0"/>
+                <w:sz w:val="18"/>
+              </w:rPr>
+            </w:r>
+          </w:p>
+        </w:tc>
+        <w:tc>
+          <w:tcPr>
+            <w:tcW w:type="dxa" w:w="1584"/>
+            <w:vAlign w:val="top"/>
+          </w:tcPr>
+          <w:p>
+            <w:r>
+              <w:rPr>
+                <w:rFonts w:ascii="Arial" w:hAnsi="Arial" w:eastAsia="Arial"/>
+              </w:rPr>
+            </w:r>
+            <w:r>
+              <w:rPr>
+                <w:rFonts w:ascii="Arial" w:hAnsi="Arial" w:eastAsia="Arial"/>
+                <w:b w:val="0"/>
+                <w:sz w:val="18"/>
+              </w:rPr>
+            </w:r>
+          </w:p>
+        </w:tc>
+        <w:tc>
+          <w:tcPr>
+            <w:tcW w:type="dxa" w:w="3312"/>
+            <w:vAlign w:val="top"/>
+          </w:tcPr>
+          <w:p>
+            <w:r>
+              <w:rPr>
+                <w:rFonts w:ascii="Arial" w:hAnsi="Arial" w:eastAsia="Arial"/>
+              </w:rPr>
+            </w:r>
+            <w:r>
+              <w:rPr>
+                <w:rFonts w:ascii="Arial" w:hAnsi="Arial" w:eastAsia="Arial"/>
+                <w:b w:val="0"/>
+                <w:sz w:val="18"/>
+              </w:rPr>
             </w:r>
           </w:p>
         </w:tc>
@@ -8416,7 +7702,7 @@
                 <w:b w:val="0"/>
                 <w:sz w:val="18"/>
               </w:rPr>
-              <w:t>Principal</w:t>
+              <w:t>Administrator / Guidance / Records</w:t>
             </w:r>
           </w:p>
         </w:tc>
@@ -8427,121 +7713,7 @@
           </w:tcPr>
           <w:p>
             <w:r>
-              <w:rPr>
-                <w:rFonts w:ascii="Arial" w:hAnsi="Arial" w:eastAsia="Arial"/>
-              </w:rPr>
-            </w:r>
-            <w:r>
-              <w:rPr>
-                <w:rFonts w:ascii="Arial" w:hAnsi="Arial" w:eastAsia="Arial"/>
-                <w:b w:val="0"/>
-                <w:sz w:val="18"/>
-              </w:rPr>
-              <w:t>Carlos Chen</w:t>
-            </w:r>
-          </w:p>
-        </w:tc>
-        <w:tc>
-          <w:tcPr>
-            <w:tcW w:type="dxa" w:w="2016"/>
-            <w:vAlign w:val="top"/>
-          </w:tcPr>
-          <w:p>
-            <w:r>
-              <w:rPr>
-                <w:rFonts w:ascii="Arial" w:hAnsi="Arial" w:eastAsia="Arial"/>
-              </w:rPr>
-            </w:r>
-            <w:r>
-              <w:rPr>
-                <w:rFonts w:ascii="Arial" w:hAnsi="Arial" w:eastAsia="Arial"/>
-                <w:b w:val="0"/>
-                <w:sz w:val="18"/>
-              </w:rPr>
-            </w:r>
-          </w:p>
-        </w:tc>
-        <w:tc>
-          <w:tcPr>
-            <w:tcW w:type="dxa" w:w="1584"/>
-            <w:vAlign w:val="top"/>
-          </w:tcPr>
-          <w:p>
-            <w:r>
-              <w:rPr>
-                <w:rFonts w:ascii="Arial" w:hAnsi="Arial" w:eastAsia="Arial"/>
-              </w:rPr>
-            </w:r>
-            <w:r>
-              <w:rPr>
-                <w:rFonts w:ascii="Arial" w:hAnsi="Arial" w:eastAsia="Arial"/>
-                <w:b w:val="0"/>
-                <w:sz w:val="18"/>
-              </w:rPr>
-            </w:r>
-          </w:p>
-        </w:tc>
-        <w:tc>
-          <w:tcPr>
-            <w:tcW w:type="dxa" w:w="3312"/>
-            <w:vAlign w:val="top"/>
-          </w:tcPr>
-          <w:p>
-            <w:r>
-              <w:rPr>
-                <w:rFonts w:ascii="Arial" w:hAnsi="Arial" w:eastAsia="Arial"/>
-              </w:rPr>
-            </w:r>
-            <w:r>
-              <w:rPr>
-                <w:rFonts w:ascii="Arial" w:hAnsi="Arial" w:eastAsia="Arial"/>
-                <w:b w:val="0"/>
-                <w:sz w:val="18"/>
-              </w:rPr>
-            </w:r>
-          </w:p>
-        </w:tc>
-      </w:tr>
-      <w:tr>
-        <w:tc>
-          <w:tcPr>
-            <w:tcW w:type="dxa" w:w="2160"/>
-            <w:vAlign w:val="top"/>
-          </w:tcPr>
-          <w:p>
-            <w:r>
-              <w:rPr>
-                <w:rFonts w:ascii="Arial" w:hAnsi="Arial" w:eastAsia="Arial"/>
-              </w:rPr>
-            </w:r>
-            <w:r>
-              <w:rPr>
-                <w:rFonts w:ascii="Arial" w:hAnsi="Arial" w:eastAsia="Arial"/>
-                <w:b w:val="0"/>
-                <w:sz w:val="18"/>
-              </w:rPr>
-              <w:t>Administrator / Guidance / Records</w:t>
-            </w:r>
-          </w:p>
-        </w:tc>
-        <w:tc>
-          <w:tcPr>
-            <w:tcW w:type="dxa" w:w="2160"/>
-            <w:vAlign w:val="top"/>
-          </w:tcPr>
-          <w:p>
-            <w:r>
-              <w:rPr>
-                <w:rFonts w:ascii="Arial" w:hAnsi="Arial" w:eastAsia="Arial"/>
-              </w:rPr>
-            </w:r>
-            <w:r>
-              <w:rPr>
-                <w:rFonts w:ascii="Arial" w:hAnsi="Arial" w:eastAsia="Arial"/>
-                <w:b w:val="0"/>
-                <w:sz w:val="18"/>
-              </w:rPr>
-              <w:t>Carlos Chen</w:t>
+              <w:t>Webtree Academy Admin</w:t>
             </w:r>
           </w:p>
         </w:tc>
@@ -8830,17 +8002,7 @@
           </w:tcPr>
           <w:p>
             <w:r>
-              <w:rPr>
-                <w:rFonts w:ascii="Arial" w:hAnsi="Arial" w:eastAsia="Arial"/>
-              </w:rPr>
-            </w:r>
-            <w:r>
-              <w:rPr>
-                <w:rFonts w:ascii="Arial" w:hAnsi="Arial" w:eastAsia="Arial"/>
-                <w:b w:val="0"/>
-                <w:sz w:val="18"/>
-              </w:rPr>
-              <w:t>1.0</w:t>
+              <w:t>2026-05-12</w:t>
             </w:r>
           </w:p>
         </w:tc>
@@ -8851,17 +8013,7 @@
           </w:tcPr>
           <w:p>
             <w:r>
-              <w:rPr>
-                <w:rFonts w:ascii="Arial" w:hAnsi="Arial" w:eastAsia="Arial"/>
-              </w:rPr>
-            </w:r>
-            <w:r>
-              <w:rPr>
-                <w:rFonts w:ascii="Arial" w:hAnsi="Arial" w:eastAsia="Arial"/>
-                <w:b w:val="0"/>
-                <w:sz w:val="18"/>
-              </w:rPr>
-              <w:t>2026-05-12</w:t>
+              <w:t>Initial TAS2O inspection checklist created for Webtree Academy</w:t>
             </w:r>
           </w:p>
         </w:tc>
@@ -8872,17 +8024,7 @@
           </w:tcPr>
           <w:p>
             <w:r>
-              <w:rPr>
-                <w:rFonts w:ascii="Arial" w:hAnsi="Arial" w:eastAsia="Arial"/>
-              </w:rPr>
-            </w:r>
-            <w:r>
-              <w:rPr>
-                <w:rFonts w:ascii="Arial" w:hAnsi="Arial" w:eastAsia="Arial"/>
-                <w:b w:val="0"/>
-                <w:sz w:val="18"/>
-              </w:rPr>
-              <w:t>[Insert Name]</w:t>
+              <w:t>Carlos Chen</w:t>
             </w:r>
           </w:p>
         </w:tc>
@@ -8893,17 +8035,7 @@
           </w:tcPr>
           <w:p>
             <w:r>
-              <w:rPr>
-                <w:rFonts w:ascii="Arial" w:hAnsi="Arial" w:eastAsia="Arial"/>
-              </w:rPr>
-            </w:r>
-            <w:r>
-              <w:rPr>
-                <w:rFonts w:ascii="Arial" w:hAnsi="Arial" w:eastAsia="Arial"/>
-                <w:b w:val="0"/>
-                <w:sz w:val="18"/>
-              </w:rPr>
-              <w:t>Initial school pre-inspection checklist prepared for TAS2O AI-enhanced course delivery.</w:t>
+              <w:t>Henry Michels</w:t>
             </w:r>
           </w:p>
         </w:tc>

--- a/05_School_Admin_and_Inspection/TAS2O_School_Pre_Inspection_Package_Checklist_AI_Enhanced.docx
+++ b/05_School_Admin_and_Inspection/TAS2O_School_Pre_Inspection_Package_Checklist_AI_Enhanced.docx
@@ -230,7 +230,7 @@
           </w:tcPr>
           <w:p>
             <w:r>
-              <w:t>[ ]</w:t>
+              <w:t>Pending</w:t>
             </w:r>
           </w:p>
         </w:tc>
@@ -274,7 +274,7 @@
           </w:tcPr>
           <w:p>
             <w:r>
-              <w:t>[ ]</w:t>
+              <w:t>Pending</w:t>
             </w:r>
           </w:p>
         </w:tc>
@@ -318,7 +318,7 @@
           </w:tcPr>
           <w:p>
             <w:r>
-              <w:t>[ ]</w:t>
+              <w:t>Pending</w:t>
             </w:r>
           </w:p>
         </w:tc>
@@ -362,7 +362,7 @@
           </w:tcPr>
           <w:p>
             <w:r>
-              <w:t>[ ]</w:t>
+              <w:t>Pending</w:t>
             </w:r>
           </w:p>
         </w:tc>
@@ -406,7 +406,7 @@
           </w:tcPr>
           <w:p>
             <w:r>
-              <w:t>[ ]</w:t>
+              <w:t>Pending</w:t>
             </w:r>
           </w:p>
         </w:tc>
@@ -450,7 +450,7 @@
           </w:tcPr>
           <w:p>
             <w:r>
-              <w:t>[ ]</w:t>
+              <w:t>Pending</w:t>
             </w:r>
           </w:p>
         </w:tc>
@@ -494,7 +494,7 @@
           </w:tcPr>
           <w:p>
             <w:r>
-              <w:t>[ ]</w:t>
+              <w:t>Pending</w:t>
             </w:r>
           </w:p>
         </w:tc>
@@ -538,7 +538,7 @@
           </w:tcPr>
           <w:p>
             <w:r>
-              <w:t>[ ]</w:t>
+              <w:t>Pending</w:t>
             </w:r>
           </w:p>
         </w:tc>
@@ -747,7 +747,7 @@
                 <w:b w:val="0"/>
                 <w:sz w:val="18"/>
               </w:rPr>
-              <w:t>[ ]</w:t>
+              <w:t>Pending</w:t>
             </w:r>
           </w:p>
         </w:tc>
@@ -843,7 +843,7 @@
                 <w:b w:val="0"/>
                 <w:sz w:val="18"/>
               </w:rPr>
-              <w:t>[ ]</w:t>
+              <w:t>Pending</w:t>
             </w:r>
           </w:p>
         </w:tc>
@@ -939,7 +939,7 @@
                 <w:b w:val="0"/>
                 <w:sz w:val="18"/>
               </w:rPr>
-              <w:t>[ ]</w:t>
+              <w:t>Pending</w:t>
             </w:r>
           </w:p>
         </w:tc>
@@ -1035,7 +1035,7 @@
                 <w:b w:val="0"/>
                 <w:sz w:val="18"/>
               </w:rPr>
-              <w:t>[ ]</w:t>
+              <w:t>Pending</w:t>
             </w:r>
           </w:p>
         </w:tc>
@@ -1131,7 +1131,7 @@
                 <w:b w:val="0"/>
                 <w:sz w:val="18"/>
               </w:rPr>
-              <w:t>[ ]</w:t>
+              <w:t>Pending</w:t>
             </w:r>
           </w:p>
         </w:tc>
@@ -1227,7 +1227,7 @@
                 <w:b w:val="0"/>
                 <w:sz w:val="18"/>
               </w:rPr>
-              <w:t>[ ]</w:t>
+              <w:t>Pending</w:t>
             </w:r>
           </w:p>
         </w:tc>
@@ -1323,7 +1323,7 @@
                 <w:b w:val="0"/>
                 <w:sz w:val="18"/>
               </w:rPr>
-              <w:t>[ ]</w:t>
+              <w:t>Pending</w:t>
             </w:r>
           </w:p>
         </w:tc>
@@ -1429,7 +1429,7 @@
                 <w:b w:val="0"/>
                 <w:sz w:val="18"/>
               </w:rPr>
-              <w:t>[ ]</w:t>
+              <w:t>Pending</w:t>
             </w:r>
           </w:p>
         </w:tc>
@@ -1660,7 +1660,7 @@
                 <w:b w:val="0"/>
                 <w:sz w:val="18"/>
               </w:rPr>
-              <w:t>[ ]</w:t>
+              <w:t>Pending</w:t>
             </w:r>
           </w:p>
         </w:tc>
@@ -1756,7 +1756,7 @@
                 <w:b w:val="0"/>
                 <w:sz w:val="18"/>
               </w:rPr>
-              <w:t>[ ]</w:t>
+              <w:t>Pending</w:t>
             </w:r>
           </w:p>
         </w:tc>
@@ -1852,7 +1852,7 @@
                 <w:b w:val="0"/>
                 <w:sz w:val="18"/>
               </w:rPr>
-              <w:t>[ ]</w:t>
+              <w:t>Pending</w:t>
             </w:r>
           </w:p>
         </w:tc>
@@ -1948,7 +1948,7 @@
                 <w:b w:val="0"/>
                 <w:sz w:val="18"/>
               </w:rPr>
-              <w:t>[ ]</w:t>
+              <w:t>Pending</w:t>
             </w:r>
           </w:p>
         </w:tc>
@@ -2044,7 +2044,7 @@
                 <w:b w:val="0"/>
                 <w:sz w:val="18"/>
               </w:rPr>
-              <w:t>[ ]</w:t>
+              <w:t>Pending</w:t>
             </w:r>
           </w:p>
         </w:tc>
@@ -2140,7 +2140,7 @@
                 <w:b w:val="0"/>
                 <w:sz w:val="18"/>
               </w:rPr>
-              <w:t>[ ]</w:t>
+              <w:t>Pending</w:t>
             </w:r>
           </w:p>
         </w:tc>
@@ -2236,7 +2236,7 @@
                 <w:b w:val="0"/>
                 <w:sz w:val="18"/>
               </w:rPr>
-              <w:t>[ ]</w:t>
+              <w:t>Pending</w:t>
             </w:r>
           </w:p>
         </w:tc>
@@ -2332,7 +2332,7 @@
                 <w:b w:val="0"/>
                 <w:sz w:val="18"/>
               </w:rPr>
-              <w:t>[ ]</w:t>
+              <w:t>Pending</w:t>
             </w:r>
           </w:p>
         </w:tc>
@@ -2563,7 +2563,7 @@
                 <w:b w:val="0"/>
                 <w:sz w:val="18"/>
               </w:rPr>
-              <w:t>[ ]</w:t>
+              <w:t>Pending</w:t>
             </w:r>
           </w:p>
         </w:tc>
@@ -2659,7 +2659,7 @@
                 <w:b w:val="0"/>
                 <w:sz w:val="18"/>
               </w:rPr>
-              <w:t>[ ]</w:t>
+              <w:t>Pending</w:t>
             </w:r>
           </w:p>
         </w:tc>
@@ -2755,7 +2755,7 @@
                 <w:b w:val="0"/>
                 <w:sz w:val="18"/>
               </w:rPr>
-              <w:t>[ ]</w:t>
+              <w:t>Pending</w:t>
             </w:r>
           </w:p>
         </w:tc>
@@ -2851,7 +2851,7 @@
                 <w:b w:val="0"/>
                 <w:sz w:val="18"/>
               </w:rPr>
-              <w:t>[ ]</w:t>
+              <w:t>Pending</w:t>
             </w:r>
           </w:p>
         </w:tc>
@@ -2957,7 +2957,7 @@
                 <w:b w:val="0"/>
                 <w:sz w:val="18"/>
               </w:rPr>
-              <w:t>[ ]</w:t>
+              <w:t>Pending</w:t>
             </w:r>
           </w:p>
         </w:tc>
@@ -3053,7 +3053,7 @@
                 <w:b w:val="0"/>
                 <w:sz w:val="18"/>
               </w:rPr>
-              <w:t>[ ]</w:t>
+              <w:t>Pending</w:t>
             </w:r>
           </w:p>
         </w:tc>
@@ -3149,7 +3149,7 @@
                 <w:b w:val="0"/>
                 <w:sz w:val="18"/>
               </w:rPr>
-              <w:t>[ ]</w:t>
+              <w:t>Pending</w:t>
             </w:r>
           </w:p>
         </w:tc>
@@ -3255,7 +3255,7 @@
                 <w:b w:val="0"/>
                 <w:sz w:val="18"/>
               </w:rPr>
-              <w:t>[ ]</w:t>
+              <w:t>Pending</w:t>
             </w:r>
           </w:p>
         </w:tc>
@@ -3486,7 +3486,7 @@
                 <w:b w:val="0"/>
                 <w:sz w:val="18"/>
               </w:rPr>
-              <w:t>[ ]</w:t>
+              <w:t>Pending</w:t>
             </w:r>
           </w:p>
         </w:tc>
@@ -3582,7 +3582,7 @@
                 <w:b w:val="0"/>
                 <w:sz w:val="18"/>
               </w:rPr>
-              <w:t>[ ]</w:t>
+              <w:t>Pending</w:t>
             </w:r>
           </w:p>
         </w:tc>
@@ -3678,7 +3678,7 @@
                 <w:b w:val="0"/>
                 <w:sz w:val="18"/>
               </w:rPr>
-              <w:t>[ ]</w:t>
+              <w:t>Pending</w:t>
             </w:r>
           </w:p>
         </w:tc>
@@ -3784,7 +3784,7 @@
                 <w:b w:val="0"/>
                 <w:sz w:val="18"/>
               </w:rPr>
-              <w:t>[ ]</w:t>
+              <w:t>Pending</w:t>
             </w:r>
           </w:p>
         </w:tc>
@@ -3880,7 +3880,7 @@
                 <w:b w:val="0"/>
                 <w:sz w:val="18"/>
               </w:rPr>
-              <w:t>[ ]</w:t>
+              <w:t>Pending</w:t>
             </w:r>
           </w:p>
         </w:tc>
@@ -3986,7 +3986,7 @@
                 <w:b w:val="0"/>
                 <w:sz w:val="18"/>
               </w:rPr>
-              <w:t>[ ]</w:t>
+              <w:t>Pending</w:t>
             </w:r>
           </w:p>
         </w:tc>
@@ -4082,7 +4082,7 @@
                 <w:b w:val="0"/>
                 <w:sz w:val="18"/>
               </w:rPr>
-              <w:t>[ ]</w:t>
+              <w:t>Pending</w:t>
             </w:r>
           </w:p>
         </w:tc>
@@ -4313,7 +4313,7 @@
                 <w:b w:val="0"/>
                 <w:sz w:val="18"/>
               </w:rPr>
-              <w:t>[ ]</w:t>
+              <w:t>Pending</w:t>
             </w:r>
           </w:p>
         </w:tc>
@@ -4409,7 +4409,7 @@
                 <w:b w:val="0"/>
                 <w:sz w:val="18"/>
               </w:rPr>
-              <w:t>[ ]</w:t>
+              <w:t>Pending</w:t>
             </w:r>
           </w:p>
         </w:tc>
@@ -4505,7 +4505,7 @@
                 <w:b w:val="0"/>
                 <w:sz w:val="18"/>
               </w:rPr>
-              <w:t>[ ]</w:t>
+              <w:t>Pending</w:t>
             </w:r>
           </w:p>
         </w:tc>
@@ -4601,7 +4601,7 @@
                 <w:b w:val="0"/>
                 <w:sz w:val="18"/>
               </w:rPr>
-              <w:t>[ ]</w:t>
+              <w:t>Pending</w:t>
             </w:r>
           </w:p>
         </w:tc>
@@ -4697,7 +4697,7 @@
                 <w:b w:val="0"/>
                 <w:sz w:val="18"/>
               </w:rPr>
-              <w:t>[ ]</w:t>
+              <w:t>Pending</w:t>
             </w:r>
           </w:p>
         </w:tc>
@@ -4793,7 +4793,7 @@
                 <w:b w:val="0"/>
                 <w:sz w:val="18"/>
               </w:rPr>
-              <w:t>[ ]</w:t>
+              <w:t>Pending</w:t>
             </w:r>
           </w:p>
         </w:tc>
@@ -4889,7 +4889,7 @@
                 <w:b w:val="0"/>
                 <w:sz w:val="18"/>
               </w:rPr>
-              <w:t>[ ]</w:t>
+              <w:t>Pending</w:t>
             </w:r>
           </w:p>
         </w:tc>
@@ -4995,7 +4995,7 @@
                 <w:b w:val="0"/>
                 <w:sz w:val="18"/>
               </w:rPr>
-              <w:t>[ ]</w:t>
+              <w:t>Pending</w:t>
             </w:r>
           </w:p>
         </w:tc>
@@ -5226,7 +5226,7 @@
                 <w:b w:val="0"/>
                 <w:sz w:val="18"/>
               </w:rPr>
-              <w:t>[ ]</w:t>
+              <w:t>Pending</w:t>
             </w:r>
           </w:p>
         </w:tc>
@@ -5322,7 +5322,7 @@
                 <w:b w:val="0"/>
                 <w:sz w:val="18"/>
               </w:rPr>
-              <w:t>[ ]</w:t>
+              <w:t>Pending</w:t>
             </w:r>
           </w:p>
         </w:tc>
@@ -5428,7 +5428,7 @@
                 <w:b w:val="0"/>
                 <w:sz w:val="18"/>
               </w:rPr>
-              <w:t>[ ]</w:t>
+              <w:t>Pending</w:t>
             </w:r>
           </w:p>
         </w:tc>
@@ -5524,7 +5524,7 @@
                 <w:b w:val="0"/>
                 <w:sz w:val="18"/>
               </w:rPr>
-              <w:t>[ ]</w:t>
+              <w:t>Pending</w:t>
             </w:r>
           </w:p>
         </w:tc>
@@ -5620,7 +5620,7 @@
                 <w:b w:val="0"/>
                 <w:sz w:val="18"/>
               </w:rPr>
-              <w:t>[ ]</w:t>
+              <w:t>Pending</w:t>
             </w:r>
           </w:p>
         </w:tc>
@@ -5716,7 +5716,7 @@
                 <w:b w:val="0"/>
                 <w:sz w:val="18"/>
               </w:rPr>
-              <w:t>[ ]</w:t>
+              <w:t>Pending</w:t>
             </w:r>
           </w:p>
         </w:tc>
@@ -5812,7 +5812,7 @@
                 <w:b w:val="0"/>
                 <w:sz w:val="18"/>
               </w:rPr>
-              <w:t>[ ]</w:t>
+              <w:t>Pending</w:t>
             </w:r>
           </w:p>
         </w:tc>
@@ -6053,7 +6053,7 @@
                 <w:b w:val="0"/>
                 <w:sz w:val="18"/>
               </w:rPr>
-              <w:t>[ ]</w:t>
+              <w:t>Pending</w:t>
             </w:r>
           </w:p>
         </w:tc>
@@ -6149,7 +6149,7 @@
                 <w:b w:val="0"/>
                 <w:sz w:val="18"/>
               </w:rPr>
-              <w:t>[ ]</w:t>
+              <w:t>Pending</w:t>
             </w:r>
           </w:p>
         </w:tc>
@@ -6245,7 +6245,7 @@
                 <w:b w:val="0"/>
                 <w:sz w:val="18"/>
               </w:rPr>
-              <w:t>[ ]</w:t>
+              <w:t>Pending</w:t>
             </w:r>
           </w:p>
         </w:tc>
@@ -6351,7 +6351,7 @@
                 <w:b w:val="0"/>
                 <w:sz w:val="18"/>
               </w:rPr>
-              <w:t>[ ]</w:t>
+              <w:t>Pending</w:t>
             </w:r>
           </w:p>
         </w:tc>
@@ -6447,7 +6447,7 @@
                 <w:b w:val="0"/>
                 <w:sz w:val="18"/>
               </w:rPr>
-              <w:t>[ ]</w:t>
+              <w:t>Pending</w:t>
             </w:r>
           </w:p>
         </w:tc>
@@ -6543,7 +6543,7 @@
                 <w:b w:val="0"/>
                 <w:sz w:val="18"/>
               </w:rPr>
-              <w:t>[ ]</w:t>
+              <w:t>Pending</w:t>
             </w:r>
           </w:p>
         </w:tc>

--- a/05_School_Admin_and_Inspection/TAS2O_School_Pre_Inspection_Package_Checklist_AI_Enhanced.docx
+++ b/05_School_Admin_and_Inspection/TAS2O_School_Pre_Inspection_Package_Checklist_AI_Enhanced.docx
@@ -351,7 +351,7 @@
           </w:tcPr>
           <w:p>
             <w:r>
-              <w:t>OEN collection, OSR/OST process, enrolment records, attendance and make-up hours.</w:t>
+              <w:t>OEN collection, OSR/OST process, enrolment records, attendance and make-up hours, community involvement hours, and OSSLT/OSSLC support notes.</w:t>
             </w:r>
           </w:p>
         </w:tc>
@@ -1398,17 +1398,7 @@
           </w:tcPr>
           <w:p>
             <w:r>
-              <w:rPr>
-                <w:rFonts w:ascii="Arial" w:hAnsi="Arial" w:eastAsia="Arial"/>
-              </w:rPr>
-            </w:r>
-            <w:r>
-              <w:rPr>
-                <w:rFonts w:ascii="Arial" w:hAnsi="Arial" w:eastAsia="Arial"/>
-                <w:b w:val="0"/>
-                <w:sz w:val="18"/>
-              </w:rPr>
-              <w:t>Assessment, attendance, academic honesty, AI use, safety, accommodations, and late/missed work policies are consistent across documents.</w:t>
+              <w:t>Assessment, attendance, academic honesty, AI use, safety, accommodations, late/missed work, OSR/OST, OSSLT/OSSLC, and community involvement policies are consistent across documents.</w:t>
             </w:r>
           </w:p>
         </w:tc>
@@ -3551,6 +3541,17 @@
           </w:tcPr>
           <w:p>
             <w:r>
+              <w:t>OEN and OSR/OST location are verified or documented; procedures are ready for students whose OSR is held elsewhere.</w:t>
+            </w:r>
+          </w:p>
+        </w:tc>
+        <w:tc>
+          <w:tcPr>
+            <w:tcW w:type="dxa" w:w="1080"/>
+            <w:vAlign w:val="top"/>
+          </w:tcPr>
+          <w:p>
+            <w:r>
               <w:rPr>
                 <w:rFonts w:ascii="Arial" w:hAnsi="Arial" w:eastAsia="Arial"/>
               </w:rPr>
@@ -3561,13 +3562,24 @@
                 <w:b w:val="0"/>
                 <w:sz w:val="18"/>
               </w:rPr>
-              <w:t>OEN and OSR location are verified or documented; procedures are ready for students whose OSR is held elsewhere.</w:t>
-            </w:r>
-          </w:p>
-        </w:tc>
-        <w:tc>
-          <w:tcPr>
-            <w:tcW w:type="dxa" w:w="1080"/>
+              <w:t>Pending</w:t>
+            </w:r>
+          </w:p>
+        </w:tc>
+        <w:tc>
+          <w:tcPr>
+            <w:tcW w:type="dxa" w:w="1224"/>
+            <w:vAlign w:val="top"/>
+          </w:tcPr>
+          <w:p>
+            <w:r>
+              <w:t>Webtree Academy Admin</w:t>
+            </w:r>
+          </w:p>
+        </w:tc>
+        <w:tc>
+          <w:tcPr>
+            <w:tcW w:type="dxa" w:w="1944"/>
             <w:vAlign w:val="top"/>
           </w:tcPr>
           <w:p>
@@ -3582,24 +3594,14 @@
                 <w:b w:val="0"/>
                 <w:sz w:val="18"/>
               </w:rPr>
-              <w:t>Pending</w:t>
-            </w:r>
-          </w:p>
-        </w:tc>
-        <w:tc>
-          <w:tcPr>
-            <w:tcW w:type="dxa" w:w="1224"/>
-            <w:vAlign w:val="top"/>
-          </w:tcPr>
-          <w:p>
-            <w:r>
-              <w:t>Webtree Academy Admin</w:t>
-            </w:r>
-          </w:p>
-        </w:tc>
-        <w:tc>
-          <w:tcPr>
-            <w:tcW w:type="dxa" w:w="1944"/>
+            </w:r>
+          </w:p>
+        </w:tc>
+      </w:tr>
+      <w:tr>
+        <w:tc>
+          <w:tcPr>
+            <w:tcW w:type="dxa" w:w="1800"/>
             <w:vAlign w:val="top"/>
           </w:tcPr>
           <w:p>
@@ -3614,6 +3616,90 @@
                 <w:b w:val="0"/>
                 <w:sz w:val="18"/>
               </w:rPr>
+              <w:t>Prerequisite check</w:t>
+            </w:r>
+          </w:p>
+        </w:tc>
+        <w:tc>
+          <w:tcPr>
+            <w:tcW w:type="dxa" w:w="4608"/>
+            <w:vAlign w:val="top"/>
+          </w:tcPr>
+          <w:p>
+            <w:r>
+              <w:rPr>
+                <w:rFonts w:ascii="Arial" w:hAnsi="Arial" w:eastAsia="Arial"/>
+              </w:rPr>
+            </w:r>
+            <w:r>
+              <w:rPr>
+                <w:rFonts w:ascii="Arial" w:hAnsi="Arial" w:eastAsia="Arial"/>
+                <w:b w:val="0"/>
+                <w:sz w:val="18"/>
+              </w:rPr>
+              <w:t>TAS2O has no prerequisite; this is noted in enrolment and course calendar materials.</w:t>
+            </w:r>
+          </w:p>
+        </w:tc>
+        <w:tc>
+          <w:tcPr>
+            <w:tcW w:type="dxa" w:w="1080"/>
+            <w:vAlign w:val="top"/>
+          </w:tcPr>
+          <w:p>
+            <w:r>
+              <w:rPr>
+                <w:rFonts w:ascii="Arial" w:hAnsi="Arial" w:eastAsia="Arial"/>
+              </w:rPr>
+            </w:r>
+            <w:r>
+              <w:rPr>
+                <w:rFonts w:ascii="Arial" w:hAnsi="Arial" w:eastAsia="Arial"/>
+                <w:b w:val="0"/>
+                <w:sz w:val="18"/>
+              </w:rPr>
+              <w:t>Pending</w:t>
+            </w:r>
+          </w:p>
+        </w:tc>
+        <w:tc>
+          <w:tcPr>
+            <w:tcW w:type="dxa" w:w="1224"/>
+            <w:vAlign w:val="top"/>
+          </w:tcPr>
+          <w:p>
+            <w:r>
+              <w:rPr>
+                <w:rFonts w:ascii="Arial" w:hAnsi="Arial" w:eastAsia="Arial"/>
+              </w:rPr>
+            </w:r>
+            <w:r>
+              <w:rPr>
+                <w:rFonts w:ascii="Arial" w:hAnsi="Arial" w:eastAsia="Arial"/>
+                <w:b w:val="0"/>
+                <w:sz w:val="18"/>
+              </w:rPr>
+              <w:t>Admin/Teacher</w:t>
+            </w:r>
+          </w:p>
+        </w:tc>
+        <w:tc>
+          <w:tcPr>
+            <w:tcW w:type="dxa" w:w="1944"/>
+            <w:vAlign w:val="top"/>
+          </w:tcPr>
+          <w:p>
+            <w:r>
+              <w:rPr>
+                <w:rFonts w:ascii="Arial" w:hAnsi="Arial" w:eastAsia="Arial"/>
+              </w:rPr>
+            </w:r>
+            <w:r>
+              <w:rPr>
+                <w:rFonts w:ascii="Arial" w:hAnsi="Arial" w:eastAsia="Arial"/>
+                <w:b w:val="0"/>
+                <w:sz w:val="18"/>
+              </w:rPr>
             </w:r>
           </w:p>
         </w:tc>
@@ -3636,7 +3722,7 @@
                 <w:b w:val="0"/>
                 <w:sz w:val="18"/>
               </w:rPr>
-              <w:t>Prerequisite check</w:t>
+              <w:t>Attendance log</w:t>
             </w:r>
           </w:p>
         </w:tc>
@@ -3657,7 +3743,7 @@
                 <w:b w:val="0"/>
                 <w:sz w:val="18"/>
               </w:rPr>
-              <w:t>TAS2O has no prerequisite; this is noted in enrolment and course calendar materials.</w:t>
+              <w:t>Daily attendance template or SIS setup records instructional minutes, absences, lates, make-up hours, and teacher verification.</w:t>
             </w:r>
           </w:p>
         </w:tc>
@@ -3689,6 +3775,17 @@
           </w:tcPr>
           <w:p>
             <w:r>
+              <w:t>Carlos Chen / Webtree Academy Admin</w:t>
+            </w:r>
+          </w:p>
+        </w:tc>
+        <w:tc>
+          <w:tcPr>
+            <w:tcW w:type="dxa" w:w="1944"/>
+            <w:vAlign w:val="top"/>
+          </w:tcPr>
+          <w:p>
+            <w:r>
               <w:rPr>
                 <w:rFonts w:ascii="Arial" w:hAnsi="Arial" w:eastAsia="Arial"/>
               </w:rPr>
@@ -3699,13 +3796,14 @@
                 <w:b w:val="0"/>
                 <w:sz w:val="18"/>
               </w:rPr>
-              <w:t>Admin/Teacher</w:t>
-            </w:r>
-          </w:p>
-        </w:tc>
-        <w:tc>
-          <w:tcPr>
-            <w:tcW w:type="dxa" w:w="1944"/>
+            </w:r>
+          </w:p>
+        </w:tc>
+      </w:tr>
+      <w:tr>
+        <w:tc>
+          <w:tcPr>
+            <w:tcW w:type="dxa" w:w="1800"/>
             <w:vAlign w:val="top"/>
           </w:tcPr>
           <w:p>
@@ -3720,6 +3818,90 @@
                 <w:b w:val="0"/>
                 <w:sz w:val="18"/>
               </w:rPr>
+              <w:t>110-hour evidence</w:t>
+            </w:r>
+          </w:p>
+        </w:tc>
+        <w:tc>
+          <w:tcPr>
+            <w:tcW w:type="dxa" w:w="4608"/>
+            <w:vAlign w:val="top"/>
+          </w:tcPr>
+          <w:p>
+            <w:r>
+              <w:rPr>
+                <w:rFonts w:ascii="Arial" w:hAnsi="Arial" w:eastAsia="Arial"/>
+              </w:rPr>
+            </w:r>
+            <w:r>
+              <w:rPr>
+                <w:rFonts w:ascii="Arial" w:hAnsi="Arial" w:eastAsia="Arial"/>
+                <w:b w:val="0"/>
+                <w:sz w:val="18"/>
+              </w:rPr>
+              <w:t>Course schedule and attendance evidence together demonstrate sufficient instructional hours for enrolled students.</w:t>
+            </w:r>
+          </w:p>
+        </w:tc>
+        <w:tc>
+          <w:tcPr>
+            <w:tcW w:type="dxa" w:w="1080"/>
+            <w:vAlign w:val="top"/>
+          </w:tcPr>
+          <w:p>
+            <w:r>
+              <w:rPr>
+                <w:rFonts w:ascii="Arial" w:hAnsi="Arial" w:eastAsia="Arial"/>
+              </w:rPr>
+            </w:r>
+            <w:r>
+              <w:rPr>
+                <w:rFonts w:ascii="Arial" w:hAnsi="Arial" w:eastAsia="Arial"/>
+                <w:b w:val="0"/>
+                <w:sz w:val="18"/>
+              </w:rPr>
+              <w:t>Pending</w:t>
+            </w:r>
+          </w:p>
+        </w:tc>
+        <w:tc>
+          <w:tcPr>
+            <w:tcW w:type="dxa" w:w="1224"/>
+            <w:vAlign w:val="top"/>
+          </w:tcPr>
+          <w:p>
+            <w:r>
+              <w:rPr>
+                <w:rFonts w:ascii="Arial" w:hAnsi="Arial" w:eastAsia="Arial"/>
+              </w:rPr>
+            </w:r>
+            <w:r>
+              <w:rPr>
+                <w:rFonts w:ascii="Arial" w:hAnsi="Arial" w:eastAsia="Arial"/>
+                <w:b w:val="0"/>
+                <w:sz w:val="18"/>
+              </w:rPr>
+              <w:t>Principal/Teacher</w:t>
+            </w:r>
+          </w:p>
+        </w:tc>
+        <w:tc>
+          <w:tcPr>
+            <w:tcW w:type="dxa" w:w="1944"/>
+            <w:vAlign w:val="top"/>
+          </w:tcPr>
+          <w:p>
+            <w:r>
+              <w:rPr>
+                <w:rFonts w:ascii="Arial" w:hAnsi="Arial" w:eastAsia="Arial"/>
+              </w:rPr>
+            </w:r>
+            <w:r>
+              <w:rPr>
+                <w:rFonts w:ascii="Arial" w:hAnsi="Arial" w:eastAsia="Arial"/>
+                <w:b w:val="0"/>
+                <w:sz w:val="18"/>
+              </w:rPr>
             </w:r>
           </w:p>
         </w:tc>
@@ -3742,7 +3924,7 @@
                 <w:b w:val="0"/>
                 <w:sz w:val="18"/>
               </w:rPr>
-              <w:t>Attendance log</w:t>
+              <w:t>Online/blended evidence</w:t>
             </w:r>
           </w:p>
         </w:tc>
@@ -3763,7 +3945,7 @@
                 <w:b w:val="0"/>
                 <w:sz w:val="18"/>
               </w:rPr>
-              <w:t>Daily attendance template or SIS setup records instructional minutes, absences, lates, make-up hours, and teacher verification.</w:t>
+              <w:t>If applicable, LMS activity, synchronous attendance, submissions, teacher feedback, and time-on-task evidence are collected.</w:t>
             </w:r>
           </w:p>
         </w:tc>
@@ -3795,7 +3977,7 @@
           </w:tcPr>
           <w:p>
             <w:r>
-              <w:t>Carlos Chen / Webtree Academy Admin</w:t>
+              <w:t>Carlos Chen</w:t>
             </w:r>
           </w:p>
         </w:tc>
@@ -3838,7 +4020,7 @@
                 <w:b w:val="0"/>
                 <w:sz w:val="18"/>
               </w:rPr>
-              <w:t>110-hour evidence</w:t>
+              <w:t>Student portfolio</w:t>
             </w:r>
           </w:p>
         </w:tc>
@@ -3859,7 +4041,7 @@
                 <w:b w:val="0"/>
                 <w:sz w:val="18"/>
               </w:rPr>
-              <w:t>Course schedule and attendance evidence together demonstrate sufficient instructional hours for enrolled students.</w:t>
+              <w:t>Each student has a portfolio structure for major tasks, AI logs, safety evidence, photos, videos, testing data, and final reflection.</w:t>
             </w:r>
           </w:p>
         </w:tc>
@@ -3891,6 +4073,17 @@
           </w:tcPr>
           <w:p>
             <w:r>
+              <w:t>Carlos Chen</w:t>
+            </w:r>
+          </w:p>
+        </w:tc>
+        <w:tc>
+          <w:tcPr>
+            <w:tcW w:type="dxa" w:w="1944"/>
+            <w:vAlign w:val="top"/>
+          </w:tcPr>
+          <w:p>
+            <w:r>
               <w:rPr>
                 <w:rFonts w:ascii="Arial" w:hAnsi="Arial" w:eastAsia="Arial"/>
               </w:rPr>
@@ -3901,27 +4094,6 @@
                 <w:b w:val="0"/>
                 <w:sz w:val="18"/>
               </w:rPr>
-              <w:t>Principal/Teacher</w:t>
-            </w:r>
-          </w:p>
-        </w:tc>
-        <w:tc>
-          <w:tcPr>
-            <w:tcW w:type="dxa" w:w="1944"/>
-            <w:vAlign w:val="top"/>
-          </w:tcPr>
-          <w:p>
-            <w:r>
-              <w:rPr>
-                <w:rFonts w:ascii="Arial" w:hAnsi="Arial" w:eastAsia="Arial"/>
-              </w:rPr>
-            </w:r>
-            <w:r>
-              <w:rPr>
-                <w:rFonts w:ascii="Arial" w:hAnsi="Arial" w:eastAsia="Arial"/>
-                <w:b w:val="0"/>
-                <w:sz w:val="18"/>
-              </w:rPr>
             </w:r>
           </w:p>
         </w:tc>
@@ -3929,191 +4101,51 @@
       <w:tr>
         <w:tc>
           <w:tcPr>
-            <w:tcW w:type="dxa" w:w="1800"/>
-            <w:vAlign w:val="top"/>
-          </w:tcPr>
-          <w:p>
-            <w:r>
-              <w:rPr>
-                <w:rFonts w:ascii="Arial" w:hAnsi="Arial" w:eastAsia="Arial"/>
-              </w:rPr>
-            </w:r>
-            <w:r>
-              <w:rPr>
-                <w:rFonts w:ascii="Arial" w:hAnsi="Arial" w:eastAsia="Arial"/>
-                <w:b w:val="0"/>
-                <w:sz w:val="18"/>
-              </w:rPr>
-              <w:t>Online/blended evidence</w:t>
-            </w:r>
-          </w:p>
-        </w:tc>
-        <w:tc>
-          <w:tcPr>
-            <w:tcW w:type="dxa" w:w="4608"/>
-            <w:vAlign w:val="top"/>
-          </w:tcPr>
-          <w:p>
-            <w:r>
-              <w:rPr>
-                <w:rFonts w:ascii="Arial" w:hAnsi="Arial" w:eastAsia="Arial"/>
-              </w:rPr>
-            </w:r>
-            <w:r>
-              <w:rPr>
-                <w:rFonts w:ascii="Arial" w:hAnsi="Arial" w:eastAsia="Arial"/>
-                <w:b w:val="0"/>
-                <w:sz w:val="18"/>
-              </w:rPr>
-              <w:t>If applicable, LMS activity, synchronous attendance, submissions, teacher feedback, and time-on-task evidence are collected.</w:t>
-            </w:r>
-          </w:p>
-        </w:tc>
-        <w:tc>
-          <w:tcPr>
-            <w:tcW w:type="dxa" w:w="1080"/>
-            <w:vAlign w:val="top"/>
-          </w:tcPr>
-          <w:p>
-            <w:r>
-              <w:rPr>
-                <w:rFonts w:ascii="Arial" w:hAnsi="Arial" w:eastAsia="Arial"/>
-              </w:rPr>
-            </w:r>
-            <w:r>
-              <w:rPr>
-                <w:rFonts w:ascii="Arial" w:hAnsi="Arial" w:eastAsia="Arial"/>
-                <w:b w:val="0"/>
-                <w:sz w:val="18"/>
-              </w:rPr>
+            <w:tcW w:type="dxa" w:w="2074"/>
+          </w:tcPr>
+          <w:p>
+            <w:r>
+              <w:t>Literacy and community involvement</w:t>
+            </w:r>
+          </w:p>
+        </w:tc>
+        <w:tc>
+          <w:tcPr>
+            <w:tcW w:type="dxa" w:w="2074"/>
+          </w:tcPr>
+          <w:p>
+            <w:r>
+              <w:t>OSSLT / OSSLC procedure and community involvement 40-hour log template are ready for student guidance and record keeping.</w:t>
+            </w:r>
+          </w:p>
+        </w:tc>
+        <w:tc>
+          <w:tcPr>
+            <w:tcW w:type="dxa" w:w="2074"/>
+          </w:tcPr>
+          <w:p>
+            <w:r>
               <w:t>Pending</w:t>
             </w:r>
           </w:p>
         </w:tc>
         <w:tc>
           <w:tcPr>
-            <w:tcW w:type="dxa" w:w="1224"/>
-            <w:vAlign w:val="top"/>
-          </w:tcPr>
-          <w:p>
-            <w:r>
-              <w:t>Carlos Chen</w:t>
-            </w:r>
-          </w:p>
-        </w:tc>
-        <w:tc>
-          <w:tcPr>
-            <w:tcW w:type="dxa" w:w="1944"/>
-            <w:vAlign w:val="top"/>
-          </w:tcPr>
-          <w:p>
-            <w:r>
-              <w:rPr>
-                <w:rFonts w:ascii="Arial" w:hAnsi="Arial" w:eastAsia="Arial"/>
-              </w:rPr>
-            </w:r>
-            <w:r>
-              <w:rPr>
-                <w:rFonts w:ascii="Arial" w:hAnsi="Arial" w:eastAsia="Arial"/>
-                <w:b w:val="0"/>
-                <w:sz w:val="18"/>
-              </w:rPr>
-            </w:r>
-          </w:p>
-        </w:tc>
-      </w:tr>
-      <w:tr>
-        <w:tc>
-          <w:tcPr>
-            <w:tcW w:type="dxa" w:w="1800"/>
-            <w:vAlign w:val="top"/>
-          </w:tcPr>
-          <w:p>
-            <w:r>
-              <w:rPr>
-                <w:rFonts w:ascii="Arial" w:hAnsi="Arial" w:eastAsia="Arial"/>
-              </w:rPr>
-            </w:r>
-            <w:r>
-              <w:rPr>
-                <w:rFonts w:ascii="Arial" w:hAnsi="Arial" w:eastAsia="Arial"/>
-                <w:b w:val="0"/>
-                <w:sz w:val="18"/>
-              </w:rPr>
-              <w:t>Student portfolio</w:t>
-            </w:r>
-          </w:p>
-        </w:tc>
-        <w:tc>
-          <w:tcPr>
-            <w:tcW w:type="dxa" w:w="4608"/>
-            <w:vAlign w:val="top"/>
-          </w:tcPr>
-          <w:p>
-            <w:r>
-              <w:rPr>
-                <w:rFonts w:ascii="Arial" w:hAnsi="Arial" w:eastAsia="Arial"/>
-              </w:rPr>
-            </w:r>
-            <w:r>
-              <w:rPr>
-                <w:rFonts w:ascii="Arial" w:hAnsi="Arial" w:eastAsia="Arial"/>
-                <w:b w:val="0"/>
-                <w:sz w:val="18"/>
-              </w:rPr>
-              <w:t>Each student has a portfolio structure for major tasks, AI logs, safety evidence, photos, videos, testing data, and final reflection.</w:t>
-            </w:r>
-          </w:p>
-        </w:tc>
-        <w:tc>
-          <w:tcPr>
-            <w:tcW w:type="dxa" w:w="1080"/>
-            <w:vAlign w:val="top"/>
-          </w:tcPr>
-          <w:p>
-            <w:r>
-              <w:rPr>
-                <w:rFonts w:ascii="Arial" w:hAnsi="Arial" w:eastAsia="Arial"/>
-              </w:rPr>
-            </w:r>
-            <w:r>
-              <w:rPr>
-                <w:rFonts w:ascii="Arial" w:hAnsi="Arial" w:eastAsia="Arial"/>
-                <w:b w:val="0"/>
-                <w:sz w:val="18"/>
-              </w:rPr>
-              <w:t>Pending</w:t>
-            </w:r>
-          </w:p>
-        </w:tc>
-        <w:tc>
-          <w:tcPr>
-            <w:tcW w:type="dxa" w:w="1224"/>
-            <w:vAlign w:val="top"/>
-          </w:tcPr>
-          <w:p>
-            <w:r>
-              <w:t>Carlos Chen</w:t>
-            </w:r>
-          </w:p>
-        </w:tc>
-        <w:tc>
-          <w:tcPr>
-            <w:tcW w:type="dxa" w:w="1944"/>
-            <w:vAlign w:val="top"/>
-          </w:tcPr>
-          <w:p>
-            <w:r>
-              <w:rPr>
-                <w:rFonts w:ascii="Arial" w:hAnsi="Arial" w:eastAsia="Arial"/>
-              </w:rPr>
-            </w:r>
-            <w:r>
-              <w:rPr>
-                <w:rFonts w:ascii="Arial" w:hAnsi="Arial" w:eastAsia="Arial"/>
-                <w:b w:val="0"/>
-                <w:sz w:val="18"/>
-              </w:rPr>
+            <w:tcW w:type="dxa" w:w="2074"/>
+          </w:tcPr>
+          <w:p>
+            <w:r>
+              <w:t>Admin/Teacher</w:t>
+            </w:r>
+          </w:p>
+        </w:tc>
+        <w:tc>
+          <w:tcPr>
+            <w:tcW w:type="dxa" w:w="2074"/>
+          </w:tcPr>
+          <w:p>
+            <w:r>
+              <w:t>Prepare before students need credit, literacy support, or hour tracking.</w:t>
             </w:r>
           </w:p>
         </w:tc>
@@ -6892,6 +6924,41 @@
           </w:tcPr>
           <w:p>
             <w:r>
+              <w:t>Collect enrolment, parent acknowledgements, safety contracts, AI declarations, and initial OSR/OST or record-location information where needed.</w:t>
+            </w:r>
+          </w:p>
+        </w:tc>
+        <w:tc>
+          <w:tcPr>
+            <w:tcW w:type="dxa" w:w="3168"/>
+            <w:vAlign w:val="top"/>
+          </w:tcPr>
+          <w:p>
+            <w:r>
+              <w:t>Teach safety, AI policy, design process, initial diagnostics, and explain OSR/OST, OSSLT, and community involvement procedures to families as applicable.</w:t>
+            </w:r>
+          </w:p>
+        </w:tc>
+        <w:tc>
+          <w:tcPr>
+            <w:tcW w:type="dxa" w:w="3096"/>
+            <w:vAlign w:val="top"/>
+          </w:tcPr>
+          <w:p>
+            <w:r>
+              <w:t>Signed contracts, attendance, onboarding evidence, and record-procedure notes.</w:t>
+            </w:r>
+          </w:p>
+        </w:tc>
+      </w:tr>
+      <w:tr>
+        <w:tc>
+          <w:tcPr>
+            <w:tcW w:type="dxa" w:w="1944"/>
+            <w:vAlign w:val="top"/>
+          </w:tcPr>
+          <w:p>
+            <w:r>
               <w:rPr>
                 <w:rFonts w:ascii="Arial" w:hAnsi="Arial" w:eastAsia="Arial"/>
               </w:rPr>
@@ -6902,13 +6969,48 @@
                 <w:b w:val="0"/>
                 <w:sz w:val="18"/>
               </w:rPr>
-              <w:t>Collect enrolment, parent acknowledgements, safety contracts, AI declarations.</w:t>
+              <w:t>Weeks 2-14</w:t>
+            </w:r>
+          </w:p>
+        </w:tc>
+        <w:tc>
+          <w:tcPr>
+            <w:tcW w:type="dxa" w:w="2880"/>
+            <w:vAlign w:val="top"/>
+          </w:tcPr>
+          <w:p>
+            <w:r>
+              <w:t>Monitor attendance, collect portfolio evidence, address absences and missing work, and maintain OSR/OST and community-involvement support records as needed.</w:t>
             </w:r>
           </w:p>
         </w:tc>
         <w:tc>
           <w:tcPr>
             <w:tcW w:type="dxa" w:w="3168"/>
+            <w:vAlign w:val="top"/>
+          </w:tcPr>
+          <w:p>
+            <w:r>
+              <w:t>Deliver units, assess major tasks, provide feedback, collect AI logs and safety records, and support literacy / record-keeping procedures when needed.</w:t>
+            </w:r>
+          </w:p>
+        </w:tc>
+        <w:tc>
+          <w:tcPr>
+            <w:tcW w:type="dxa" w:w="3096"/>
+            <w:vAlign w:val="top"/>
+          </w:tcPr>
+          <w:p>
+            <w:r>
+              <w:t>Markbook, feedback, student work samples, safety training records, OSR/OST notes, community involvement log, and literacy support notes.</w:t>
+            </w:r>
+          </w:p>
+        </w:tc>
+      </w:tr>
+      <w:tr>
+        <w:tc>
+          <w:tcPr>
+            <w:tcW w:type="dxa" w:w="1944"/>
             <w:vAlign w:val="top"/>
           </w:tcPr>
           <w:p>
@@ -6923,13 +7025,13 @@
                 <w:b w:val="0"/>
                 <w:sz w:val="18"/>
               </w:rPr>
-              <w:t>Teach safety, AI policy, design process, initial diagnostics.</w:t>
-            </w:r>
-          </w:p>
-        </w:tc>
-        <w:tc>
-          <w:tcPr>
-            <w:tcW w:type="dxa" w:w="3096"/>
+              <w:t>Weeks 15-18</w:t>
+            </w:r>
+          </w:p>
+        </w:tc>
+        <w:tc>
+          <w:tcPr>
+            <w:tcW w:type="dxa" w:w="2880"/>
             <w:vAlign w:val="top"/>
           </w:tcPr>
           <w:p>
@@ -6944,7 +7046,49 @@
                 <w:b w:val="0"/>
                 <w:sz w:val="18"/>
               </w:rPr>
-              <w:t>Signed contracts, attendance, onboarding evidence.</w:t>
+              <w:t>Prepare reporting and record transfer process.</w:t>
+            </w:r>
+          </w:p>
+        </w:tc>
+        <w:tc>
+          <w:tcPr>
+            <w:tcW w:type="dxa" w:w="3168"/>
+            <w:vAlign w:val="top"/>
+          </w:tcPr>
+          <w:p>
+            <w:r>
+              <w:rPr>
+                <w:rFonts w:ascii="Arial" w:hAnsi="Arial" w:eastAsia="Arial"/>
+              </w:rPr>
+            </w:r>
+            <w:r>
+              <w:rPr>
+                <w:rFonts w:ascii="Arial" w:hAnsi="Arial" w:eastAsia="Arial"/>
+                <w:b w:val="0"/>
+                <w:sz w:val="18"/>
+              </w:rPr>
+              <w:t>Run capstone, final presentation, final evaluation, final conferencing.</w:t>
+            </w:r>
+          </w:p>
+        </w:tc>
+        <w:tc>
+          <w:tcPr>
+            <w:tcW w:type="dxa" w:w="3096"/>
+            <w:vAlign w:val="top"/>
+          </w:tcPr>
+          <w:p>
+            <w:r>
+              <w:rPr>
+                <w:rFonts w:ascii="Arial" w:hAnsi="Arial" w:eastAsia="Arial"/>
+              </w:rPr>
+            </w:r>
+            <w:r>
+              <w:rPr>
+                <w:rFonts w:ascii="Arial" w:hAnsi="Arial" w:eastAsia="Arial"/>
+                <w:b w:val="0"/>
+                <w:sz w:val="18"/>
+              </w:rPr>
+              <w:t>Final portfolios, rubrics, final grade calculation, report card evidence.</w:t>
             </w:r>
           </w:p>
         </w:tc>
@@ -6967,7 +7111,7 @@
                 <w:b w:val="0"/>
                 <w:sz w:val="18"/>
               </w:rPr>
-              <w:t>Weeks 2-14</w:t>
+              <w:t>After course</w:t>
             </w:r>
           </w:p>
         </w:tc>
@@ -6978,17 +7122,7 @@
           </w:tcPr>
           <w:p>
             <w:r>
-              <w:rPr>
-                <w:rFonts w:ascii="Arial" w:hAnsi="Arial" w:eastAsia="Arial"/>
-              </w:rPr>
-            </w:r>
-            <w:r>
-              <w:rPr>
-                <w:rFonts w:ascii="Arial" w:hAnsi="Arial" w:eastAsia="Arial"/>
-                <w:b w:val="0"/>
-                <w:sz w:val="18"/>
-              </w:rPr>
-              <w:t>Monitor attendance, collect portfolio evidence, address absences and missing work.</w:t>
+              <w:t>Issue report cards, update/transfer credit result, archive records, and confirm OSR/OST and transcript-related filing.</w:t>
             </w:r>
           </w:p>
         </w:tc>
@@ -6999,17 +7133,7 @@
           </w:tcPr>
           <w:p>
             <w:r>
-              <w:rPr>
-                <w:rFonts w:ascii="Arial" w:hAnsi="Arial" w:eastAsia="Arial"/>
-              </w:rPr>
-            </w:r>
-            <w:r>
-              <w:rPr>
-                <w:rFonts w:ascii="Arial" w:hAnsi="Arial" w:eastAsia="Arial"/>
-                <w:b w:val="0"/>
-                <w:sz w:val="18"/>
-              </w:rPr>
-              <w:t>Deliver units, assess major tasks, provide feedback, collect AI logs and safety records.</w:t>
+              <w:t>Reflect on course delivery and revise materials; update any community involvement or literacy support notes that affect records.</w:t>
             </w:r>
           </w:p>
         </w:tc>
@@ -7020,189 +7144,7 @@
           </w:tcPr>
           <w:p>
             <w:r>
-              <w:rPr>
-                <w:rFonts w:ascii="Arial" w:hAnsi="Arial" w:eastAsia="Arial"/>
-              </w:rPr>
-            </w:r>
-            <w:r>
-              <w:rPr>
-                <w:rFonts w:ascii="Arial" w:hAnsi="Arial" w:eastAsia="Arial"/>
-                <w:b w:val="0"/>
-                <w:sz w:val="18"/>
-              </w:rPr>
-              <w:t>Markbook, feedback, student work samples, safety training records.</w:t>
-            </w:r>
-          </w:p>
-        </w:tc>
-      </w:tr>
-      <w:tr>
-        <w:tc>
-          <w:tcPr>
-            <w:tcW w:type="dxa" w:w="1944"/>
-            <w:vAlign w:val="top"/>
-          </w:tcPr>
-          <w:p>
-            <w:r>
-              <w:rPr>
-                <w:rFonts w:ascii="Arial" w:hAnsi="Arial" w:eastAsia="Arial"/>
-              </w:rPr>
-            </w:r>
-            <w:r>
-              <w:rPr>
-                <w:rFonts w:ascii="Arial" w:hAnsi="Arial" w:eastAsia="Arial"/>
-                <w:b w:val="0"/>
-                <w:sz w:val="18"/>
-              </w:rPr>
-              <w:t>Weeks 15-18</w:t>
-            </w:r>
-          </w:p>
-        </w:tc>
-        <w:tc>
-          <w:tcPr>
-            <w:tcW w:type="dxa" w:w="2880"/>
-            <w:vAlign w:val="top"/>
-          </w:tcPr>
-          <w:p>
-            <w:r>
-              <w:rPr>
-                <w:rFonts w:ascii="Arial" w:hAnsi="Arial" w:eastAsia="Arial"/>
-              </w:rPr>
-            </w:r>
-            <w:r>
-              <w:rPr>
-                <w:rFonts w:ascii="Arial" w:hAnsi="Arial" w:eastAsia="Arial"/>
-                <w:b w:val="0"/>
-                <w:sz w:val="18"/>
-              </w:rPr>
-              <w:t>Prepare reporting and record transfer process.</w:t>
-            </w:r>
-          </w:p>
-        </w:tc>
-        <w:tc>
-          <w:tcPr>
-            <w:tcW w:type="dxa" w:w="3168"/>
-            <w:vAlign w:val="top"/>
-          </w:tcPr>
-          <w:p>
-            <w:r>
-              <w:rPr>
-                <w:rFonts w:ascii="Arial" w:hAnsi="Arial" w:eastAsia="Arial"/>
-              </w:rPr>
-            </w:r>
-            <w:r>
-              <w:rPr>
-                <w:rFonts w:ascii="Arial" w:hAnsi="Arial" w:eastAsia="Arial"/>
-                <w:b w:val="0"/>
-                <w:sz w:val="18"/>
-              </w:rPr>
-              <w:t>Run capstone, final presentation, final evaluation, final conferencing.</w:t>
-            </w:r>
-          </w:p>
-        </w:tc>
-        <w:tc>
-          <w:tcPr>
-            <w:tcW w:type="dxa" w:w="3096"/>
-            <w:vAlign w:val="top"/>
-          </w:tcPr>
-          <w:p>
-            <w:r>
-              <w:rPr>
-                <w:rFonts w:ascii="Arial" w:hAnsi="Arial" w:eastAsia="Arial"/>
-              </w:rPr>
-            </w:r>
-            <w:r>
-              <w:rPr>
-                <w:rFonts w:ascii="Arial" w:hAnsi="Arial" w:eastAsia="Arial"/>
-                <w:b w:val="0"/>
-                <w:sz w:val="18"/>
-              </w:rPr>
-              <w:t>Final portfolios, rubrics, final grade calculation, report card evidence.</w:t>
-            </w:r>
-          </w:p>
-        </w:tc>
-      </w:tr>
-      <w:tr>
-        <w:tc>
-          <w:tcPr>
-            <w:tcW w:type="dxa" w:w="1944"/>
-            <w:vAlign w:val="top"/>
-          </w:tcPr>
-          <w:p>
-            <w:r>
-              <w:rPr>
-                <w:rFonts w:ascii="Arial" w:hAnsi="Arial" w:eastAsia="Arial"/>
-              </w:rPr>
-            </w:r>
-            <w:r>
-              <w:rPr>
-                <w:rFonts w:ascii="Arial" w:hAnsi="Arial" w:eastAsia="Arial"/>
-                <w:b w:val="0"/>
-                <w:sz w:val="18"/>
-              </w:rPr>
-              <w:t>After course</w:t>
-            </w:r>
-          </w:p>
-        </w:tc>
-        <w:tc>
-          <w:tcPr>
-            <w:tcW w:type="dxa" w:w="2880"/>
-            <w:vAlign w:val="top"/>
-          </w:tcPr>
-          <w:p>
-            <w:r>
-              <w:rPr>
-                <w:rFonts w:ascii="Arial" w:hAnsi="Arial" w:eastAsia="Arial"/>
-              </w:rPr>
-            </w:r>
-            <w:r>
-              <w:rPr>
-                <w:rFonts w:ascii="Arial" w:hAnsi="Arial" w:eastAsia="Arial"/>
-                <w:b w:val="0"/>
-                <w:sz w:val="18"/>
-              </w:rPr>
-              <w:t>Issue report cards, update/transfer credit result, archive records.</w:t>
-            </w:r>
-          </w:p>
-        </w:tc>
-        <w:tc>
-          <w:tcPr>
-            <w:tcW w:type="dxa" w:w="3168"/>
-            <w:vAlign w:val="top"/>
-          </w:tcPr>
-          <w:p>
-            <w:r>
-              <w:rPr>
-                <w:rFonts w:ascii="Arial" w:hAnsi="Arial" w:eastAsia="Arial"/>
-              </w:rPr>
-            </w:r>
-            <w:r>
-              <w:rPr>
-                <w:rFonts w:ascii="Arial" w:hAnsi="Arial" w:eastAsia="Arial"/>
-                <w:b w:val="0"/>
-                <w:sz w:val="18"/>
-              </w:rPr>
-              <w:t>Reflect on course delivery and revise materials.</w:t>
-            </w:r>
-          </w:p>
-        </w:tc>
-        <w:tc>
-          <w:tcPr>
-            <w:tcW w:type="dxa" w:w="3096"/>
-            <w:vAlign w:val="top"/>
-          </w:tcPr>
-          <w:p>
-            <w:r>
-              <w:rPr>
-                <w:rFonts w:ascii="Arial" w:hAnsi="Arial" w:eastAsia="Arial"/>
-              </w:rPr>
-            </w:r>
-            <w:r>
-              <w:rPr>
-                <w:rFonts w:ascii="Arial" w:hAnsi="Arial" w:eastAsia="Arial"/>
-                <w:b w:val="0"/>
-                <w:sz w:val="18"/>
-              </w:rPr>
-              <w:t>Final report card, OST/credit procedure evidence, revision log.</w:t>
+              <w:t>Final report card, OST/credit procedure evidence, community involvement log, literacy support notes, and revision log.</w:t>
             </w:r>
           </w:p>
         </w:tc>
